--- a/kursovoy-viv/pz/Пояснительная записка — Буев Д.Р. — ВиВ вариант 3.docx
+++ b/kursovoy-viv/pz/Пояснительная записка — Буев Д.Р. — ВиВ вариант 3.docx
@@ -14494,7 +14494,7 @@
     </w:p>
     <w:p>
       <w:r>
-        <w:t>Здание оборудуется системой бытовой канализации К1 с отводом стоков самотёком в дворовую сеть и далее в городской коллектор Ø400 мм. Стояки — вентилируемые: каждый стояк выводится выше кровли на 0,2 м (п. 18.18 СП 30.13330.2020) с тем же диаметром, что и рабочая часть.</w:t>
+        <w:t>Здание оборудуется системой бытовой канализации К1 с отводом стоков самотёком в дворовую сеть и далее в городской коллектор Ø400 мм. Стояки — вентилируемые: каждый стояк выводится выше плоской неэксплуатируемой кровли на 0,2 м (п. 18.18 СП 30.13330.2020) с тем же диаметром, что и рабочая часть: кровля на отметке +35,200, верх вытяжной части +35,400.</w:t>
       </w:r>
     </w:p>
     <w:p>
@@ -14569,7 +14569,7 @@
     </w:p>
     <w:p>
       <w:r>
-        <w:t>Стояки и поэтажные отводы выполняются из полипропиленовых канализационных труб по ГОСТ 32414-2013 [10]: они лёгкие, гладкие, коррозионностойкие и монтируются на раструбах с уплотнительными кольцами. Сборные трубопроводы в подвале и выпуски — из чугунных безраструбных труб SML DN100 на хомутах: негорючие, прочные и бесшумные. Дворовая сеть — из полиэтиленовых гофрированных труб Ø160 мм кольцевой жёсткости SN8 по ГОСТ Р 54475-2011 [11], на песчаном основании.</w:t>
+        <w:t>Стояки и поэтажные отводы выполняются из полипропиленовых канализационных труб по ГОСТ 32414-2013 [10]: они лёгкие, гладкие, коррозионностойкие и монтируются на раструбах с уплотнительными кольцами. Полипропилен горюч, поэтому на стояках под каждым междуэтажным перекрытием и под покрытием устанавливаются противопожарные муфты [11] — по 11 на стояк, всего 66 шт.: при пожаре вспучивающийся вкладыш муфты перекрывает проход трубы через перекрытие. Под перекрытием над подвалом муфта не нужна — ниже плиты стояк чугунный. Сборные трубопроводы в подвале и выпуски — из чугунных безраструбных труб SML DN100 на хомутах: негорючие, прочные и бесшумные. Дворовая сеть — из полиэтиленовых гофрированных труб Ø160 мм кольцевой жёсткости SN8 по ГОСТ Р 54475-2011 [12], на песчаном основании.</w:t>
       </w:r>
     </w:p>
     <w:p>
@@ -16155,7 +16155,7 @@
     </w:p>
     <w:p>
       <w:r>
-        <w:t>Диаметр и уклон подобраны по таблицам А.А. и Н.А. Лукиных [12] (формула Н.Н. Павловского, n = 0,014) из условия незаиляемости (2.3)</w:t>
+        <w:t>Диаметр и уклон подобраны по таблицам А.А. и Н.А. Лукиных [13] (формула Н.Н. Павловского, n = 0,014) из условия незаиляемости (2.3)</w:t>
       </w:r>
     </w:p>
     <w:p>
@@ -16213,7 +16213,7 @@
     </w:p>
     <w:p>
       <w:r>
-        <w:t>При малых расходах условие выполнить нельзя; такие участки безрасчётные — уклон принимается не менее 1/d [1]: 0,02 для d = 100 мм внутри здания и 0,008 для дворовой сети d = 150 мм [13]. Результаты — в таблице 2.2.</w:t>
+        <w:t>При малых расходах условие выполнить нельзя; такие участки безрасчётные — уклон принимается не менее 1/d [1]: 0,02 для d = 100 мм внутри здания и 0,008 для дворовой сети d = 150 мм [14]. Результаты — в таблице 2.2.</w:t>
       </w:r>
     </w:p>
     <w:p>
@@ -18372,7 +18372,7 @@
     </w:p>
     <w:p>
       <w:r>
-        <w:t>Наименьшая глубина заложения лотка труб d ≤ 500 мм принимается на 0,3 м меньше глубины промерзания, но не менее 0,7 м до верха трубы [13], формула (2.4):</w:t>
+        <w:t>Наименьшая глубина заложения лотка труб d ≤ 500 мм принимается на 0,3 м меньше глубины промерзания, но не менее 0,7 м до верха трубы [14], формула (2.4):</w:t>
       </w:r>
     </w:p>
     <w:p>
@@ -19238,17 +19238,22 @@
     </w:p>
     <w:p>
       <w:r>
-        <w:t>11. ГОСТ Р 54475-2011. Трубы полимерные со структурированной стенкой и фасонные части к ним для систем наружной канализации. Технические условия. — Изд. офиц.</w:t>
+        <w:t>11. СП 40-107-2003. Проектирование, монтаж и эксплуатация систем внутренней канализации из полипропиленовых труб. — Изд. офиц.</w:t>
       </w:r>
     </w:p>
     <w:p>
       <w:r>
-        <w:t>12. Лукиных, А.А. Таблицы для гидравлического расчета канализационных сетей и дюкеров по формуле акад. Н.Н. Павловского : справочное пособие / А.А. Лукиных, Н.А. Лукиных. — 4-е изд., доп. — Москва : Стройиздат, 1974. — 156 с.</w:t>
+        <w:t>12. ГОСТ Р 54475-2011. Трубы полимерные со структурированной стенкой и фасонные части к ним для систем наружной канализации. Технические условия. — Изд. офиц.</w:t>
       </w:r>
     </w:p>
     <w:p>
       <w:r>
-        <w:t>13. СП 32.13330.2018. Канализация. Наружные сети и сооружения. Актуализированная редакция СНиП 2.04.03-85. — Изд. офиц.</w:t>
+        <w:t>13. Лукиных, А.А. Таблицы для гидравлического расчета канализационных сетей и дюкеров по формуле акад. Н.Н. Павловского : справочное пособие / А.А. Лукиных, Н.А. Лукиных. — 4-е изд., доп. — Москва : Стройиздат, 1974. — 156 с.</w:t>
+      </w:r>
+    </w:p>
+    <w:p>
+      <w:r>
+        <w:t>14. СП 32.13330.2018. Канализация. Наружные сети и сооружения. Актуализированная редакция СНиП 2.04.03-85. — Изд. офиц.</w:t>
       </w:r>
     </w:p>
     <w:sectPr>

--- a/kursovoy-viv/pz/Пояснительная записка — Буев Д.Р. — ВиВ вариант 3.docx
+++ b/kursovoy-viv/pz/Пояснительная записка — Буев Д.Р. — ВиВ вариант 3.docx
@@ -3346,7 +3346,7 @@
       <w:r>
         <w:t>1.6 Расчёт ввода</w:t>
         <w:tab/>
-        <w:t>12</w:t>
+        <w:t>13</w:t>
       </w:r>
     </w:p>
     <w:p>
@@ -3360,7 +3360,7 @@
       <w:r>
         <w:t>1.7 Подбор счётчиков воды</w:t>
         <w:tab/>
-        <w:t>13</w:t>
+        <w:t>14</w:t>
       </w:r>
     </w:p>
     <w:p>
@@ -3374,7 +3374,7 @@
       <w:r>
         <w:t>1.8 Определение требуемого напора</w:t>
         <w:tab/>
-        <w:t>13</w:t>
+        <w:t>14</w:t>
       </w:r>
     </w:p>
     <w:p>
@@ -3388,7 +3388,7 @@
       <w:r>
         <w:t>1.9 Подбор повысительной насосной установки</w:t>
         <w:tab/>
-        <w:t>14</w:t>
+        <w:t>15</w:t>
       </w:r>
     </w:p>
     <w:p>
@@ -3402,7 +3402,7 @@
       <w:r>
         <w:t>2 Водоотведение здания</w:t>
         <w:tab/>
-        <w:t>16</w:t>
+        <w:t>17</w:t>
       </w:r>
     </w:p>
     <w:p>
@@ -3416,7 +3416,7 @@
       <w:r>
         <w:t>2.1 Выбор системы и схемы водоотведения. Конструирование</w:t>
         <w:tab/>
-        <w:t>16</w:t>
+        <w:t>17</w:t>
       </w:r>
     </w:p>
     <w:p>
@@ -3430,7 +3430,7 @@
       <w:r>
         <w:t>2.2 Материал трубопроводов</w:t>
         <w:tab/>
-        <w:t>17</w:t>
+        <w:t>19</w:t>
       </w:r>
     </w:p>
     <w:p>
@@ -3444,7 +3444,7 @@
       <w:r>
         <w:t>2.3 Расчёт канализационных стояков</w:t>
         <w:tab/>
-        <w:t>18</w:t>
+        <w:t>19</w:t>
       </w:r>
     </w:p>
     <w:p>
@@ -3458,7 +3458,7 @@
       <w:r>
         <w:t>2.4 Расчёт горизонтальных трубопроводов, выпусков и дворовой сети</w:t>
         <w:tab/>
-        <w:t>19</w:t>
+        <w:t>20</w:t>
       </w:r>
     </w:p>
     <w:p>
@@ -3472,7 +3472,7 @@
       <w:r>
         <w:t>2.5 Отметки лотков и глубина заложения дворовой сети</w:t>
         <w:tab/>
-        <w:t>20</w:t>
+        <w:t>21</w:t>
       </w:r>
     </w:p>
     <w:p>
@@ -3486,7 +3486,7 @@
       <w:r>
         <w:t>ЗАКЛЮЧЕНИЕ</w:t>
         <w:tab/>
-        <w:t>21</w:t>
+        <w:t>23</w:t>
       </w:r>
     </w:p>
     <w:p>
@@ -3500,7 +3500,7 @@
       <w:r>
         <w:t>БИБЛИОГРАФИЧЕСКИЙ СПИСОК</w:t>
         <w:tab/>
-        <w:t>22</w:t>
+        <w:t>24</w:t>
       </w:r>
     </w:p>
     <w:p>
@@ -3532,7 +3532,7 @@
     </w:p>
     <w:p>
       <w:r>
-        <w:t>Графическая часть выполнена в Revit 2025 (листы 1–6) и AutoCAD 2026 (лист 7) по ГОСТ 21.601-2011 [3] с условными обозначениями по ГОСТ 21.205-2016 [4]: планы типового этажа и подвала с сетями В1 и К1 (М 1:100, формат А2), аксонометрические схемы систем В1 и К1 (М 1:100, А1), генеральный план участка с наружными сетями (М 1:500, А2).</w:t>
+        <w:t>Графическая часть выполнена в Revit 2025 (листы 1–6) и AutoCAD 2026 (лист 7) по ГОСТ 21.601-2011 [3] с условными обозначениями по ГОСТ 21.205-2016 [4]: планы типового этажа и подвала с сетями В1 и К1 (М 1:100, формат А2), разрез 1-1 по шахте квартиры А (М 1:50, на листе 4), аксонометрические схемы систем В1 и К1 (М 1:100, А1), генеральный план участка с наружными сетями (М 1:500, А2).</w:t>
       </w:r>
     </w:p>
     <w:p>
@@ -4473,7 +4473,7 @@
     </w:p>
     <w:p>
       <w:r>
-        <w:t>По плану типового этажа в каждой секции три квартиры (по одному санузлу с ванной на квартиру), вторая секция зеркальна первой; между секциями — деформационный шов шириной 450 мм. Каждая квартира оборудована мойкой со смесителем, умывальником со смесителем, ванной со смесителем длиной 1500–1700 мм с душевой сеткой и унитазом со смывным бачком — 4 прибора. Абсолютная отметка чистого пола 1-го этажа (0,000) принята 101,00 м. Генплан участка с городскими сетями задан произвольно (у торца здания по оси 1).</w:t>
+        <w:t>По плану типового этажа в каждой секции три квартиры (по одному санузлу с ванной на квартиру), вторая секция зеркальна первой. Наружные стены — 580 мм, внутренние несущие — 250 мм, перегородки — 100 мм; между секциями — деформационный шов 50 мм (у каждой секции своя торцевая стена 250 мм, расстояние между осями 11 и 12 — 300 мм). Каждая квартира оборудована мойкой со смесителем, умывальником со смесителем, ванной со смесителем длиной 1500–1700 мм с душевой сеткой и унитазом со смывным бачком — 4 прибора. Абсолютная отметка чистого пола 1-го этажа (0,000) принята 101,00 м. Генплан участка с городскими сетями задан произвольно (у торца здания по оси 1).</w:t>
       </w:r>
     </w:p>
     <w:p>
@@ -4486,7 +4486,7 @@
     </w:p>
     <w:p>
       <w:r>
-        <w:t>Здание оборудуется хозяйственно-питьевым водопроводом холодной воды В1. Требуемый напор (подраздел 1.8) составляет 71,15 м и превышает гарантийный 14 м, поэтому принята схема с повысительной насосной установкой: ввод — водомерный узел — насосная установка — магистраль — стояки — поквартирные разводки. Сеть тупиковая с нижней разводкой: при одном вводе и числе квартир 66 &lt; 400 и отсутствии внутреннего пожаротушения второй ввод и кольцевание не требуются [1].</w:t>
+        <w:t>Здание оборудуется хозяйственно-питьевым водопроводом холодной воды В1. Требуемый напор (подраздел 1.8) составляет 69,42 м и превышает гарантийный 14 м, поэтому принята схема с повысительной насосной установкой: ввод — водомерный узел — насосная установка — магистраль — стояки — поквартирные разводки. Сеть тупиковая с нижней разводкой: при одном вводе и числе квартир 66 &lt; 400 и отсутствии внутреннего пожаротушения второй ввод и кольцевание не требуются [1].</w:t>
       </w:r>
     </w:p>
     <w:p>
@@ -4605,7 +4605,7 @@
     </w:p>
     <w:p>
       <w:r>
-        <w:t>У каждой квартиры свой стояк, всего шесть стояков Ст.В1-1…Ст.В1-6 (по три в секции). На каждом этаже от стояка выполнено ответвление в квартиру с поквартирным узлом: запорный кран, фильтр, квартирный счётчик DN15 и, на этажах 1–8, регулятор давления (подраздел 1.8). Разводка к приборам — открытая, у стен санузла и кухни. На торцах здания предусмотрены два поливочных крана Ø25 (1") на отметке +0,500 с подъёмом от магистрали. Все трубопроводы, кроме подводок к приборам, покрываются теплоизоляцией от образования конденсата.</w:t>
+        <w:t>У каждой квартиры свой стояк, всего шесть стояков Ст.В1-1…Ст.В1-6 (по три в секции). Стояк В1 проложен в шахте санузла рядом с канализационным стояком, на расстоянии 100 мм в свету. Шахта квартиры А не примыкает к наружной стене: между ними воздушная прослойка 50 мм и перегородка 100 мм. Подводки к стоякам в подвале обходят стояки К1 — стальные трубы В1 и чугунные К1 в плане не пересекаются. Поквартирный узел учёта — вертикальный: тройник на стояке на высоте 1,5 м от пола, шаровой кран и опуск вдоль стояка, на котором последовательно установлены фильтр, на этажах 1–7 регулятор давления (подраздел 1.8), квартирный счётчик DN15 и в конце узла обратный пружинный клапан. Разводка к приборам — открытая, на высоте 0,25 м от пола, двумя ветками от узла: к ванне, умывальнику и мойке и к бачку унитаза. На торцах здания предусмотрены два поливочных крана Ø25 (1") на отметке +0,500 с подъёмом от магистрали. Все трубопроводы, кроме подводок к приборам, покрываются теплоизоляцией от образования конденсата.</w:t>
       </w:r>
     </w:p>
     <w:p>
@@ -4618,7 +4618,7 @@
     </w:p>
     <w:p>
       <w:r>
-        <w:t>Магистраль, стояки и поквартирные разводки В1 выполняются из стальных водогазопроводных оцинкованных труб по ГОСТ 3262-75 [6]: они прочны, выдерживают рабочее давление нижних этажей (до 0,7 МПа с учётом повысительной установки), имеют малое температурное удлинение и не требуют частых опор; соединения — на резьбе с фитингами из ковкого чугуна, у счётчика — муфты переходные 50×25. Ввод выполняется из напорных полиэтиленовых труб ПЭ100 SDR17 по ГОСТ 18599-2001 [7]: они не подвержены коррозии в грунте, поставляются длинными отрезками и соединяются сваркой.</w:t>
+        <w:t>Магистраль, подводки к стоякам и напорная линия в подвале выполняются из стальных водогазопроводных оцинкованных труб по ГОСТ 3262-75 [6]: они прочны, выдерживают рабочее давление нижних этажей (до 0,7 МПа с учётом повысительной установки) и не требуют частых опор; соединения — на резьбе с фитингами из ковкого чугуна, у счётчика — муфты переходные 50×25. Стояки, поквартирные узлы учёта и разводки в квартирах — из полипропиленовых напорных труб PN20 по ГОСТ 32415-2013 [7] на сварке: они не корродируют, гладкие (потери напора меньше, чем у стали), лёгкие и не зарастают отложениями. Переход со стали на полипропилен — у основания стояка за шаровым краном. Ввод выполняется из напорных полиэтиленовых труб ПЭ100 SDR17 по ГОСТ 18599-2001 [8]: они не подвержены коррозии в грунте, поставляются длинными отрезками и соединяются сваркой.</w:t>
       </w:r>
     </w:p>
     <w:p>
@@ -7043,7 +7043,7 @@
     </w:p>
     <w:p>
       <w:r>
-        <w:t>Расчёт выполнен по диктующему направлению — от диктующего прибора до насосной установки (рисунок 1.3). Диктующий стояк — Ст.В1-5: потери напора от насосной до верхнего прибора на нём наибольшие (В1-1 – 6,52 м, В1-2 – 6,68 м, В1-3 – 8,00 м, В1-4 – 8,08 м, В1-5 – 8,75 м, В1-6 – 5,81 м). Диктующий прибор — душевая сетка над ванной квартиры 11-го этажа (высота 1,95 м над полом): для неё сумма отметки и потерь напора больше, чем для мойки.</w:t>
+        <w:t>Расчёт выполнен по диктующему направлению — от диктующего прибора до насосной установки (рисунок 1.3). Диктующий стояк — Ст.В1-5: потери напора от насосной до верхнего прибора на нём наибольшие (В1-1 – 4,78 м, В1-2 – 4,76 м, В1-3 – 6,20 м, В1-4 – 6,18 м, В1-5 – 7,03 м, В1-6 – 4,17 м). Диктующий прибор — душевая сетка над ванной квартиры 11-го этажа (высота 1,95 м над полом): для неё сумма отметки и потерь напора больше, чем для мойки.</w:t>
       </w:r>
     </w:p>
     <w:p>
@@ -7095,7 +7095,7 @@
         <w:jc w:val="center"/>
       </w:pPr>
       <w:r>
-        <w:t>Рисунок 1.3 – Аксонометрическая схема системы В1 с расчётными точками 1–20 диктующего направления (лист 3)</w:t>
+        <w:t>Рисунок 1.3 – Аксонометрическая схема системы В1 с расчётными точками 1–19 диктующего направления (лист 3)</w:t>
       </w:r>
     </w:p>
     <w:p>
@@ -7115,7 +7115,7 @@
         <w:t>c</w:t>
       </w:r>
       <w:r>
-        <w:t>·α. Диаметр подобран по экономичным скоростям (не более 1,5 м/с в подводках и 1,2 м/с в стояках и магистралях), удельные потери i — по таблицам Ф.А. и А.Ф. Шевелевых [8] для неновых стальных труб (формулы 1.13, 1.14):</w:t>
+        <w:t>·α. Диаметр подобран по экономичным скоростям (не более 1,5 м/с в подводках и 1,2 м/с в стояках и магистралях), удельные потери i — по таблицам Ф.А. и А.Ф. Шевелевых [9]: для неновых стальных труб — по формулам (1.13, 1.14), для полипропиленовых — по формуле (1.15) (формула 28 таблиц):</w:t>
       </w:r>
     </w:p>
     <w:p>
@@ -7237,8 +7237,67 @@
       </w:r>
     </w:p>
     <w:p>
-      <w:r>
-        <w:t>Потери напора на участке с учётом местных сопротивлений — по формуле (1.15):</w:t>
+      <w:pPr>
+        <w:keepNext/>
+        <w:tabs>
+          <w:tab w:pos="4961" w:val="center"/>
+          <w:tab w:pos="9921" w:val="right"/>
+        </w:tabs>
+        <w:ind w:firstLine="0"/>
+        <w:jc w:val="left"/>
+      </w:pPr>
+      <w:r>
+        <w:tab/>
+        <w:t>i = 0,000685·v</w:t>
+      </w:r>
+      <w:r>
+        <w:rPr>
+          <w:vertAlign w:val="superscript"/>
+        </w:rPr>
+        <w:t>1,774</w:t>
+      </w:r>
+      <w:r>
+        <w:t>/d</w:t>
+      </w:r>
+      <w:r>
+        <w:rPr>
+          <w:vertAlign w:val="subscript"/>
+        </w:rPr>
+        <w:t>р</w:t>
+      </w:r>
+      <w:r>
+        <w:rPr>
+          <w:vertAlign w:val="superscript"/>
+        </w:rPr>
+        <w:t>1,226</w:t>
+      </w:r>
+      <w:r>
+        <w:t>,</w:t>
+        <w:tab/>
+        <w:t>(1.15)</w:t>
+      </w:r>
+    </w:p>
+    <w:p>
+      <w:pPr>
+        <w:keepNext w:val="0"/>
+        <w:ind w:firstLine="0"/>
+      </w:pPr>
+      <w:r>
+        <w:t>где d</w:t>
+      </w:r>
+      <w:r>
+        <w:rPr>
+          <w:vertAlign w:val="subscript"/>
+        </w:rPr>
+        <w:t>р</w:t>
+      </w:r>
+      <w:r>
+        <w:t xml:space="preserve"> – внутренний диаметр полипропиленовой трубы PN20, м (Ø20 – 13,2 мм, Ø25 – 16,6 мм, Ø32 – 21,2 мм, Ø40 – 26,6 мм).</w:t>
+      </w:r>
+    </w:p>
+    <w:p>
+      <w:r>
+        <w:t>Потери напора на участке с учётом местных сопротивлений — по формуле (1.16):</w:t>
       </w:r>
     </w:p>
     <w:p>
@@ -7264,7 +7323,7 @@
       <w:r>
         <w:t>),</w:t>
         <w:tab/>
-        <w:t>(1.15)</w:t>
+        <w:t>(1.16)</w:t>
       </w:r>
     </w:p>
     <w:p>
@@ -7296,7 +7355,7 @@
     </w:p>
     <w:p>
       <w:r>
-        <w:t>Результаты расчёта приведены в таблице 1.4. Сумма потерь напора по диктующему направлению Σh = 8,75 м.</w:t>
+        <w:t>Результаты расчёта приведены в таблице 1.4. Сумма потерь напора по диктующему направлению Σh = 7,03 м.</w:t>
       </w:r>
     </w:p>
     <w:p>
@@ -7359,7 +7418,7 @@
         </w:tc>
         <w:tc>
           <w:tcPr>
-            <w:tcW w:type="dxa" w:w="2608"/>
+            <w:tcW w:type="dxa" w:w="2381"/>
             <w:vAlign w:val="center"/>
           </w:tcPr>
           <w:p>
@@ -7403,7 +7462,7 @@
         </w:tc>
         <w:tc>
           <w:tcPr>
-            <w:tcW w:type="dxa" w:w="510"/>
+            <w:tcW w:type="dxa" w:w="624"/>
             <w:vAlign w:val="center"/>
           </w:tcPr>
           <w:p>
@@ -7447,7 +7506,7 @@
         </w:tc>
         <w:tc>
           <w:tcPr>
-            <w:tcW w:type="dxa" w:w="737"/>
+            <w:tcW w:type="dxa" w:w="680"/>
             <w:vAlign w:val="center"/>
           </w:tcPr>
           <w:p>
@@ -7469,7 +7528,7 @@
         </w:tc>
         <w:tc>
           <w:tcPr>
-            <w:tcW w:type="dxa" w:w="794"/>
+            <w:tcW w:type="dxa" w:w="737"/>
             <w:vAlign w:val="center"/>
           </w:tcPr>
           <w:p>
@@ -7491,7 +7550,7 @@
         </w:tc>
         <w:tc>
           <w:tcPr>
-            <w:tcW w:type="dxa" w:w="567"/>
+            <w:tcW w:type="dxa" w:w="907"/>
             <w:vAlign w:val="center"/>
           </w:tcPr>
           <w:p>
@@ -7507,13 +7566,13 @@
                 <w:b/>
                 <w:sz w:val="20"/>
               </w:rPr>
-              <w:t>DN</w:t>
-            </w:r>
-          </w:p>
-        </w:tc>
-        <w:tc>
-          <w:tcPr>
-            <w:tcW w:type="dxa" w:w="737"/>
+              <w:t>Труба</w:t>
+            </w:r>
+          </w:p>
+        </w:tc>
+        <w:tc>
+          <w:tcPr>
+            <w:tcW w:type="dxa" w:w="680"/>
             <w:vAlign w:val="center"/>
           </w:tcPr>
           <w:p>
@@ -7557,7 +7616,7 @@
         </w:tc>
         <w:tc>
           <w:tcPr>
-            <w:tcW w:type="dxa" w:w="850"/>
+            <w:tcW w:type="dxa" w:w="794"/>
             <w:vAlign w:val="center"/>
           </w:tcPr>
           <w:p>
@@ -7605,7 +7664,7 @@
         </w:tc>
         <w:tc>
           <w:tcPr>
-            <w:tcW w:type="dxa" w:w="2608"/>
+            <w:tcW w:type="dxa" w:w="2381"/>
             <w:vAlign w:val="center"/>
           </w:tcPr>
           <w:p>
@@ -7641,13 +7700,13 @@
               <w:rPr>
                 <w:sz w:val="20"/>
               </w:rPr>
-              <w:t>1,65</w:t>
-            </w:r>
-          </w:p>
-        </w:tc>
-        <w:tc>
-          <w:tcPr>
-            <w:tcW w:type="dxa" w:w="510"/>
+              <w:t>0,76</w:t>
+            </w:r>
+          </w:p>
+        </w:tc>
+        <w:tc>
+          <w:tcPr>
+            <w:tcW w:type="dxa" w:w="624"/>
             <w:vAlign w:val="center"/>
           </w:tcPr>
           <w:p>
@@ -7689,6 +7748,27 @@
         </w:tc>
         <w:tc>
           <w:tcPr>
+            <w:tcW w:type="dxa" w:w="680"/>
+            <w:vAlign w:val="center"/>
+          </w:tcPr>
+          <w:p>
+            <w:pPr>
+              <w:keepNext/>
+              <w:spacing w:line="240" w:lineRule="auto"/>
+              <w:ind w:firstLine="0"/>
+              <w:jc w:val="center"/>
+            </w:pPr>
+            <w:r/>
+            <w:r>
+              <w:rPr>
+                <w:sz w:val="20"/>
+              </w:rPr>
+              <w:t>0,200</w:t>
+            </w:r>
+          </w:p>
+        </w:tc>
+        <w:tc>
+          <w:tcPr>
             <w:tcW w:type="dxa" w:w="737"/>
             <w:vAlign w:val="center"/>
           </w:tcPr>
@@ -7710,6 +7790,69 @@
         </w:tc>
         <w:tc>
           <w:tcPr>
+            <w:tcW w:type="dxa" w:w="907"/>
+            <w:vAlign w:val="center"/>
+          </w:tcPr>
+          <w:p>
+            <w:pPr>
+              <w:keepNext/>
+              <w:spacing w:line="240" w:lineRule="auto"/>
+              <w:ind w:firstLine="0"/>
+              <w:jc w:val="center"/>
+            </w:pPr>
+            <w:r/>
+            <w:r>
+              <w:rPr>
+                <w:sz w:val="20"/>
+              </w:rPr>
+              <w:t>ППР Ø20</w:t>
+            </w:r>
+          </w:p>
+        </w:tc>
+        <w:tc>
+          <w:tcPr>
+            <w:tcW w:type="dxa" w:w="680"/>
+            <w:vAlign w:val="center"/>
+          </w:tcPr>
+          <w:p>
+            <w:pPr>
+              <w:keepNext/>
+              <w:spacing w:line="240" w:lineRule="auto"/>
+              <w:ind w:firstLine="0"/>
+              <w:jc w:val="center"/>
+            </w:pPr>
+            <w:r/>
+            <w:r>
+              <w:rPr>
+                <w:sz w:val="20"/>
+              </w:rPr>
+              <w:t>1,46</w:t>
+            </w:r>
+          </w:p>
+        </w:tc>
+        <w:tc>
+          <w:tcPr>
+            <w:tcW w:type="dxa" w:w="850"/>
+            <w:vAlign w:val="center"/>
+          </w:tcPr>
+          <w:p>
+            <w:pPr>
+              <w:keepNext/>
+              <w:spacing w:line="240" w:lineRule="auto"/>
+              <w:ind w:firstLine="0"/>
+              <w:jc w:val="center"/>
+            </w:pPr>
+            <w:r/>
+            <w:r>
+              <w:rPr>
+                <w:sz w:val="20"/>
+              </w:rPr>
+              <w:t>0,2705</w:t>
+            </w:r>
+          </w:p>
+        </w:tc>
+        <w:tc>
+          <w:tcPr>
             <w:tcW w:type="dxa" w:w="794"/>
             <w:vAlign w:val="center"/>
           </w:tcPr>
@@ -7725,91 +7868,7 @@
               <w:rPr>
                 <w:sz w:val="20"/>
               </w:rPr>
-              <w:t>0,200</w:t>
-            </w:r>
-          </w:p>
-        </w:tc>
-        <w:tc>
-          <w:tcPr>
-            <w:tcW w:type="dxa" w:w="567"/>
-            <w:vAlign w:val="center"/>
-          </w:tcPr>
-          <w:p>
-            <w:pPr>
-              <w:keepNext/>
-              <w:spacing w:line="240" w:lineRule="auto"/>
-              <w:ind w:firstLine="0"/>
-              <w:jc w:val="center"/>
-            </w:pPr>
-            <w:r/>
-            <w:r>
-              <w:rPr>
-                <w:sz w:val="20"/>
-              </w:rPr>
-              <w:t>15</w:t>
-            </w:r>
-          </w:p>
-        </w:tc>
-        <w:tc>
-          <w:tcPr>
-            <w:tcW w:type="dxa" w:w="737"/>
-            <w:vAlign w:val="center"/>
-          </w:tcPr>
-          <w:p>
-            <w:pPr>
-              <w:keepNext/>
-              <w:spacing w:line="240" w:lineRule="auto"/>
-              <w:ind w:firstLine="0"/>
-              <w:jc w:val="center"/>
-            </w:pPr>
-            <w:r/>
-            <w:r>
-              <w:rPr>
-                <w:sz w:val="20"/>
-              </w:rPr>
-              <w:t>1,18</w:t>
-            </w:r>
-          </w:p>
-        </w:tc>
-        <w:tc>
-          <w:tcPr>
-            <w:tcW w:type="dxa" w:w="850"/>
-            <w:vAlign w:val="center"/>
-          </w:tcPr>
-          <w:p>
-            <w:pPr>
-              <w:keepNext/>
-              <w:spacing w:line="240" w:lineRule="auto"/>
-              <w:ind w:firstLine="0"/>
-              <w:jc w:val="center"/>
-            </w:pPr>
-            <w:r/>
-            <w:r>
-              <w:rPr>
-                <w:sz w:val="20"/>
-              </w:rPr>
-              <w:t>0,3605</w:t>
-            </w:r>
-          </w:p>
-        </w:tc>
-        <w:tc>
-          <w:tcPr>
-            <w:tcW w:type="dxa" w:w="850"/>
-            <w:vAlign w:val="center"/>
-          </w:tcPr>
-          <w:p>
-            <w:pPr>
-              <w:keepNext/>
-              <w:spacing w:line="240" w:lineRule="auto"/>
-              <w:ind w:firstLine="0"/>
-              <w:jc w:val="center"/>
-            </w:pPr>
-            <w:r/>
-            <w:r>
-              <w:rPr>
-                <w:sz w:val="20"/>
-              </w:rPr>
-              <w:t>0,773</w:t>
+              <w:t>0,266</w:t>
             </w:r>
           </w:p>
         </w:tc>
@@ -7841,7 +7900,7 @@
         </w:tc>
         <w:tc>
           <w:tcPr>
-            <w:tcW w:type="dxa" w:w="2608"/>
+            <w:tcW w:type="dxa" w:w="2381"/>
             <w:vAlign w:val="center"/>
           </w:tcPr>
           <w:p>
@@ -7877,13 +7936,13 @@
               <w:rPr>
                 <w:sz w:val="20"/>
               </w:rPr>
-              <w:t>0,95</w:t>
-            </w:r>
-          </w:p>
-        </w:tc>
-        <w:tc>
-          <w:tcPr>
-            <w:tcW w:type="dxa" w:w="510"/>
+              <w:t>0,45</w:t>
+            </w:r>
+          </w:p>
+        </w:tc>
+        <w:tc>
+          <w:tcPr>
+            <w:tcW w:type="dxa" w:w="624"/>
             <w:vAlign w:val="center"/>
           </w:tcPr>
           <w:p>
@@ -7925,6 +7984,27 @@
         </w:tc>
         <w:tc>
           <w:tcPr>
+            <w:tcW w:type="dxa" w:w="680"/>
+            <w:vAlign w:val="center"/>
+          </w:tcPr>
+          <w:p>
+            <w:pPr>
+              <w:keepNext/>
+              <w:spacing w:line="240" w:lineRule="auto"/>
+              <w:ind w:firstLine="0"/>
+              <w:jc w:val="center"/>
+            </w:pPr>
+            <w:r/>
+            <w:r>
+              <w:rPr>
+                <w:sz w:val="20"/>
+              </w:rPr>
+              <w:t>0,215</w:t>
+            </w:r>
+          </w:p>
+        </w:tc>
+        <w:tc>
+          <w:tcPr>
             <w:tcW w:type="dxa" w:w="737"/>
             <w:vAlign w:val="center"/>
           </w:tcPr>
@@ -7946,6 +8026,69 @@
         </w:tc>
         <w:tc>
           <w:tcPr>
+            <w:tcW w:type="dxa" w:w="907"/>
+            <w:vAlign w:val="center"/>
+          </w:tcPr>
+          <w:p>
+            <w:pPr>
+              <w:keepNext/>
+              <w:spacing w:line="240" w:lineRule="auto"/>
+              <w:ind w:firstLine="0"/>
+              <w:jc w:val="center"/>
+            </w:pPr>
+            <w:r/>
+            <w:r>
+              <w:rPr>
+                <w:sz w:val="20"/>
+              </w:rPr>
+              <w:t>ППР Ø25</w:t>
+            </w:r>
+          </w:p>
+        </w:tc>
+        <w:tc>
+          <w:tcPr>
+            <w:tcW w:type="dxa" w:w="680"/>
+            <w:vAlign w:val="center"/>
+          </w:tcPr>
+          <w:p>
+            <w:pPr>
+              <w:keepNext/>
+              <w:spacing w:line="240" w:lineRule="auto"/>
+              <w:ind w:firstLine="0"/>
+              <w:jc w:val="center"/>
+            </w:pPr>
+            <w:r/>
+            <w:r>
+              <w:rPr>
+                <w:sz w:val="20"/>
+              </w:rPr>
+              <w:t>1,00</w:t>
+            </w:r>
+          </w:p>
+        </w:tc>
+        <w:tc>
+          <w:tcPr>
+            <w:tcW w:type="dxa" w:w="850"/>
+            <w:vAlign w:val="center"/>
+          </w:tcPr>
+          <w:p>
+            <w:pPr>
+              <w:keepNext/>
+              <w:spacing w:line="240" w:lineRule="auto"/>
+              <w:ind w:firstLine="0"/>
+              <w:jc w:val="center"/>
+            </w:pPr>
+            <w:r/>
+            <w:r>
+              <w:rPr>
+                <w:sz w:val="20"/>
+              </w:rPr>
+              <w:t>0,1033</w:t>
+            </w:r>
+          </w:p>
+        </w:tc>
+        <w:tc>
+          <w:tcPr>
             <w:tcW w:type="dxa" w:w="794"/>
             <w:vAlign w:val="center"/>
           </w:tcPr>
@@ -7961,91 +8104,7 @@
               <w:rPr>
                 <w:sz w:val="20"/>
               </w:rPr>
-              <w:t>0,215</w:t>
-            </w:r>
-          </w:p>
-        </w:tc>
-        <w:tc>
-          <w:tcPr>
-            <w:tcW w:type="dxa" w:w="567"/>
-            <w:vAlign w:val="center"/>
-          </w:tcPr>
-          <w:p>
-            <w:pPr>
-              <w:keepNext/>
-              <w:spacing w:line="240" w:lineRule="auto"/>
-              <w:ind w:firstLine="0"/>
-              <w:jc w:val="center"/>
-            </w:pPr>
-            <w:r/>
-            <w:r>
-              <w:rPr>
-                <w:sz w:val="20"/>
-              </w:rPr>
-              <w:t>15</w:t>
-            </w:r>
-          </w:p>
-        </w:tc>
-        <w:tc>
-          <w:tcPr>
-            <w:tcW w:type="dxa" w:w="737"/>
-            <w:vAlign w:val="center"/>
-          </w:tcPr>
-          <w:p>
-            <w:pPr>
-              <w:keepNext/>
-              <w:spacing w:line="240" w:lineRule="auto"/>
-              <w:ind w:firstLine="0"/>
-              <w:jc w:val="center"/>
-            </w:pPr>
-            <w:r/>
-            <w:r>
-              <w:rPr>
-                <w:sz w:val="20"/>
-              </w:rPr>
-              <w:t>1,27</w:t>
-            </w:r>
-          </w:p>
-        </w:tc>
-        <w:tc>
-          <w:tcPr>
-            <w:tcW w:type="dxa" w:w="850"/>
-            <w:vAlign w:val="center"/>
-          </w:tcPr>
-          <w:p>
-            <w:pPr>
-              <w:keepNext/>
-              <w:spacing w:line="240" w:lineRule="auto"/>
-              <w:ind w:firstLine="0"/>
-              <w:jc w:val="center"/>
-            </w:pPr>
-            <w:r/>
-            <w:r>
-              <w:rPr>
-                <w:sz w:val="20"/>
-              </w:rPr>
-              <w:t>0,4159</w:t>
-            </w:r>
-          </w:p>
-        </w:tc>
-        <w:tc>
-          <w:tcPr>
-            <w:tcW w:type="dxa" w:w="850"/>
-            <w:vAlign w:val="center"/>
-          </w:tcPr>
-          <w:p>
-            <w:pPr>
-              <w:keepNext/>
-              <w:spacing w:line="240" w:lineRule="auto"/>
-              <w:ind w:firstLine="0"/>
-              <w:jc w:val="center"/>
-            </w:pPr>
-            <w:r/>
-            <w:r>
-              <w:rPr>
-                <w:sz w:val="20"/>
-              </w:rPr>
-              <w:t>0,514</w:t>
+              <w:t>0,060</w:t>
             </w:r>
           </w:p>
         </w:tc>
@@ -8077,7 +8136,7 @@
         </w:tc>
         <w:tc>
           <w:tcPr>
-            <w:tcW w:type="dxa" w:w="2608"/>
+            <w:tcW w:type="dxa" w:w="2381"/>
             <w:vAlign w:val="center"/>
           </w:tcPr>
           <w:p>
@@ -8092,7 +8151,7 @@
               <w:rPr>
                 <w:sz w:val="20"/>
               </w:rPr>
-              <w:t>разводка</w:t>
+              <w:t>кв. узел учёта (опуск и отвод)</w:t>
             </w:r>
           </w:p>
         </w:tc>
@@ -8113,13 +8172,13 @@
               <w:rPr>
                 <w:sz w:val="20"/>
               </w:rPr>
-              <w:t>1,20</w:t>
-            </w:r>
-          </w:p>
-        </w:tc>
-        <w:tc>
-          <w:tcPr>
-            <w:tcW w:type="dxa" w:w="510"/>
+              <w:t>1,60</w:t>
+            </w:r>
+          </w:p>
+        </w:tc>
+        <w:tc>
+          <w:tcPr>
+            <w:tcW w:type="dxa" w:w="624"/>
             <w:vAlign w:val="center"/>
           </w:tcPr>
           <w:p>
@@ -8161,6 +8220,27 @@
         </w:tc>
         <w:tc>
           <w:tcPr>
+            <w:tcW w:type="dxa" w:w="680"/>
+            <w:vAlign w:val="center"/>
+          </w:tcPr>
+          <w:p>
+            <w:pPr>
+              <w:keepNext/>
+              <w:spacing w:line="240" w:lineRule="auto"/>
+              <w:ind w:firstLine="0"/>
+              <w:jc w:val="center"/>
+            </w:pPr>
+            <w:r/>
+            <w:r>
+              <w:rPr>
+                <w:sz w:val="20"/>
+              </w:rPr>
+              <w:t>0,230</w:t>
+            </w:r>
+          </w:p>
+        </w:tc>
+        <w:tc>
+          <w:tcPr>
             <w:tcW w:type="dxa" w:w="737"/>
             <w:vAlign w:val="center"/>
           </w:tcPr>
@@ -8182,6 +8262,69 @@
         </w:tc>
         <w:tc>
           <w:tcPr>
+            <w:tcW w:type="dxa" w:w="907"/>
+            <w:vAlign w:val="center"/>
+          </w:tcPr>
+          <w:p>
+            <w:pPr>
+              <w:keepNext/>
+              <w:spacing w:line="240" w:lineRule="auto"/>
+              <w:ind w:firstLine="0"/>
+              <w:jc w:val="center"/>
+            </w:pPr>
+            <w:r/>
+            <w:r>
+              <w:rPr>
+                <w:sz w:val="20"/>
+              </w:rPr>
+              <w:t>ППР Ø25</w:t>
+            </w:r>
+          </w:p>
+        </w:tc>
+        <w:tc>
+          <w:tcPr>
+            <w:tcW w:type="dxa" w:w="680"/>
+            <w:vAlign w:val="center"/>
+          </w:tcPr>
+          <w:p>
+            <w:pPr>
+              <w:keepNext/>
+              <w:spacing w:line="240" w:lineRule="auto"/>
+              <w:ind w:firstLine="0"/>
+              <w:jc w:val="center"/>
+            </w:pPr>
+            <w:r/>
+            <w:r>
+              <w:rPr>
+                <w:sz w:val="20"/>
+              </w:rPr>
+              <w:t>1,06</w:t>
+            </w:r>
+          </w:p>
+        </w:tc>
+        <w:tc>
+          <w:tcPr>
+            <w:tcW w:type="dxa" w:w="850"/>
+            <w:vAlign w:val="center"/>
+          </w:tcPr>
+          <w:p>
+            <w:pPr>
+              <w:keepNext/>
+              <w:spacing w:line="240" w:lineRule="auto"/>
+              <w:ind w:firstLine="0"/>
+              <w:jc w:val="center"/>
+            </w:pPr>
+            <w:r/>
+            <w:r>
+              <w:rPr>
+                <w:sz w:val="20"/>
+              </w:rPr>
+              <w:t>0,1160</w:t>
+            </w:r>
+          </w:p>
+        </w:tc>
+        <w:tc>
+          <w:tcPr>
             <w:tcW w:type="dxa" w:w="794"/>
             <w:vAlign w:val="center"/>
           </w:tcPr>
@@ -8197,91 +8340,7 @@
               <w:rPr>
                 <w:sz w:val="20"/>
               </w:rPr>
-              <w:t>0,230</w:t>
-            </w:r>
-          </w:p>
-        </w:tc>
-        <w:tc>
-          <w:tcPr>
-            <w:tcW w:type="dxa" w:w="567"/>
-            <w:vAlign w:val="center"/>
-          </w:tcPr>
-          <w:p>
-            <w:pPr>
-              <w:keepNext/>
-              <w:spacing w:line="240" w:lineRule="auto"/>
-              <w:ind w:firstLine="0"/>
-              <w:jc w:val="center"/>
-            </w:pPr>
-            <w:r/>
-            <w:r>
-              <w:rPr>
-                <w:sz w:val="20"/>
-              </w:rPr>
-              <w:t>15</w:t>
-            </w:r>
-          </w:p>
-        </w:tc>
-        <w:tc>
-          <w:tcPr>
-            <w:tcW w:type="dxa" w:w="737"/>
-            <w:vAlign w:val="center"/>
-          </w:tcPr>
-          <w:p>
-            <w:pPr>
-              <w:keepNext/>
-              <w:spacing w:line="240" w:lineRule="auto"/>
-              <w:ind w:firstLine="0"/>
-              <w:jc w:val="center"/>
-            </w:pPr>
-            <w:r/>
-            <w:r>
-              <w:rPr>
-                <w:sz w:val="20"/>
-              </w:rPr>
-              <w:t>1,35</w:t>
-            </w:r>
-          </w:p>
-        </w:tc>
-        <w:tc>
-          <w:tcPr>
-            <w:tcW w:type="dxa" w:w="850"/>
-            <w:vAlign w:val="center"/>
-          </w:tcPr>
-          <w:p>
-            <w:pPr>
-              <w:keepNext/>
-              <w:spacing w:line="240" w:lineRule="auto"/>
-              <w:ind w:firstLine="0"/>
-              <w:jc w:val="center"/>
-            </w:pPr>
-            <w:r/>
-            <w:r>
-              <w:rPr>
-                <w:sz w:val="20"/>
-              </w:rPr>
-              <w:t>0,4736</w:t>
-            </w:r>
-          </w:p>
-        </w:tc>
-        <w:tc>
-          <w:tcPr>
-            <w:tcW w:type="dxa" w:w="850"/>
-            <w:vAlign w:val="center"/>
-          </w:tcPr>
-          <w:p>
-            <w:pPr>
-              <w:keepNext/>
-              <w:spacing w:line="240" w:lineRule="auto"/>
-              <w:ind w:firstLine="0"/>
-              <w:jc w:val="center"/>
-            </w:pPr>
-            <w:r/>
-            <w:r>
-              <w:rPr>
-                <w:sz w:val="20"/>
-              </w:rPr>
-              <w:t>0,739</w:t>
+              <w:t>0,241</w:t>
             </w:r>
           </w:p>
         </w:tc>
@@ -8313,7 +8372,7 @@
         </w:tc>
         <w:tc>
           <w:tcPr>
-            <w:tcW w:type="dxa" w:w="2608"/>
+            <w:tcW w:type="dxa" w:w="2381"/>
             <w:vAlign w:val="center"/>
           </w:tcPr>
           <w:p>
@@ -8355,7 +8414,7 @@
         </w:tc>
         <w:tc>
           <w:tcPr>
-            <w:tcW w:type="dxa" w:w="510"/>
+            <w:tcW w:type="dxa" w:w="624"/>
             <w:vAlign w:val="center"/>
           </w:tcPr>
           <w:p>
@@ -8397,6 +8456,27 @@
         </w:tc>
         <w:tc>
           <w:tcPr>
+            <w:tcW w:type="dxa" w:w="680"/>
+            <w:vAlign w:val="center"/>
+          </w:tcPr>
+          <w:p>
+            <w:pPr>
+              <w:keepNext/>
+              <w:spacing w:line="240" w:lineRule="auto"/>
+              <w:ind w:firstLine="0"/>
+              <w:jc w:val="center"/>
+            </w:pPr>
+            <w:r/>
+            <w:r>
+              <w:rPr>
+                <w:sz w:val="20"/>
+              </w:rPr>
+              <w:t>0,230</w:t>
+            </w:r>
+          </w:p>
+        </w:tc>
+        <w:tc>
+          <w:tcPr>
             <w:tcW w:type="dxa" w:w="737"/>
             <w:vAlign w:val="center"/>
           </w:tcPr>
@@ -8418,6 +8498,69 @@
         </w:tc>
         <w:tc>
           <w:tcPr>
+            <w:tcW w:type="dxa" w:w="907"/>
+            <w:vAlign w:val="center"/>
+          </w:tcPr>
+          <w:p>
+            <w:pPr>
+              <w:keepNext/>
+              <w:spacing w:line="240" w:lineRule="auto"/>
+              <w:ind w:firstLine="0"/>
+              <w:jc w:val="center"/>
+            </w:pPr>
+            <w:r/>
+            <w:r>
+              <w:rPr>
+                <w:sz w:val="20"/>
+              </w:rPr>
+              <w:t>ППР Ø25</w:t>
+            </w:r>
+          </w:p>
+        </w:tc>
+        <w:tc>
+          <w:tcPr>
+            <w:tcW w:type="dxa" w:w="680"/>
+            <w:vAlign w:val="center"/>
+          </w:tcPr>
+          <w:p>
+            <w:pPr>
+              <w:keepNext/>
+              <w:spacing w:line="240" w:lineRule="auto"/>
+              <w:ind w:firstLine="0"/>
+              <w:jc w:val="center"/>
+            </w:pPr>
+            <w:r/>
+            <w:r>
+              <w:rPr>
+                <w:sz w:val="20"/>
+              </w:rPr>
+              <w:t>1,06</w:t>
+            </w:r>
+          </w:p>
+        </w:tc>
+        <w:tc>
+          <w:tcPr>
+            <w:tcW w:type="dxa" w:w="850"/>
+            <w:vAlign w:val="center"/>
+          </w:tcPr>
+          <w:p>
+            <w:pPr>
+              <w:keepNext/>
+              <w:spacing w:line="240" w:lineRule="auto"/>
+              <w:ind w:firstLine="0"/>
+              <w:jc w:val="center"/>
+            </w:pPr>
+            <w:r/>
+            <w:r>
+              <w:rPr>
+                <w:sz w:val="20"/>
+              </w:rPr>
+              <w:t>0,1160</w:t>
+            </w:r>
+          </w:p>
+        </w:tc>
+        <w:tc>
+          <w:tcPr>
             <w:tcW w:type="dxa" w:w="794"/>
             <w:vAlign w:val="center"/>
           </w:tcPr>
@@ -8433,91 +8576,7 @@
               <w:rPr>
                 <w:sz w:val="20"/>
               </w:rPr>
-              <w:t>0,230</w:t>
-            </w:r>
-          </w:p>
-        </w:tc>
-        <w:tc>
-          <w:tcPr>
-            <w:tcW w:type="dxa" w:w="567"/>
-            <w:vAlign w:val="center"/>
-          </w:tcPr>
-          <w:p>
-            <w:pPr>
-              <w:keepNext/>
-              <w:spacing w:line="240" w:lineRule="auto"/>
-              <w:ind w:firstLine="0"/>
-              <w:jc w:val="center"/>
-            </w:pPr>
-            <w:r/>
-            <w:r>
-              <w:rPr>
-                <w:sz w:val="20"/>
-              </w:rPr>
-              <w:t>25</w:t>
-            </w:r>
-          </w:p>
-        </w:tc>
-        <w:tc>
-          <w:tcPr>
-            <w:tcW w:type="dxa" w:w="737"/>
-            <w:vAlign w:val="center"/>
-          </w:tcPr>
-          <w:p>
-            <w:pPr>
-              <w:keepNext/>
-              <w:spacing w:line="240" w:lineRule="auto"/>
-              <w:ind w:firstLine="0"/>
-              <w:jc w:val="center"/>
-            </w:pPr>
-            <w:r/>
-            <w:r>
-              <w:rPr>
-                <w:sz w:val="20"/>
-              </w:rPr>
-              <w:t>0,43</w:t>
-            </w:r>
-          </w:p>
-        </w:tc>
-        <w:tc>
-          <w:tcPr>
-            <w:tcW w:type="dxa" w:w="850"/>
-            <w:vAlign w:val="center"/>
-          </w:tcPr>
-          <w:p>
-            <w:pPr>
-              <w:keepNext/>
-              <w:spacing w:line="240" w:lineRule="auto"/>
-              <w:ind w:firstLine="0"/>
-              <w:jc w:val="center"/>
-            </w:pPr>
-            <w:r/>
-            <w:r>
-              <w:rPr>
-                <w:sz w:val="20"/>
-              </w:rPr>
-              <w:t>0,0268</w:t>
-            </w:r>
-          </w:p>
-        </w:tc>
-        <w:tc>
-          <w:tcPr>
-            <w:tcW w:type="dxa" w:w="850"/>
-            <w:vAlign w:val="center"/>
-          </w:tcPr>
-          <w:p>
-            <w:pPr>
-              <w:keepNext/>
-              <w:spacing w:line="240" w:lineRule="auto"/>
-              <w:ind w:firstLine="0"/>
-              <w:jc w:val="center"/>
-            </w:pPr>
-            <w:r/>
-            <w:r>
-              <w:rPr>
-                <w:sz w:val="20"/>
-              </w:rPr>
-              <w:t>0,112</w:t>
+              <w:t>0,482</w:t>
             </w:r>
           </w:p>
         </w:tc>
@@ -8549,7 +8608,7 @@
         </w:tc>
         <w:tc>
           <w:tcPr>
-            <w:tcW w:type="dxa" w:w="2608"/>
+            <w:tcW w:type="dxa" w:w="2381"/>
             <w:vAlign w:val="center"/>
           </w:tcPr>
           <w:p>
@@ -8591,7 +8650,7 @@
         </w:tc>
         <w:tc>
           <w:tcPr>
-            <w:tcW w:type="dxa" w:w="510"/>
+            <w:tcW w:type="dxa" w:w="624"/>
             <w:vAlign w:val="center"/>
           </w:tcPr>
           <w:p>
@@ -8633,6 +8692,27 @@
         </w:tc>
         <w:tc>
           <w:tcPr>
+            <w:tcW w:type="dxa" w:w="680"/>
+            <w:vAlign w:val="center"/>
+          </w:tcPr>
+          <w:p>
+            <w:pPr>
+              <w:keepNext/>
+              <w:spacing w:line="240" w:lineRule="auto"/>
+              <w:ind w:firstLine="0"/>
+              <w:jc w:val="center"/>
+            </w:pPr>
+            <w:r/>
+            <w:r>
+              <w:rPr>
+                <w:sz w:val="20"/>
+              </w:rPr>
+              <w:t>0,280</w:t>
+            </w:r>
+          </w:p>
+        </w:tc>
+        <w:tc>
+          <w:tcPr>
             <w:tcW w:type="dxa" w:w="737"/>
             <w:vAlign w:val="center"/>
           </w:tcPr>
@@ -8654,6 +8734,69 @@
         </w:tc>
         <w:tc>
           <w:tcPr>
+            <w:tcW w:type="dxa" w:w="907"/>
+            <w:vAlign w:val="center"/>
+          </w:tcPr>
+          <w:p>
+            <w:pPr>
+              <w:keepNext/>
+              <w:spacing w:line="240" w:lineRule="auto"/>
+              <w:ind w:firstLine="0"/>
+              <w:jc w:val="center"/>
+            </w:pPr>
+            <w:r/>
+            <w:r>
+              <w:rPr>
+                <w:sz w:val="20"/>
+              </w:rPr>
+              <w:t>ППР Ø32</w:t>
+            </w:r>
+          </w:p>
+        </w:tc>
+        <w:tc>
+          <w:tcPr>
+            <w:tcW w:type="dxa" w:w="680"/>
+            <w:vAlign w:val="center"/>
+          </w:tcPr>
+          <w:p>
+            <w:pPr>
+              <w:keepNext/>
+              <w:spacing w:line="240" w:lineRule="auto"/>
+              <w:ind w:firstLine="0"/>
+              <w:jc w:val="center"/>
+            </w:pPr>
+            <w:r/>
+            <w:r>
+              <w:rPr>
+                <w:sz w:val="20"/>
+              </w:rPr>
+              <w:t>0,79</w:t>
+            </w:r>
+          </w:p>
+        </w:tc>
+        <w:tc>
+          <w:tcPr>
+            <w:tcW w:type="dxa" w:w="850"/>
+            <w:vAlign w:val="center"/>
+          </w:tcPr>
+          <w:p>
+            <w:pPr>
+              <w:keepNext/>
+              <w:spacing w:line="240" w:lineRule="auto"/>
+              <w:ind w:firstLine="0"/>
+              <w:jc w:val="center"/>
+            </w:pPr>
+            <w:r/>
+            <w:r>
+              <w:rPr>
+                <w:sz w:val="20"/>
+              </w:rPr>
+              <w:t>0,0511</w:t>
+            </w:r>
+          </w:p>
+        </w:tc>
+        <w:tc>
+          <w:tcPr>
             <w:tcW w:type="dxa" w:w="794"/>
             <w:vAlign w:val="center"/>
           </w:tcPr>
@@ -8669,91 +8812,7 @@
               <w:rPr>
                 <w:sz w:val="20"/>
               </w:rPr>
-              <w:t>0,280</w:t>
-            </w:r>
-          </w:p>
-        </w:tc>
-        <w:tc>
-          <w:tcPr>
-            <w:tcW w:type="dxa" w:w="567"/>
-            <w:vAlign w:val="center"/>
-          </w:tcPr>
-          <w:p>
-            <w:pPr>
-              <w:keepNext/>
-              <w:spacing w:line="240" w:lineRule="auto"/>
-              <w:ind w:firstLine="0"/>
-              <w:jc w:val="center"/>
-            </w:pPr>
-            <w:r/>
-            <w:r>
-              <w:rPr>
-                <w:sz w:val="20"/>
-              </w:rPr>
-              <w:t>25</w:t>
-            </w:r>
-          </w:p>
-        </w:tc>
-        <w:tc>
-          <w:tcPr>
-            <w:tcW w:type="dxa" w:w="737"/>
-            <w:vAlign w:val="center"/>
-          </w:tcPr>
-          <w:p>
-            <w:pPr>
-              <w:keepNext/>
-              <w:spacing w:line="240" w:lineRule="auto"/>
-              <w:ind w:firstLine="0"/>
-              <w:jc w:val="center"/>
-            </w:pPr>
-            <w:r/>
-            <w:r>
-              <w:rPr>
-                <w:sz w:val="20"/>
-              </w:rPr>
-              <w:t>0,52</w:t>
-            </w:r>
-          </w:p>
-        </w:tc>
-        <w:tc>
-          <w:tcPr>
-            <w:tcW w:type="dxa" w:w="850"/>
-            <w:vAlign w:val="center"/>
-          </w:tcPr>
-          <w:p>
-            <w:pPr>
-              <w:keepNext/>
-              <w:spacing w:line="240" w:lineRule="auto"/>
-              <w:ind w:firstLine="0"/>
-              <w:jc w:val="center"/>
-            </w:pPr>
-            <w:r/>
-            <w:r>
-              <w:rPr>
-                <w:sz w:val="20"/>
-              </w:rPr>
-              <w:t>0,0382</w:t>
-            </w:r>
-          </w:p>
-        </w:tc>
-        <w:tc>
-          <w:tcPr>
-            <w:tcW w:type="dxa" w:w="850"/>
-            <w:vAlign w:val="center"/>
-          </w:tcPr>
-          <w:p>
-            <w:pPr>
-              <w:keepNext/>
-              <w:spacing w:line="240" w:lineRule="auto"/>
-              <w:ind w:firstLine="0"/>
-              <w:jc w:val="center"/>
-            </w:pPr>
-            <w:r/>
-            <w:r>
-              <w:rPr>
-                <w:sz w:val="20"/>
-              </w:rPr>
-              <w:t>0,159</w:t>
+              <w:t>0,213</w:t>
             </w:r>
           </w:p>
         </w:tc>
@@ -8785,7 +8844,7 @@
         </w:tc>
         <w:tc>
           <w:tcPr>
-            <w:tcW w:type="dxa" w:w="2608"/>
+            <w:tcW w:type="dxa" w:w="2381"/>
             <w:vAlign w:val="center"/>
           </w:tcPr>
           <w:p>
@@ -8827,7 +8886,7 @@
         </w:tc>
         <w:tc>
           <w:tcPr>
-            <w:tcW w:type="dxa" w:w="510"/>
+            <w:tcW w:type="dxa" w:w="624"/>
             <w:vAlign w:val="center"/>
           </w:tcPr>
           <w:p>
@@ -8869,6 +8928,27 @@
         </w:tc>
         <w:tc>
           <w:tcPr>
+            <w:tcW w:type="dxa" w:w="680"/>
+            <w:vAlign w:val="center"/>
+          </w:tcPr>
+          <w:p>
+            <w:pPr>
+              <w:keepNext/>
+              <w:spacing w:line="240" w:lineRule="auto"/>
+              <w:ind w:firstLine="0"/>
+              <w:jc w:val="center"/>
+            </w:pPr>
+            <w:r/>
+            <w:r>
+              <w:rPr>
+                <w:sz w:val="20"/>
+              </w:rPr>
+              <w:t>0,319</w:t>
+            </w:r>
+          </w:p>
+        </w:tc>
+        <w:tc>
+          <w:tcPr>
             <w:tcW w:type="dxa" w:w="737"/>
             <w:vAlign w:val="center"/>
           </w:tcPr>
@@ -8890,6 +8970,69 @@
         </w:tc>
         <w:tc>
           <w:tcPr>
+            <w:tcW w:type="dxa" w:w="907"/>
+            <w:vAlign w:val="center"/>
+          </w:tcPr>
+          <w:p>
+            <w:pPr>
+              <w:keepNext/>
+              <w:spacing w:line="240" w:lineRule="auto"/>
+              <w:ind w:firstLine="0"/>
+              <w:jc w:val="center"/>
+            </w:pPr>
+            <w:r/>
+            <w:r>
+              <w:rPr>
+                <w:sz w:val="20"/>
+              </w:rPr>
+              <w:t>ППР Ø32</w:t>
+            </w:r>
+          </w:p>
+        </w:tc>
+        <w:tc>
+          <w:tcPr>
+            <w:tcW w:type="dxa" w:w="680"/>
+            <w:vAlign w:val="center"/>
+          </w:tcPr>
+          <w:p>
+            <w:pPr>
+              <w:keepNext/>
+              <w:spacing w:line="240" w:lineRule="auto"/>
+              <w:ind w:firstLine="0"/>
+              <w:jc w:val="center"/>
+            </w:pPr>
+            <w:r/>
+            <w:r>
+              <w:rPr>
+                <w:sz w:val="20"/>
+              </w:rPr>
+              <w:t>0,90</w:t>
+            </w:r>
+          </w:p>
+        </w:tc>
+        <w:tc>
+          <w:tcPr>
+            <w:tcW w:type="dxa" w:w="850"/>
+            <w:vAlign w:val="center"/>
+          </w:tcPr>
+          <w:p>
+            <w:pPr>
+              <w:keepNext/>
+              <w:spacing w:line="240" w:lineRule="auto"/>
+              <w:ind w:firstLine="0"/>
+              <w:jc w:val="center"/>
+            </w:pPr>
+            <w:r/>
+            <w:r>
+              <w:rPr>
+                <w:sz w:val="20"/>
+              </w:rPr>
+              <w:t>0,0644</w:t>
+            </w:r>
+          </w:p>
+        </w:tc>
+        <w:tc>
+          <w:tcPr>
             <w:tcW w:type="dxa" w:w="794"/>
             <w:vAlign w:val="center"/>
           </w:tcPr>
@@ -8905,91 +9048,7 @@
               <w:rPr>
                 <w:sz w:val="20"/>
               </w:rPr>
-              <w:t>0,319</w:t>
-            </w:r>
-          </w:p>
-        </w:tc>
-        <w:tc>
-          <w:tcPr>
-            <w:tcW w:type="dxa" w:w="567"/>
-            <w:vAlign w:val="center"/>
-          </w:tcPr>
-          <w:p>
-            <w:pPr>
-              <w:keepNext/>
-              <w:spacing w:line="240" w:lineRule="auto"/>
-              <w:ind w:firstLine="0"/>
-              <w:jc w:val="center"/>
-            </w:pPr>
-            <w:r/>
-            <w:r>
-              <w:rPr>
-                <w:sz w:val="20"/>
-              </w:rPr>
-              <w:t>25</w:t>
-            </w:r>
-          </w:p>
-        </w:tc>
-        <w:tc>
-          <w:tcPr>
-            <w:tcW w:type="dxa" w:w="737"/>
-            <w:vAlign w:val="center"/>
-          </w:tcPr>
-          <w:p>
-            <w:pPr>
-              <w:keepNext/>
-              <w:spacing w:line="240" w:lineRule="auto"/>
-              <w:ind w:firstLine="0"/>
-              <w:jc w:val="center"/>
-            </w:pPr>
-            <w:r/>
-            <w:r>
-              <w:rPr>
-                <w:sz w:val="20"/>
-              </w:rPr>
-              <w:t>0,60</w:t>
-            </w:r>
-          </w:p>
-        </w:tc>
-        <w:tc>
-          <w:tcPr>
-            <w:tcW w:type="dxa" w:w="850"/>
-            <w:vAlign w:val="center"/>
-          </w:tcPr>
-          <w:p>
-            <w:pPr>
-              <w:keepNext/>
-              <w:spacing w:line="240" w:lineRule="auto"/>
-              <w:ind w:firstLine="0"/>
-              <w:jc w:val="center"/>
-            </w:pPr>
-            <w:r/>
-            <w:r>
-              <w:rPr>
-                <w:sz w:val="20"/>
-              </w:rPr>
-              <w:t>0,0485</w:t>
-            </w:r>
-          </w:p>
-        </w:tc>
-        <w:tc>
-          <w:tcPr>
-            <w:tcW w:type="dxa" w:w="850"/>
-            <w:vAlign w:val="center"/>
-          </w:tcPr>
-          <w:p>
-            <w:pPr>
-              <w:keepNext/>
-              <w:spacing w:line="240" w:lineRule="auto"/>
-              <w:ind w:firstLine="0"/>
-              <w:jc w:val="center"/>
-            </w:pPr>
-            <w:r/>
-            <w:r>
-              <w:rPr>
-                <w:sz w:val="20"/>
-              </w:rPr>
-              <w:t>0,202</w:t>
+              <w:t>0,268</w:t>
             </w:r>
           </w:p>
         </w:tc>
@@ -9021,7 +9080,7 @@
         </w:tc>
         <w:tc>
           <w:tcPr>
-            <w:tcW w:type="dxa" w:w="2608"/>
+            <w:tcW w:type="dxa" w:w="2381"/>
             <w:vAlign w:val="center"/>
           </w:tcPr>
           <w:p>
@@ -9063,7 +9122,7 @@
         </w:tc>
         <w:tc>
           <w:tcPr>
-            <w:tcW w:type="dxa" w:w="510"/>
+            <w:tcW w:type="dxa" w:w="624"/>
             <w:vAlign w:val="center"/>
           </w:tcPr>
           <w:p>
@@ -9105,6 +9164,27 @@
         </w:tc>
         <w:tc>
           <w:tcPr>
+            <w:tcW w:type="dxa" w:w="680"/>
+            <w:vAlign w:val="center"/>
+          </w:tcPr>
+          <w:p>
+            <w:pPr>
+              <w:keepNext/>
+              <w:spacing w:line="240" w:lineRule="auto"/>
+              <w:ind w:firstLine="0"/>
+              <w:jc w:val="center"/>
+            </w:pPr>
+            <w:r/>
+            <w:r>
+              <w:rPr>
+                <w:sz w:val="20"/>
+              </w:rPr>
+              <w:t>0,352</w:t>
+            </w:r>
+          </w:p>
+        </w:tc>
+        <w:tc>
+          <w:tcPr>
             <w:tcW w:type="dxa" w:w="737"/>
             <w:vAlign w:val="center"/>
           </w:tcPr>
@@ -9126,6 +9206,69 @@
         </w:tc>
         <w:tc>
           <w:tcPr>
+            <w:tcW w:type="dxa" w:w="907"/>
+            <w:vAlign w:val="center"/>
+          </w:tcPr>
+          <w:p>
+            <w:pPr>
+              <w:keepNext/>
+              <w:spacing w:line="240" w:lineRule="auto"/>
+              <w:ind w:firstLine="0"/>
+              <w:jc w:val="center"/>
+            </w:pPr>
+            <w:r/>
+            <w:r>
+              <w:rPr>
+                <w:sz w:val="20"/>
+              </w:rPr>
+              <w:t>ППР Ø32</w:t>
+            </w:r>
+          </w:p>
+        </w:tc>
+        <w:tc>
+          <w:tcPr>
+            <w:tcW w:type="dxa" w:w="680"/>
+            <w:vAlign w:val="center"/>
+          </w:tcPr>
+          <w:p>
+            <w:pPr>
+              <w:keepNext/>
+              <w:spacing w:line="240" w:lineRule="auto"/>
+              <w:ind w:firstLine="0"/>
+              <w:jc w:val="center"/>
+            </w:pPr>
+            <w:r/>
+            <w:r>
+              <w:rPr>
+                <w:sz w:val="20"/>
+              </w:rPr>
+              <w:t>1,00</w:t>
+            </w:r>
+          </w:p>
+        </w:tc>
+        <w:tc>
+          <w:tcPr>
+            <w:tcW w:type="dxa" w:w="850"/>
+            <w:vAlign w:val="center"/>
+          </w:tcPr>
+          <w:p>
+            <w:pPr>
+              <w:keepNext/>
+              <w:spacing w:line="240" w:lineRule="auto"/>
+              <w:ind w:firstLine="0"/>
+              <w:jc w:val="center"/>
+            </w:pPr>
+            <w:r/>
+            <w:r>
+              <w:rPr>
+                <w:sz w:val="20"/>
+              </w:rPr>
+              <w:t>0,0769</w:t>
+            </w:r>
+          </w:p>
+        </w:tc>
+        <w:tc>
+          <w:tcPr>
             <w:tcW w:type="dxa" w:w="794"/>
             <w:vAlign w:val="center"/>
           </w:tcPr>
@@ -9141,91 +9284,7 @@
               <w:rPr>
                 <w:sz w:val="20"/>
               </w:rPr>
-              <w:t>0,352</w:t>
-            </w:r>
-          </w:p>
-        </w:tc>
-        <w:tc>
-          <w:tcPr>
-            <w:tcW w:type="dxa" w:w="567"/>
-            <w:vAlign w:val="center"/>
-          </w:tcPr>
-          <w:p>
-            <w:pPr>
-              <w:keepNext/>
-              <w:spacing w:line="240" w:lineRule="auto"/>
-              <w:ind w:firstLine="0"/>
-              <w:jc w:val="center"/>
-            </w:pPr>
-            <w:r/>
-            <w:r>
-              <w:rPr>
-                <w:sz w:val="20"/>
-              </w:rPr>
-              <w:t>25</w:t>
-            </w:r>
-          </w:p>
-        </w:tc>
-        <w:tc>
-          <w:tcPr>
-            <w:tcW w:type="dxa" w:w="737"/>
-            <w:vAlign w:val="center"/>
-          </w:tcPr>
-          <w:p>
-            <w:pPr>
-              <w:keepNext/>
-              <w:spacing w:line="240" w:lineRule="auto"/>
-              <w:ind w:firstLine="0"/>
-              <w:jc w:val="center"/>
-            </w:pPr>
-            <w:r/>
-            <w:r>
-              <w:rPr>
-                <w:sz w:val="20"/>
-              </w:rPr>
-              <w:t>0,66</w:t>
-            </w:r>
-          </w:p>
-        </w:tc>
-        <w:tc>
-          <w:tcPr>
-            <w:tcW w:type="dxa" w:w="850"/>
-            <w:vAlign w:val="center"/>
-          </w:tcPr>
-          <w:p>
-            <w:pPr>
-              <w:keepNext/>
-              <w:spacing w:line="240" w:lineRule="auto"/>
-              <w:ind w:firstLine="0"/>
-              <w:jc w:val="center"/>
-            </w:pPr>
-            <w:r/>
-            <w:r>
-              <w:rPr>
-                <w:sz w:val="20"/>
-              </w:rPr>
-              <w:t>0,0582</w:t>
-            </w:r>
-          </w:p>
-        </w:tc>
-        <w:tc>
-          <w:tcPr>
-            <w:tcW w:type="dxa" w:w="850"/>
-            <w:vAlign w:val="center"/>
-          </w:tcPr>
-          <w:p>
-            <w:pPr>
-              <w:keepNext/>
-              <w:spacing w:line="240" w:lineRule="auto"/>
-              <w:ind w:firstLine="0"/>
-              <w:jc w:val="center"/>
-            </w:pPr>
-            <w:r/>
-            <w:r>
-              <w:rPr>
-                <w:sz w:val="20"/>
-              </w:rPr>
-              <w:t>0,242</w:t>
+              <w:t>0,320</w:t>
             </w:r>
           </w:p>
         </w:tc>
@@ -9257,7 +9316,7 @@
         </w:tc>
         <w:tc>
           <w:tcPr>
-            <w:tcW w:type="dxa" w:w="2608"/>
+            <w:tcW w:type="dxa" w:w="2381"/>
             <w:vAlign w:val="center"/>
           </w:tcPr>
           <w:p>
@@ -9299,7 +9358,7 @@
         </w:tc>
         <w:tc>
           <w:tcPr>
-            <w:tcW w:type="dxa" w:w="510"/>
+            <w:tcW w:type="dxa" w:w="624"/>
             <w:vAlign w:val="center"/>
           </w:tcPr>
           <w:p>
@@ -9341,6 +9400,27 @@
         </w:tc>
         <w:tc>
           <w:tcPr>
+            <w:tcW w:type="dxa" w:w="680"/>
+            <w:vAlign w:val="center"/>
+          </w:tcPr>
+          <w:p>
+            <w:pPr>
+              <w:keepNext/>
+              <w:spacing w:line="240" w:lineRule="auto"/>
+              <w:ind w:firstLine="0"/>
+              <w:jc w:val="center"/>
+            </w:pPr>
+            <w:r/>
+            <w:r>
+              <w:rPr>
+                <w:sz w:val="20"/>
+              </w:rPr>
+              <w:t>0,384</w:t>
+            </w:r>
+          </w:p>
+        </w:tc>
+        <w:tc>
+          <w:tcPr>
             <w:tcW w:type="dxa" w:w="737"/>
             <w:vAlign w:val="center"/>
           </w:tcPr>
@@ -9362,6 +9442,69 @@
         </w:tc>
         <w:tc>
           <w:tcPr>
+            <w:tcW w:type="dxa" w:w="907"/>
+            <w:vAlign w:val="center"/>
+          </w:tcPr>
+          <w:p>
+            <w:pPr>
+              <w:keepNext/>
+              <w:spacing w:line="240" w:lineRule="auto"/>
+              <w:ind w:firstLine="0"/>
+              <w:jc w:val="center"/>
+            </w:pPr>
+            <w:r/>
+            <w:r>
+              <w:rPr>
+                <w:sz w:val="20"/>
+              </w:rPr>
+              <w:t>ППР Ø32</w:t>
+            </w:r>
+          </w:p>
+        </w:tc>
+        <w:tc>
+          <w:tcPr>
+            <w:tcW w:type="dxa" w:w="680"/>
+            <w:vAlign w:val="center"/>
+          </w:tcPr>
+          <w:p>
+            <w:pPr>
+              <w:keepNext/>
+              <w:spacing w:line="240" w:lineRule="auto"/>
+              <w:ind w:firstLine="0"/>
+              <w:jc w:val="center"/>
+            </w:pPr>
+            <w:r/>
+            <w:r>
+              <w:rPr>
+                <w:sz w:val="20"/>
+              </w:rPr>
+              <w:t>1,09</w:t>
+            </w:r>
+          </w:p>
+        </w:tc>
+        <w:tc>
+          <w:tcPr>
+            <w:tcW w:type="dxa" w:w="850"/>
+            <w:vAlign w:val="center"/>
+          </w:tcPr>
+          <w:p>
+            <w:pPr>
+              <w:keepNext/>
+              <w:spacing w:line="240" w:lineRule="auto"/>
+              <w:ind w:firstLine="0"/>
+              <w:jc w:val="center"/>
+            </w:pPr>
+            <w:r/>
+            <w:r>
+              <w:rPr>
+                <w:sz w:val="20"/>
+              </w:rPr>
+              <w:t>0,0895</w:t>
+            </w:r>
+          </w:p>
+        </w:tc>
+        <w:tc>
+          <w:tcPr>
             <w:tcW w:type="dxa" w:w="794"/>
             <w:vAlign w:val="center"/>
           </w:tcPr>
@@ -9377,91 +9520,7 @@
               <w:rPr>
                 <w:sz w:val="20"/>
               </w:rPr>
-              <w:t>0,384</w:t>
-            </w:r>
-          </w:p>
-        </w:tc>
-        <w:tc>
-          <w:tcPr>
-            <w:tcW w:type="dxa" w:w="567"/>
-            <w:vAlign w:val="center"/>
-          </w:tcPr>
-          <w:p>
-            <w:pPr>
-              <w:keepNext/>
-              <w:spacing w:line="240" w:lineRule="auto"/>
-              <w:ind w:firstLine="0"/>
-              <w:jc w:val="center"/>
-            </w:pPr>
-            <w:r/>
-            <w:r>
-              <w:rPr>
-                <w:sz w:val="20"/>
-              </w:rPr>
-              <w:t>25</w:t>
-            </w:r>
-          </w:p>
-        </w:tc>
-        <w:tc>
-          <w:tcPr>
-            <w:tcW w:type="dxa" w:w="737"/>
-            <w:vAlign w:val="center"/>
-          </w:tcPr>
-          <w:p>
-            <w:pPr>
-              <w:keepNext/>
-              <w:spacing w:line="240" w:lineRule="auto"/>
-              <w:ind w:firstLine="0"/>
-              <w:jc w:val="center"/>
-            </w:pPr>
-            <w:r/>
-            <w:r>
-              <w:rPr>
-                <w:sz w:val="20"/>
-              </w:rPr>
-              <w:t>0,72</w:t>
-            </w:r>
-          </w:p>
-        </w:tc>
-        <w:tc>
-          <w:tcPr>
-            <w:tcW w:type="dxa" w:w="850"/>
-            <w:vAlign w:val="center"/>
-          </w:tcPr>
-          <w:p>
-            <w:pPr>
-              <w:keepNext/>
-              <w:spacing w:line="240" w:lineRule="auto"/>
-              <w:ind w:firstLine="0"/>
-              <w:jc w:val="center"/>
-            </w:pPr>
-            <w:r/>
-            <w:r>
-              <w:rPr>
-                <w:sz w:val="20"/>
-              </w:rPr>
-              <w:t>0,0680</w:t>
-            </w:r>
-          </w:p>
-        </w:tc>
-        <w:tc>
-          <w:tcPr>
-            <w:tcW w:type="dxa" w:w="850"/>
-            <w:vAlign w:val="center"/>
-          </w:tcPr>
-          <w:p>
-            <w:pPr>
-              <w:keepNext/>
-              <w:spacing w:line="240" w:lineRule="auto"/>
-              <w:ind w:firstLine="0"/>
-              <w:jc w:val="center"/>
-            </w:pPr>
-            <w:r/>
-            <w:r>
-              <w:rPr>
-                <w:sz w:val="20"/>
-              </w:rPr>
-              <w:t>0,283</w:t>
+              <w:t>0,372</w:t>
             </w:r>
           </w:p>
         </w:tc>
@@ -9493,7 +9552,7 @@
         </w:tc>
         <w:tc>
           <w:tcPr>
-            <w:tcW w:type="dxa" w:w="2608"/>
+            <w:tcW w:type="dxa" w:w="2381"/>
             <w:vAlign w:val="center"/>
           </w:tcPr>
           <w:p>
@@ -9535,7 +9594,7 @@
         </w:tc>
         <w:tc>
           <w:tcPr>
-            <w:tcW w:type="dxa" w:w="510"/>
+            <w:tcW w:type="dxa" w:w="624"/>
             <w:vAlign w:val="center"/>
           </w:tcPr>
           <w:p>
@@ -9577,6 +9636,27 @@
         </w:tc>
         <w:tc>
           <w:tcPr>
+            <w:tcW w:type="dxa" w:w="680"/>
+            <w:vAlign w:val="center"/>
+          </w:tcPr>
+          <w:p>
+            <w:pPr>
+              <w:keepNext/>
+              <w:spacing w:line="240" w:lineRule="auto"/>
+              <w:ind w:firstLine="0"/>
+              <w:jc w:val="center"/>
+            </w:pPr>
+            <w:r/>
+            <w:r>
+              <w:rPr>
+                <w:sz w:val="20"/>
+              </w:rPr>
+              <w:t>0,412</w:t>
+            </w:r>
+          </w:p>
+        </w:tc>
+        <w:tc>
+          <w:tcPr>
             <w:tcW w:type="dxa" w:w="737"/>
             <w:vAlign w:val="center"/>
           </w:tcPr>
@@ -9598,6 +9678,69 @@
         </w:tc>
         <w:tc>
           <w:tcPr>
+            <w:tcW w:type="dxa" w:w="907"/>
+            <w:vAlign w:val="center"/>
+          </w:tcPr>
+          <w:p>
+            <w:pPr>
+              <w:keepNext/>
+              <w:spacing w:line="240" w:lineRule="auto"/>
+              <w:ind w:firstLine="0"/>
+              <w:jc w:val="center"/>
+            </w:pPr>
+            <w:r/>
+            <w:r>
+              <w:rPr>
+                <w:sz w:val="20"/>
+              </w:rPr>
+              <w:t>ППР Ø32</w:t>
+            </w:r>
+          </w:p>
+        </w:tc>
+        <w:tc>
+          <w:tcPr>
+            <w:tcW w:type="dxa" w:w="680"/>
+            <w:vAlign w:val="center"/>
+          </w:tcPr>
+          <w:p>
+            <w:pPr>
+              <w:keepNext/>
+              <w:spacing w:line="240" w:lineRule="auto"/>
+              <w:ind w:firstLine="0"/>
+              <w:jc w:val="center"/>
+            </w:pPr>
+            <w:r/>
+            <w:r>
+              <w:rPr>
+                <w:sz w:val="20"/>
+              </w:rPr>
+              <w:t>1,17</w:t>
+            </w:r>
+          </w:p>
+        </w:tc>
+        <w:tc>
+          <w:tcPr>
+            <w:tcW w:type="dxa" w:w="850"/>
+            <w:vAlign w:val="center"/>
+          </w:tcPr>
+          <w:p>
+            <w:pPr>
+              <w:keepNext/>
+              <w:spacing w:line="240" w:lineRule="auto"/>
+              <w:ind w:firstLine="0"/>
+              <w:jc w:val="center"/>
+            </w:pPr>
+            <w:r/>
+            <w:r>
+              <w:rPr>
+                <w:sz w:val="20"/>
+              </w:rPr>
+              <w:t>0,1014</w:t>
+            </w:r>
+          </w:p>
+        </w:tc>
+        <w:tc>
+          <w:tcPr>
             <w:tcW w:type="dxa" w:w="794"/>
             <w:vAlign w:val="center"/>
           </w:tcPr>
@@ -9613,91 +9756,7 @@
               <w:rPr>
                 <w:sz w:val="20"/>
               </w:rPr>
-              <w:t>0,412</w:t>
-            </w:r>
-          </w:p>
-        </w:tc>
-        <w:tc>
-          <w:tcPr>
-            <w:tcW w:type="dxa" w:w="567"/>
-            <w:vAlign w:val="center"/>
-          </w:tcPr>
-          <w:p>
-            <w:pPr>
-              <w:keepNext/>
-              <w:spacing w:line="240" w:lineRule="auto"/>
-              <w:ind w:firstLine="0"/>
-              <w:jc w:val="center"/>
-            </w:pPr>
-            <w:r/>
-            <w:r>
-              <w:rPr>
-                <w:sz w:val="20"/>
-              </w:rPr>
-              <w:t>25</w:t>
-            </w:r>
-          </w:p>
-        </w:tc>
-        <w:tc>
-          <w:tcPr>
-            <w:tcW w:type="dxa" w:w="737"/>
-            <w:vAlign w:val="center"/>
-          </w:tcPr>
-          <w:p>
-            <w:pPr>
-              <w:keepNext/>
-              <w:spacing w:line="240" w:lineRule="auto"/>
-              <w:ind w:firstLine="0"/>
-              <w:jc w:val="center"/>
-            </w:pPr>
-            <w:r/>
-            <w:r>
-              <w:rPr>
-                <w:sz w:val="20"/>
-              </w:rPr>
-              <w:t>0,77</w:t>
-            </w:r>
-          </w:p>
-        </w:tc>
-        <w:tc>
-          <w:tcPr>
-            <w:tcW w:type="dxa" w:w="850"/>
-            <w:vAlign w:val="center"/>
-          </w:tcPr>
-          <w:p>
-            <w:pPr>
-              <w:keepNext/>
-              <w:spacing w:line="240" w:lineRule="auto"/>
-              <w:ind w:firstLine="0"/>
-              <w:jc w:val="center"/>
-            </w:pPr>
-            <w:r/>
-            <w:r>
-              <w:rPr>
-                <w:sz w:val="20"/>
-              </w:rPr>
-              <w:t>0,0774</w:t>
-            </w:r>
-          </w:p>
-        </w:tc>
-        <w:tc>
-          <w:tcPr>
-            <w:tcW w:type="dxa" w:w="850"/>
-            <w:vAlign w:val="center"/>
-          </w:tcPr>
-          <w:p>
-            <w:pPr>
-              <w:keepNext/>
-              <w:spacing w:line="240" w:lineRule="auto"/>
-              <w:ind w:firstLine="0"/>
-              <w:jc w:val="center"/>
-            </w:pPr>
-            <w:r/>
-            <w:r>
-              <w:rPr>
-                <w:sz w:val="20"/>
-              </w:rPr>
-              <w:t>0,322</w:t>
+              <w:t>0,422</w:t>
             </w:r>
           </w:p>
         </w:tc>
@@ -9729,7 +9788,7 @@
         </w:tc>
         <w:tc>
           <w:tcPr>
-            <w:tcW w:type="dxa" w:w="2608"/>
+            <w:tcW w:type="dxa" w:w="2381"/>
             <w:vAlign w:val="center"/>
           </w:tcPr>
           <w:p>
@@ -9771,7 +9830,7 @@
         </w:tc>
         <w:tc>
           <w:tcPr>
-            <w:tcW w:type="dxa" w:w="510"/>
+            <w:tcW w:type="dxa" w:w="624"/>
             <w:vAlign w:val="center"/>
           </w:tcPr>
           <w:p>
@@ -9813,6 +9872,27 @@
         </w:tc>
         <w:tc>
           <w:tcPr>
+            <w:tcW w:type="dxa" w:w="680"/>
+            <w:vAlign w:val="center"/>
+          </w:tcPr>
+          <w:p>
+            <w:pPr>
+              <w:keepNext/>
+              <w:spacing w:line="240" w:lineRule="auto"/>
+              <w:ind w:firstLine="0"/>
+              <w:jc w:val="center"/>
+            </w:pPr>
+            <w:r/>
+            <w:r>
+              <w:rPr>
+                <w:sz w:val="20"/>
+              </w:rPr>
+              <w:t>0,438</w:t>
+            </w:r>
+          </w:p>
+        </w:tc>
+        <w:tc>
+          <w:tcPr>
             <w:tcW w:type="dxa" w:w="737"/>
             <w:vAlign w:val="center"/>
           </w:tcPr>
@@ -9834,6 +9914,69 @@
         </w:tc>
         <w:tc>
           <w:tcPr>
+            <w:tcW w:type="dxa" w:w="907"/>
+            <w:vAlign w:val="center"/>
+          </w:tcPr>
+          <w:p>
+            <w:pPr>
+              <w:keepNext/>
+              <w:spacing w:line="240" w:lineRule="auto"/>
+              <w:ind w:firstLine="0"/>
+              <w:jc w:val="center"/>
+            </w:pPr>
+            <w:r/>
+            <w:r>
+              <w:rPr>
+                <w:sz w:val="20"/>
+              </w:rPr>
+              <w:t>ППР Ø40</w:t>
+            </w:r>
+          </w:p>
+        </w:tc>
+        <w:tc>
+          <w:tcPr>
+            <w:tcW w:type="dxa" w:w="680"/>
+            <w:vAlign w:val="center"/>
+          </w:tcPr>
+          <w:p>
+            <w:pPr>
+              <w:keepNext/>
+              <w:spacing w:line="240" w:lineRule="auto"/>
+              <w:ind w:firstLine="0"/>
+              <w:jc w:val="center"/>
+            </w:pPr>
+            <w:r/>
+            <w:r>
+              <w:rPr>
+                <w:sz w:val="20"/>
+              </w:rPr>
+              <w:t>0,79</w:t>
+            </w:r>
+          </w:p>
+        </w:tc>
+        <w:tc>
+          <w:tcPr>
+            <w:tcW w:type="dxa" w:w="850"/>
+            <w:vAlign w:val="center"/>
+          </w:tcPr>
+          <w:p>
+            <w:pPr>
+              <w:keepNext/>
+              <w:spacing w:line="240" w:lineRule="auto"/>
+              <w:ind w:firstLine="0"/>
+              <w:jc w:val="center"/>
+            </w:pPr>
+            <w:r/>
+            <w:r>
+              <w:rPr>
+                <w:sz w:val="20"/>
+              </w:rPr>
+              <w:t>0,0383</w:t>
+            </w:r>
+          </w:p>
+        </w:tc>
+        <w:tc>
+          <w:tcPr>
             <w:tcW w:type="dxa" w:w="794"/>
             <w:vAlign w:val="center"/>
           </w:tcPr>
@@ -9849,91 +9992,7 @@
               <w:rPr>
                 <w:sz w:val="20"/>
               </w:rPr>
-              <w:t>0,438</w:t>
-            </w:r>
-          </w:p>
-        </w:tc>
-        <w:tc>
-          <w:tcPr>
-            <w:tcW w:type="dxa" w:w="567"/>
-            <w:vAlign w:val="center"/>
-          </w:tcPr>
-          <w:p>
-            <w:pPr>
-              <w:keepNext/>
-              <w:spacing w:line="240" w:lineRule="auto"/>
-              <w:ind w:firstLine="0"/>
-              <w:jc w:val="center"/>
-            </w:pPr>
-            <w:r/>
-            <w:r>
-              <w:rPr>
-                <w:sz w:val="20"/>
-              </w:rPr>
-              <w:t>25</w:t>
-            </w:r>
-          </w:p>
-        </w:tc>
-        <w:tc>
-          <w:tcPr>
-            <w:tcW w:type="dxa" w:w="737"/>
-            <w:vAlign w:val="center"/>
-          </w:tcPr>
-          <w:p>
-            <w:pPr>
-              <w:keepNext/>
-              <w:spacing w:line="240" w:lineRule="auto"/>
-              <w:ind w:firstLine="0"/>
-              <w:jc w:val="center"/>
-            </w:pPr>
-            <w:r/>
-            <w:r>
-              <w:rPr>
-                <w:sz w:val="20"/>
-              </w:rPr>
-              <w:t>0,82</w:t>
-            </w:r>
-          </w:p>
-        </w:tc>
-        <w:tc>
-          <w:tcPr>
-            <w:tcW w:type="dxa" w:w="850"/>
-            <w:vAlign w:val="center"/>
-          </w:tcPr>
-          <w:p>
-            <w:pPr>
-              <w:keepNext/>
-              <w:spacing w:line="240" w:lineRule="auto"/>
-              <w:ind w:firstLine="0"/>
-              <w:jc w:val="center"/>
-            </w:pPr>
-            <w:r/>
-            <w:r>
-              <w:rPr>
-                <w:sz w:val="20"/>
-              </w:rPr>
-              <w:t>0,0868</w:t>
-            </w:r>
-          </w:p>
-        </w:tc>
-        <w:tc>
-          <w:tcPr>
-            <w:tcW w:type="dxa" w:w="850"/>
-            <w:vAlign w:val="center"/>
-          </w:tcPr>
-          <w:p>
-            <w:pPr>
-              <w:keepNext/>
-              <w:spacing w:line="240" w:lineRule="auto"/>
-              <w:ind w:firstLine="0"/>
-              <w:jc w:val="center"/>
-            </w:pPr>
-            <w:r/>
-            <w:r>
-              <w:rPr>
-                <w:sz w:val="20"/>
-              </w:rPr>
-              <w:t>0,361</w:t>
+              <w:t>0,159</w:t>
             </w:r>
           </w:p>
         </w:tc>
@@ -9965,7 +10024,7 @@
         </w:tc>
         <w:tc>
           <w:tcPr>
-            <w:tcW w:type="dxa" w:w="2608"/>
+            <w:tcW w:type="dxa" w:w="2381"/>
             <w:vAlign w:val="center"/>
           </w:tcPr>
           <w:p>
@@ -10007,7 +10066,7 @@
         </w:tc>
         <w:tc>
           <w:tcPr>
-            <w:tcW w:type="dxa" w:w="510"/>
+            <w:tcW w:type="dxa" w:w="624"/>
             <w:vAlign w:val="center"/>
           </w:tcPr>
           <w:p>
@@ -10049,6 +10108,27 @@
         </w:tc>
         <w:tc>
           <w:tcPr>
+            <w:tcW w:type="dxa" w:w="680"/>
+            <w:vAlign w:val="center"/>
+          </w:tcPr>
+          <w:p>
+            <w:pPr>
+              <w:keepNext/>
+              <w:spacing w:line="240" w:lineRule="auto"/>
+              <w:ind w:firstLine="0"/>
+              <w:jc w:val="center"/>
+            </w:pPr>
+            <w:r/>
+            <w:r>
+              <w:rPr>
+                <w:sz w:val="20"/>
+              </w:rPr>
+              <w:t>0,463</w:t>
+            </w:r>
+          </w:p>
+        </w:tc>
+        <w:tc>
+          <w:tcPr>
             <w:tcW w:type="dxa" w:w="737"/>
             <w:vAlign w:val="center"/>
           </w:tcPr>
@@ -10070,6 +10150,69 @@
         </w:tc>
         <w:tc>
           <w:tcPr>
+            <w:tcW w:type="dxa" w:w="907"/>
+            <w:vAlign w:val="center"/>
+          </w:tcPr>
+          <w:p>
+            <w:pPr>
+              <w:keepNext/>
+              <w:spacing w:line="240" w:lineRule="auto"/>
+              <w:ind w:firstLine="0"/>
+              <w:jc w:val="center"/>
+            </w:pPr>
+            <w:r/>
+            <w:r>
+              <w:rPr>
+                <w:sz w:val="20"/>
+              </w:rPr>
+              <w:t>ППР Ø40</w:t>
+            </w:r>
+          </w:p>
+        </w:tc>
+        <w:tc>
+          <w:tcPr>
+            <w:tcW w:type="dxa" w:w="680"/>
+            <w:vAlign w:val="center"/>
+          </w:tcPr>
+          <w:p>
+            <w:pPr>
+              <w:keepNext/>
+              <w:spacing w:line="240" w:lineRule="auto"/>
+              <w:ind w:firstLine="0"/>
+              <w:jc w:val="center"/>
+            </w:pPr>
+            <w:r/>
+            <w:r>
+              <w:rPr>
+                <w:sz w:val="20"/>
+              </w:rPr>
+              <w:t>0,83</w:t>
+            </w:r>
+          </w:p>
+        </w:tc>
+        <w:tc>
+          <w:tcPr>
+            <w:tcW w:type="dxa" w:w="850"/>
+            <w:vAlign w:val="center"/>
+          </w:tcPr>
+          <w:p>
+            <w:pPr>
+              <w:keepNext/>
+              <w:spacing w:line="240" w:lineRule="auto"/>
+              <w:ind w:firstLine="0"/>
+              <w:jc w:val="center"/>
+            </w:pPr>
+            <w:r/>
+            <w:r>
+              <w:rPr>
+                <w:sz w:val="20"/>
+              </w:rPr>
+              <w:t>0,0423</w:t>
+            </w:r>
+          </w:p>
+        </w:tc>
+        <w:tc>
+          <w:tcPr>
             <w:tcW w:type="dxa" w:w="794"/>
             <w:vAlign w:val="center"/>
           </w:tcPr>
@@ -10085,91 +10228,7 @@
               <w:rPr>
                 <w:sz w:val="20"/>
               </w:rPr>
-              <w:t>0,463</w:t>
-            </w:r>
-          </w:p>
-        </w:tc>
-        <w:tc>
-          <w:tcPr>
-            <w:tcW w:type="dxa" w:w="567"/>
-            <w:vAlign w:val="center"/>
-          </w:tcPr>
-          <w:p>
-            <w:pPr>
-              <w:keepNext/>
-              <w:spacing w:line="240" w:lineRule="auto"/>
-              <w:ind w:firstLine="0"/>
-              <w:jc w:val="center"/>
-            </w:pPr>
-            <w:r/>
-            <w:r>
-              <w:rPr>
-                <w:sz w:val="20"/>
-              </w:rPr>
-              <w:t>25</w:t>
-            </w:r>
-          </w:p>
-        </w:tc>
-        <w:tc>
-          <w:tcPr>
-            <w:tcW w:type="dxa" w:w="737"/>
-            <w:vAlign w:val="center"/>
-          </w:tcPr>
-          <w:p>
-            <w:pPr>
-              <w:keepNext/>
-              <w:spacing w:line="240" w:lineRule="auto"/>
-              <w:ind w:firstLine="0"/>
-              <w:jc w:val="center"/>
-            </w:pPr>
-            <w:r/>
-            <w:r>
-              <w:rPr>
-                <w:sz w:val="20"/>
-              </w:rPr>
-              <w:t>0,87</w:t>
-            </w:r>
-          </w:p>
-        </w:tc>
-        <w:tc>
-          <w:tcPr>
-            <w:tcW w:type="dxa" w:w="850"/>
-            <w:vAlign w:val="center"/>
-          </w:tcPr>
-          <w:p>
-            <w:pPr>
-              <w:keepNext/>
-              <w:spacing w:line="240" w:lineRule="auto"/>
-              <w:ind w:firstLine="0"/>
-              <w:jc w:val="center"/>
-            </w:pPr>
-            <w:r/>
-            <w:r>
-              <w:rPr>
-                <w:sz w:val="20"/>
-              </w:rPr>
-              <w:t>0,0962</w:t>
-            </w:r>
-          </w:p>
-        </w:tc>
-        <w:tc>
-          <w:tcPr>
-            <w:tcW w:type="dxa" w:w="850"/>
-            <w:vAlign w:val="center"/>
-          </w:tcPr>
-          <w:p>
-            <w:pPr>
-              <w:keepNext/>
-              <w:spacing w:line="240" w:lineRule="auto"/>
-              <w:ind w:firstLine="0"/>
-              <w:jc w:val="center"/>
-            </w:pPr>
-            <w:r/>
-            <w:r>
-              <w:rPr>
-                <w:sz w:val="20"/>
-              </w:rPr>
-              <w:t>0,400</w:t>
+              <w:t>0,176</w:t>
             </w:r>
           </w:p>
         </w:tc>
@@ -10201,7 +10260,7 @@
         </w:tc>
         <w:tc>
           <w:tcPr>
-            <w:tcW w:type="dxa" w:w="2608"/>
+            <w:tcW w:type="dxa" w:w="2381"/>
             <w:vAlign w:val="center"/>
           </w:tcPr>
           <w:p>
@@ -10243,7 +10302,7 @@
         </w:tc>
         <w:tc>
           <w:tcPr>
-            <w:tcW w:type="dxa" w:w="510"/>
+            <w:tcW w:type="dxa" w:w="624"/>
             <w:vAlign w:val="center"/>
           </w:tcPr>
           <w:p>
@@ -10285,6 +10344,27 @@
         </w:tc>
         <w:tc>
           <w:tcPr>
+            <w:tcW w:type="dxa" w:w="680"/>
+            <w:vAlign w:val="center"/>
+          </w:tcPr>
+          <w:p>
+            <w:pPr>
+              <w:keepNext/>
+              <w:spacing w:line="240" w:lineRule="auto"/>
+              <w:ind w:firstLine="0"/>
+              <w:jc w:val="center"/>
+            </w:pPr>
+            <w:r/>
+            <w:r>
+              <w:rPr>
+                <w:sz w:val="20"/>
+              </w:rPr>
+              <w:t>0,487</w:t>
+            </w:r>
+          </w:p>
+        </w:tc>
+        <w:tc>
+          <w:tcPr>
             <w:tcW w:type="dxa" w:w="737"/>
             <w:vAlign w:val="center"/>
           </w:tcPr>
@@ -10306,6 +10386,69 @@
         </w:tc>
         <w:tc>
           <w:tcPr>
+            <w:tcW w:type="dxa" w:w="907"/>
+            <w:vAlign w:val="center"/>
+          </w:tcPr>
+          <w:p>
+            <w:pPr>
+              <w:keepNext/>
+              <w:spacing w:line="240" w:lineRule="auto"/>
+              <w:ind w:firstLine="0"/>
+              <w:jc w:val="center"/>
+            </w:pPr>
+            <w:r/>
+            <w:r>
+              <w:rPr>
+                <w:sz w:val="20"/>
+              </w:rPr>
+              <w:t>ППР Ø40</w:t>
+            </w:r>
+          </w:p>
+        </w:tc>
+        <w:tc>
+          <w:tcPr>
+            <w:tcW w:type="dxa" w:w="680"/>
+            <w:vAlign w:val="center"/>
+          </w:tcPr>
+          <w:p>
+            <w:pPr>
+              <w:keepNext/>
+              <w:spacing w:line="240" w:lineRule="auto"/>
+              <w:ind w:firstLine="0"/>
+              <w:jc w:val="center"/>
+            </w:pPr>
+            <w:r/>
+            <w:r>
+              <w:rPr>
+                <w:sz w:val="20"/>
+              </w:rPr>
+              <w:t>0,88</w:t>
+            </w:r>
+          </w:p>
+        </w:tc>
+        <w:tc>
+          <w:tcPr>
+            <w:tcW w:type="dxa" w:w="850"/>
+            <w:vAlign w:val="center"/>
+          </w:tcPr>
+          <w:p>
+            <w:pPr>
+              <w:keepNext/>
+              <w:spacing w:line="240" w:lineRule="auto"/>
+              <w:ind w:firstLine="0"/>
+              <w:jc w:val="center"/>
+            </w:pPr>
+            <w:r/>
+            <w:r>
+              <w:rPr>
+                <w:sz w:val="20"/>
+              </w:rPr>
+              <w:t>0,0462</w:t>
+            </w:r>
+          </w:p>
+        </w:tc>
+        <w:tc>
+          <w:tcPr>
             <w:tcW w:type="dxa" w:w="794"/>
             <w:vAlign w:val="center"/>
           </w:tcPr>
@@ -10321,91 +10464,7 @@
               <w:rPr>
                 <w:sz w:val="20"/>
               </w:rPr>
-              <w:t>0,487</w:t>
-            </w:r>
-          </w:p>
-        </w:tc>
-        <w:tc>
-          <w:tcPr>
-            <w:tcW w:type="dxa" w:w="567"/>
-            <w:vAlign w:val="center"/>
-          </w:tcPr>
-          <w:p>
-            <w:pPr>
-              <w:keepNext/>
-              <w:spacing w:line="240" w:lineRule="auto"/>
-              <w:ind w:firstLine="0"/>
-              <w:jc w:val="center"/>
-            </w:pPr>
-            <w:r/>
-            <w:r>
-              <w:rPr>
-                <w:sz w:val="20"/>
-              </w:rPr>
-              <w:t>25</w:t>
-            </w:r>
-          </w:p>
-        </w:tc>
-        <w:tc>
-          <w:tcPr>
-            <w:tcW w:type="dxa" w:w="737"/>
-            <w:vAlign w:val="center"/>
-          </w:tcPr>
-          <w:p>
-            <w:pPr>
-              <w:keepNext/>
-              <w:spacing w:line="240" w:lineRule="auto"/>
-              <w:ind w:firstLine="0"/>
-              <w:jc w:val="center"/>
-            </w:pPr>
-            <w:r/>
-            <w:r>
-              <w:rPr>
-                <w:sz w:val="20"/>
-              </w:rPr>
-              <w:t>0,91</w:t>
-            </w:r>
-          </w:p>
-        </w:tc>
-        <w:tc>
-          <w:tcPr>
-            <w:tcW w:type="dxa" w:w="850"/>
-            <w:vAlign w:val="center"/>
-          </w:tcPr>
-          <w:p>
-            <w:pPr>
-              <w:keepNext/>
-              <w:spacing w:line="240" w:lineRule="auto"/>
-              <w:ind w:firstLine="0"/>
-              <w:jc w:val="center"/>
-            </w:pPr>
-            <w:r/>
-            <w:r>
-              <w:rPr>
-                <w:sz w:val="20"/>
-              </w:rPr>
-              <w:t>0,1056</w:t>
-            </w:r>
-          </w:p>
-        </w:tc>
-        <w:tc>
-          <w:tcPr>
-            <w:tcW w:type="dxa" w:w="850"/>
-            <w:vAlign w:val="center"/>
-          </w:tcPr>
-          <w:p>
-            <w:pPr>
-              <w:keepNext/>
-              <w:spacing w:line="240" w:lineRule="auto"/>
-              <w:ind w:firstLine="0"/>
-              <w:jc w:val="center"/>
-            </w:pPr>
-            <w:r/>
-            <w:r>
-              <w:rPr>
-                <w:sz w:val="20"/>
-              </w:rPr>
-              <w:t>0,439</w:t>
+              <w:t>0,192</w:t>
             </w:r>
           </w:p>
         </w:tc>
@@ -10437,7 +10496,7 @@
         </w:tc>
         <w:tc>
           <w:tcPr>
-            <w:tcW w:type="dxa" w:w="2608"/>
+            <w:tcW w:type="dxa" w:w="2381"/>
             <w:vAlign w:val="center"/>
           </w:tcPr>
           <w:p>
@@ -10479,7 +10538,7 @@
         </w:tc>
         <w:tc>
           <w:tcPr>
-            <w:tcW w:type="dxa" w:w="510"/>
+            <w:tcW w:type="dxa" w:w="624"/>
             <w:vAlign w:val="center"/>
           </w:tcPr>
           <w:p>
@@ -10521,6 +10580,27 @@
         </w:tc>
         <w:tc>
           <w:tcPr>
+            <w:tcW w:type="dxa" w:w="680"/>
+            <w:vAlign w:val="center"/>
+          </w:tcPr>
+          <w:p>
+            <w:pPr>
+              <w:keepNext/>
+              <w:spacing w:line="240" w:lineRule="auto"/>
+              <w:ind w:firstLine="0"/>
+              <w:jc w:val="center"/>
+            </w:pPr>
+            <w:r/>
+            <w:r>
+              <w:rPr>
+                <w:sz w:val="20"/>
+              </w:rPr>
+              <w:t>0,510</w:t>
+            </w:r>
+          </w:p>
+        </w:tc>
+        <w:tc>
+          <w:tcPr>
             <w:tcW w:type="dxa" w:w="737"/>
             <w:vAlign w:val="center"/>
           </w:tcPr>
@@ -10542,6 +10622,69 @@
         </w:tc>
         <w:tc>
           <w:tcPr>
+            <w:tcW w:type="dxa" w:w="907"/>
+            <w:vAlign w:val="center"/>
+          </w:tcPr>
+          <w:p>
+            <w:pPr>
+              <w:keepNext/>
+              <w:spacing w:line="240" w:lineRule="auto"/>
+              <w:ind w:firstLine="0"/>
+              <w:jc w:val="center"/>
+            </w:pPr>
+            <w:r/>
+            <w:r>
+              <w:rPr>
+                <w:sz w:val="20"/>
+              </w:rPr>
+              <w:t>ППР Ø40</w:t>
+            </w:r>
+          </w:p>
+        </w:tc>
+        <w:tc>
+          <w:tcPr>
+            <w:tcW w:type="dxa" w:w="680"/>
+            <w:vAlign w:val="center"/>
+          </w:tcPr>
+          <w:p>
+            <w:pPr>
+              <w:keepNext/>
+              <w:spacing w:line="240" w:lineRule="auto"/>
+              <w:ind w:firstLine="0"/>
+              <w:jc w:val="center"/>
+            </w:pPr>
+            <w:r/>
+            <w:r>
+              <w:rPr>
+                <w:sz w:val="20"/>
+              </w:rPr>
+              <w:t>0,92</w:t>
+            </w:r>
+          </w:p>
+        </w:tc>
+        <w:tc>
+          <w:tcPr>
+            <w:tcW w:type="dxa" w:w="850"/>
+            <w:vAlign w:val="center"/>
+          </w:tcPr>
+          <w:p>
+            <w:pPr>
+              <w:keepNext/>
+              <w:spacing w:line="240" w:lineRule="auto"/>
+              <w:ind w:firstLine="0"/>
+              <w:jc w:val="center"/>
+            </w:pPr>
+            <w:r/>
+            <w:r>
+              <w:rPr>
+                <w:sz w:val="20"/>
+              </w:rPr>
+              <w:t>0,0501</w:t>
+            </w:r>
+          </w:p>
+        </w:tc>
+        <w:tc>
+          <w:tcPr>
             <w:tcW w:type="dxa" w:w="794"/>
             <w:vAlign w:val="center"/>
           </w:tcPr>
@@ -10557,91 +10700,7 @@
               <w:rPr>
                 <w:sz w:val="20"/>
               </w:rPr>
-              <w:t>0,510</w:t>
-            </w:r>
-          </w:p>
-        </w:tc>
-        <w:tc>
-          <w:tcPr>
-            <w:tcW w:type="dxa" w:w="567"/>
-            <w:vAlign w:val="center"/>
-          </w:tcPr>
-          <w:p>
-            <w:pPr>
-              <w:keepNext/>
-              <w:spacing w:line="240" w:lineRule="auto"/>
-              <w:ind w:firstLine="0"/>
-              <w:jc w:val="center"/>
-            </w:pPr>
-            <w:r/>
-            <w:r>
-              <w:rPr>
-                <w:sz w:val="20"/>
-              </w:rPr>
-              <w:t>25</w:t>
-            </w:r>
-          </w:p>
-        </w:tc>
-        <w:tc>
-          <w:tcPr>
-            <w:tcW w:type="dxa" w:w="737"/>
-            <w:vAlign w:val="center"/>
-          </w:tcPr>
-          <w:p>
-            <w:pPr>
-              <w:keepNext/>
-              <w:spacing w:line="240" w:lineRule="auto"/>
-              <w:ind w:firstLine="0"/>
-              <w:jc w:val="center"/>
-            </w:pPr>
-            <w:r/>
-            <w:r>
-              <w:rPr>
-                <w:sz w:val="20"/>
-              </w:rPr>
-              <w:t>0,95</w:t>
-            </w:r>
-          </w:p>
-        </w:tc>
-        <w:tc>
-          <w:tcPr>
-            <w:tcW w:type="dxa" w:w="850"/>
-            <w:vAlign w:val="center"/>
-          </w:tcPr>
-          <w:p>
-            <w:pPr>
-              <w:keepNext/>
-              <w:spacing w:line="240" w:lineRule="auto"/>
-              <w:ind w:firstLine="0"/>
-              <w:jc w:val="center"/>
-            </w:pPr>
-            <w:r/>
-            <w:r>
-              <w:rPr>
-                <w:sz w:val="20"/>
-              </w:rPr>
-              <w:t>0,1149</w:t>
-            </w:r>
-          </w:p>
-        </w:tc>
-        <w:tc>
-          <w:tcPr>
-            <w:tcW w:type="dxa" w:w="850"/>
-            <w:vAlign w:val="center"/>
-          </w:tcPr>
-          <w:p>
-            <w:pPr>
-              <w:keepNext/>
-              <w:spacing w:line="240" w:lineRule="auto"/>
-              <w:ind w:firstLine="0"/>
-              <w:jc w:val="center"/>
-            </w:pPr>
-            <w:r/>
-            <w:r>
-              <w:rPr>
-                <w:sz w:val="20"/>
-              </w:rPr>
-              <w:t>0,478</w:t>
+              <w:t>0,208</w:t>
             </w:r>
           </w:p>
         </w:tc>
@@ -10673,7 +10732,7 @@
         </w:tc>
         <w:tc>
           <w:tcPr>
-            <w:tcW w:type="dxa" w:w="2608"/>
+            <w:tcW w:type="dxa" w:w="2381"/>
             <w:vAlign w:val="center"/>
           </w:tcPr>
           <w:p>
@@ -10688,7 +10747,7 @@
               <w:rPr>
                 <w:sz w:val="20"/>
               </w:rPr>
-              <w:t>Ст.В1-5 эт. 1 - магистраль</w:t>
+              <w:t>Ст.В1-5 эт. 1 - основание в подвале</w:t>
             </w:r>
           </w:p>
         </w:tc>
@@ -10709,13 +10768,13 @@
               <w:rPr>
                 <w:sz w:val="20"/>
               </w:rPr>
-              <w:t>3,05</w:t>
-            </w:r>
-          </w:p>
-        </w:tc>
-        <w:tc>
-          <w:tcPr>
-            <w:tcW w:type="dxa" w:w="510"/>
+              <w:t>2,10</w:t>
+            </w:r>
+          </w:p>
+        </w:tc>
+        <w:tc>
+          <w:tcPr>
+            <w:tcW w:type="dxa" w:w="624"/>
             <w:vAlign w:val="center"/>
           </w:tcPr>
           <w:p>
@@ -10757,6 +10816,27 @@
         </w:tc>
         <w:tc>
           <w:tcPr>
+            <w:tcW w:type="dxa" w:w="680"/>
+            <w:vAlign w:val="center"/>
+          </w:tcPr>
+          <w:p>
+            <w:pPr>
+              <w:keepNext/>
+              <w:spacing w:line="240" w:lineRule="auto"/>
+              <w:ind w:firstLine="0"/>
+              <w:jc w:val="center"/>
+            </w:pPr>
+            <w:r/>
+            <w:r>
+              <w:rPr>
+                <w:sz w:val="20"/>
+              </w:rPr>
+              <w:t>0,531</w:t>
+            </w:r>
+          </w:p>
+        </w:tc>
+        <w:tc>
+          <w:tcPr>
             <w:tcW w:type="dxa" w:w="737"/>
             <w:vAlign w:val="center"/>
           </w:tcPr>
@@ -10778,6 +10858,69 @@
         </w:tc>
         <w:tc>
           <w:tcPr>
+            <w:tcW w:type="dxa" w:w="907"/>
+            <w:vAlign w:val="center"/>
+          </w:tcPr>
+          <w:p>
+            <w:pPr>
+              <w:keepNext/>
+              <w:spacing w:line="240" w:lineRule="auto"/>
+              <w:ind w:firstLine="0"/>
+              <w:jc w:val="center"/>
+            </w:pPr>
+            <w:r/>
+            <w:r>
+              <w:rPr>
+                <w:sz w:val="20"/>
+              </w:rPr>
+              <w:t>ППР Ø40</w:t>
+            </w:r>
+          </w:p>
+        </w:tc>
+        <w:tc>
+          <w:tcPr>
+            <w:tcW w:type="dxa" w:w="680"/>
+            <w:vAlign w:val="center"/>
+          </w:tcPr>
+          <w:p>
+            <w:pPr>
+              <w:keepNext/>
+              <w:spacing w:line="240" w:lineRule="auto"/>
+              <w:ind w:firstLine="0"/>
+              <w:jc w:val="center"/>
+            </w:pPr>
+            <w:r/>
+            <w:r>
+              <w:rPr>
+                <w:sz w:val="20"/>
+              </w:rPr>
+              <w:t>0,96</w:t>
+            </w:r>
+          </w:p>
+        </w:tc>
+        <w:tc>
+          <w:tcPr>
+            <w:tcW w:type="dxa" w:w="850"/>
+            <w:vAlign w:val="center"/>
+          </w:tcPr>
+          <w:p>
+            <w:pPr>
+              <w:keepNext/>
+              <w:spacing w:line="240" w:lineRule="auto"/>
+              <w:ind w:firstLine="0"/>
+              <w:jc w:val="center"/>
+            </w:pPr>
+            <w:r/>
+            <w:r>
+              <w:rPr>
+                <w:sz w:val="20"/>
+              </w:rPr>
+              <w:t>0,0539</w:t>
+            </w:r>
+          </w:p>
+        </w:tc>
+        <w:tc>
+          <w:tcPr>
             <w:tcW w:type="dxa" w:w="794"/>
             <w:vAlign w:val="center"/>
           </w:tcPr>
@@ -10793,91 +10936,7 @@
               <w:rPr>
                 <w:sz w:val="20"/>
               </w:rPr>
-              <w:t>0,531</w:t>
-            </w:r>
-          </w:p>
-        </w:tc>
-        <w:tc>
-          <w:tcPr>
-            <w:tcW w:type="dxa" w:w="567"/>
-            <w:vAlign w:val="center"/>
-          </w:tcPr>
-          <w:p>
-            <w:pPr>
-              <w:keepNext/>
-              <w:spacing w:line="240" w:lineRule="auto"/>
-              <w:ind w:firstLine="0"/>
-              <w:jc w:val="center"/>
-            </w:pPr>
-            <w:r/>
-            <w:r>
-              <w:rPr>
-                <w:sz w:val="20"/>
-              </w:rPr>
-              <w:t>25</w:t>
-            </w:r>
-          </w:p>
-        </w:tc>
-        <w:tc>
-          <w:tcPr>
-            <w:tcW w:type="dxa" w:w="737"/>
-            <w:vAlign w:val="center"/>
-          </w:tcPr>
-          <w:p>
-            <w:pPr>
-              <w:keepNext/>
-              <w:spacing w:line="240" w:lineRule="auto"/>
-              <w:ind w:firstLine="0"/>
-              <w:jc w:val="center"/>
-            </w:pPr>
-            <w:r/>
-            <w:r>
-              <w:rPr>
-                <w:sz w:val="20"/>
-              </w:rPr>
-              <w:t>0,99</w:t>
-            </w:r>
-          </w:p>
-        </w:tc>
-        <w:tc>
-          <w:tcPr>
-            <w:tcW w:type="dxa" w:w="850"/>
-            <w:vAlign w:val="center"/>
-          </w:tcPr>
-          <w:p>
-            <w:pPr>
-              <w:keepNext/>
-              <w:spacing w:line="240" w:lineRule="auto"/>
-              <w:ind w:firstLine="0"/>
-              <w:jc w:val="center"/>
-            </w:pPr>
-            <w:r/>
-            <w:r>
-              <w:rPr>
-                <w:sz w:val="20"/>
-              </w:rPr>
-              <w:t>0,1241</w:t>
-            </w:r>
-          </w:p>
-        </w:tc>
-        <w:tc>
-          <w:tcPr>
-            <w:tcW w:type="dxa" w:w="850"/>
-            <w:vAlign w:val="center"/>
-          </w:tcPr>
-          <w:p>
-            <w:pPr>
-              <w:keepNext/>
-              <w:spacing w:line="240" w:lineRule="auto"/>
-              <w:ind w:firstLine="0"/>
-              <w:jc w:val="center"/>
-            </w:pPr>
-            <w:r/>
-            <w:r>
-              <w:rPr>
-                <w:sz w:val="20"/>
-              </w:rPr>
-              <w:t>0,492</w:t>
+              <w:t>0,147</w:t>
             </w:r>
           </w:p>
         </w:tc>
@@ -10909,7 +10968,7 @@
         </w:tc>
         <w:tc>
           <w:tcPr>
-            <w:tcW w:type="dxa" w:w="2608"/>
+            <w:tcW w:type="dxa" w:w="2381"/>
             <w:vAlign w:val="center"/>
           </w:tcPr>
           <w:p>
@@ -10924,7 +10983,7 @@
               <w:rPr>
                 <w:sz w:val="20"/>
               </w:rPr>
-              <w:t>магистраль 30,34…44,88</w:t>
+              <w:t>подводка к стояку Ст.В1-5</w:t>
             </w:r>
           </w:p>
         </w:tc>
@@ -10945,13 +11004,13 @@
               <w:rPr>
                 <w:sz w:val="20"/>
               </w:rPr>
-              <w:t>14,54</w:t>
-            </w:r>
-          </w:p>
-        </w:tc>
-        <w:tc>
-          <w:tcPr>
-            <w:tcW w:type="dxa" w:w="510"/>
+              <w:t>2,07</w:t>
+            </w:r>
+          </w:p>
+        </w:tc>
+        <w:tc>
+          <w:tcPr>
+            <w:tcW w:type="dxa" w:w="624"/>
             <w:vAlign w:val="center"/>
           </w:tcPr>
           <w:p>
@@ -10993,6 +11052,27 @@
         </w:tc>
         <w:tc>
           <w:tcPr>
+            <w:tcW w:type="dxa" w:w="680"/>
+            <w:vAlign w:val="center"/>
+          </w:tcPr>
+          <w:p>
+            <w:pPr>
+              <w:keepNext/>
+              <w:spacing w:line="240" w:lineRule="auto"/>
+              <w:ind w:firstLine="0"/>
+              <w:jc w:val="center"/>
+            </w:pPr>
+            <w:r/>
+            <w:r>
+              <w:rPr>
+                <w:sz w:val="20"/>
+              </w:rPr>
+              <w:t>0,531</w:t>
+            </w:r>
+          </w:p>
+        </w:tc>
+        <w:tc>
+          <w:tcPr>
             <w:tcW w:type="dxa" w:w="737"/>
             <w:vAlign w:val="center"/>
           </w:tcPr>
@@ -11014,6 +11094,69 @@
         </w:tc>
         <w:tc>
           <w:tcPr>
+            <w:tcW w:type="dxa" w:w="907"/>
+            <w:vAlign w:val="center"/>
+          </w:tcPr>
+          <w:p>
+            <w:pPr>
+              <w:keepNext/>
+              <w:spacing w:line="240" w:lineRule="auto"/>
+              <w:ind w:firstLine="0"/>
+              <w:jc w:val="center"/>
+            </w:pPr>
+            <w:r/>
+            <w:r>
+              <w:rPr>
+                <w:sz w:val="20"/>
+              </w:rPr>
+              <w:t>ВГП DN25</w:t>
+            </w:r>
+          </w:p>
+        </w:tc>
+        <w:tc>
+          <w:tcPr>
+            <w:tcW w:type="dxa" w:w="680"/>
+            <w:vAlign w:val="center"/>
+          </w:tcPr>
+          <w:p>
+            <w:pPr>
+              <w:keepNext/>
+              <w:spacing w:line="240" w:lineRule="auto"/>
+              <w:ind w:firstLine="0"/>
+              <w:jc w:val="center"/>
+            </w:pPr>
+            <w:r/>
+            <w:r>
+              <w:rPr>
+                <w:sz w:val="20"/>
+              </w:rPr>
+              <w:t>0,99</w:t>
+            </w:r>
+          </w:p>
+        </w:tc>
+        <w:tc>
+          <w:tcPr>
+            <w:tcW w:type="dxa" w:w="850"/>
+            <w:vAlign w:val="center"/>
+          </w:tcPr>
+          <w:p>
+            <w:pPr>
+              <w:keepNext/>
+              <w:spacing w:line="240" w:lineRule="auto"/>
+              <w:ind w:firstLine="0"/>
+              <w:jc w:val="center"/>
+            </w:pPr>
+            <w:r/>
+            <w:r>
+              <w:rPr>
+                <w:sz w:val="20"/>
+              </w:rPr>
+              <w:t>0,1241</w:t>
+            </w:r>
+          </w:p>
+        </w:tc>
+        <w:tc>
+          <w:tcPr>
             <w:tcW w:type="dxa" w:w="794"/>
             <w:vAlign w:val="center"/>
           </w:tcPr>
@@ -11029,91 +11172,7 @@
               <w:rPr>
                 <w:sz w:val="20"/>
               </w:rPr>
-              <w:t>0,531</w:t>
-            </w:r>
-          </w:p>
-        </w:tc>
-        <w:tc>
-          <w:tcPr>
-            <w:tcW w:type="dxa" w:w="567"/>
-            <w:vAlign w:val="center"/>
-          </w:tcPr>
-          <w:p>
-            <w:pPr>
-              <w:keepNext/>
-              <w:spacing w:line="240" w:lineRule="auto"/>
-              <w:ind w:firstLine="0"/>
-              <w:jc w:val="center"/>
-            </w:pPr>
-            <w:r/>
-            <w:r>
-              <w:rPr>
-                <w:sz w:val="20"/>
-              </w:rPr>
-              <w:t>32</w:t>
-            </w:r>
-          </w:p>
-        </w:tc>
-        <w:tc>
-          <w:tcPr>
-            <w:tcW w:type="dxa" w:w="737"/>
-            <w:vAlign w:val="center"/>
-          </w:tcPr>
-          <w:p>
-            <w:pPr>
-              <w:keepNext/>
-              <w:spacing w:line="240" w:lineRule="auto"/>
-              <w:ind w:firstLine="0"/>
-              <w:jc w:val="center"/>
-            </w:pPr>
-            <w:r/>
-            <w:r>
-              <w:rPr>
-                <w:sz w:val="20"/>
-              </w:rPr>
-              <w:t>0,56</w:t>
-            </w:r>
-          </w:p>
-        </w:tc>
-        <w:tc>
-          <w:tcPr>
-            <w:tcW w:type="dxa" w:w="850"/>
-            <w:vAlign w:val="center"/>
-          </w:tcPr>
-          <w:p>
-            <w:pPr>
-              <w:keepNext/>
-              <w:spacing w:line="240" w:lineRule="auto"/>
-              <w:ind w:firstLine="0"/>
-              <w:jc w:val="center"/>
-            </w:pPr>
-            <w:r/>
-            <w:r>
-              <w:rPr>
-                <w:sz w:val="20"/>
-              </w:rPr>
-              <w:t>0,0292</w:t>
-            </w:r>
-          </w:p>
-        </w:tc>
-        <w:tc>
-          <w:tcPr>
-            <w:tcW w:type="dxa" w:w="850"/>
-            <w:vAlign w:val="center"/>
-          </w:tcPr>
-          <w:p>
-            <w:pPr>
-              <w:keepNext/>
-              <w:spacing w:line="240" w:lineRule="auto"/>
-              <w:ind w:firstLine="0"/>
-              <w:jc w:val="center"/>
-            </w:pPr>
-            <w:r/>
-            <w:r>
-              <w:rPr>
-                <w:sz w:val="20"/>
-              </w:rPr>
-              <w:t>0,552</w:t>
+              <w:t>0,334</w:t>
             </w:r>
           </w:p>
         </w:tc>
@@ -11145,7 +11204,7 @@
         </w:tc>
         <w:tc>
           <w:tcPr>
-            <w:tcW w:type="dxa" w:w="2608"/>
+            <w:tcW w:type="dxa" w:w="2381"/>
             <w:vAlign w:val="center"/>
           </w:tcPr>
           <w:p>
@@ -11160,7 +11219,7 @@
               <w:rPr>
                 <w:sz w:val="20"/>
               </w:rPr>
-              <w:t>магистраль 29,16…30,34</w:t>
+              <w:t>магистраль 29,60…44,54</w:t>
             </w:r>
           </w:p>
         </w:tc>
@@ -11181,13 +11240,13 @@
               <w:rPr>
                 <w:sz w:val="20"/>
               </w:rPr>
-              <w:t>1,17</w:t>
-            </w:r>
-          </w:p>
-        </w:tc>
-        <w:tc>
-          <w:tcPr>
-            <w:tcW w:type="dxa" w:w="510"/>
+              <w:t>14,94</w:t>
+            </w:r>
+          </w:p>
+        </w:tc>
+        <w:tc>
+          <w:tcPr>
+            <w:tcW w:type="dxa" w:w="624"/>
             <w:vAlign w:val="center"/>
           </w:tcPr>
           <w:p>
@@ -11202,7 +11261,7 @@
               <w:rPr>
                 <w:sz w:val="20"/>
               </w:rPr>
-              <w:t>88</w:t>
+              <w:t>44</w:t>
             </w:r>
           </w:p>
         </w:tc>
@@ -11223,7 +11282,28 @@
               <w:rPr>
                 <w:sz w:val="20"/>
               </w:rPr>
-              <w:t>0,5926</w:t>
+              <w:t>0,2963</w:t>
+            </w:r>
+          </w:p>
+        </w:tc>
+        <w:tc>
+          <w:tcPr>
+            <w:tcW w:type="dxa" w:w="680"/>
+            <w:vAlign w:val="center"/>
+          </w:tcPr>
+          <w:p>
+            <w:pPr>
+              <w:keepNext/>
+              <w:spacing w:line="240" w:lineRule="auto"/>
+              <w:ind w:firstLine="0"/>
+              <w:jc w:val="center"/>
+            </w:pPr>
+            <w:r/>
+            <w:r>
+              <w:rPr>
+                <w:sz w:val="20"/>
+              </w:rPr>
+              <w:t>0,531</w:t>
             </w:r>
           </w:p>
         </w:tc>
@@ -11244,7 +11324,70 @@
               <w:rPr>
                 <w:sz w:val="20"/>
               </w:rPr>
-              <w:t>0,738</w:t>
+              <w:t>0,531</w:t>
+            </w:r>
+          </w:p>
+        </w:tc>
+        <w:tc>
+          <w:tcPr>
+            <w:tcW w:type="dxa" w:w="907"/>
+            <w:vAlign w:val="center"/>
+          </w:tcPr>
+          <w:p>
+            <w:pPr>
+              <w:keepNext/>
+              <w:spacing w:line="240" w:lineRule="auto"/>
+              <w:ind w:firstLine="0"/>
+              <w:jc w:val="center"/>
+            </w:pPr>
+            <w:r/>
+            <w:r>
+              <w:rPr>
+                <w:sz w:val="20"/>
+              </w:rPr>
+              <w:t>ВГП DN32</w:t>
+            </w:r>
+          </w:p>
+        </w:tc>
+        <w:tc>
+          <w:tcPr>
+            <w:tcW w:type="dxa" w:w="680"/>
+            <w:vAlign w:val="center"/>
+          </w:tcPr>
+          <w:p>
+            <w:pPr>
+              <w:keepNext/>
+              <w:spacing w:line="240" w:lineRule="auto"/>
+              <w:ind w:firstLine="0"/>
+              <w:jc w:val="center"/>
+            </w:pPr>
+            <w:r/>
+            <w:r>
+              <w:rPr>
+                <w:sz w:val="20"/>
+              </w:rPr>
+              <w:t>0,56</w:t>
+            </w:r>
+          </w:p>
+        </w:tc>
+        <w:tc>
+          <w:tcPr>
+            <w:tcW w:type="dxa" w:w="850"/>
+            <w:vAlign w:val="center"/>
+          </w:tcPr>
+          <w:p>
+            <w:pPr>
+              <w:keepNext/>
+              <w:spacing w:line="240" w:lineRule="auto"/>
+              <w:ind w:firstLine="0"/>
+              <w:jc w:val="center"/>
+            </w:pPr>
+            <w:r/>
+            <w:r>
+              <w:rPr>
+                <w:sz w:val="20"/>
+              </w:rPr>
+              <w:t>0,0292</w:t>
             </w:r>
           </w:p>
         </w:tc>
@@ -11265,91 +11408,7 @@
               <w:rPr>
                 <w:sz w:val="20"/>
               </w:rPr>
-              <w:t>0,738</w:t>
-            </w:r>
-          </w:p>
-        </w:tc>
-        <w:tc>
-          <w:tcPr>
-            <w:tcW w:type="dxa" w:w="567"/>
-            <w:vAlign w:val="center"/>
-          </w:tcPr>
-          <w:p>
-            <w:pPr>
-              <w:keepNext/>
-              <w:spacing w:line="240" w:lineRule="auto"/>
-              <w:ind w:firstLine="0"/>
-              <w:jc w:val="center"/>
-            </w:pPr>
-            <w:r/>
-            <w:r>
-              <w:rPr>
-                <w:sz w:val="20"/>
-              </w:rPr>
-              <w:t>32</w:t>
-            </w:r>
-          </w:p>
-        </w:tc>
-        <w:tc>
-          <w:tcPr>
-            <w:tcW w:type="dxa" w:w="737"/>
-            <w:vAlign w:val="center"/>
-          </w:tcPr>
-          <w:p>
-            <w:pPr>
-              <w:keepNext/>
-              <w:spacing w:line="240" w:lineRule="auto"/>
-              <w:ind w:firstLine="0"/>
-              <w:jc w:val="center"/>
-            </w:pPr>
-            <w:r/>
-            <w:r>
-              <w:rPr>
-                <w:sz w:val="20"/>
-              </w:rPr>
-              <w:t>0,77</w:t>
-            </w:r>
-          </w:p>
-        </w:tc>
-        <w:tc>
-          <w:tcPr>
-            <w:tcW w:type="dxa" w:w="850"/>
-            <w:vAlign w:val="center"/>
-          </w:tcPr>
-          <w:p>
-            <w:pPr>
-              <w:keepNext/>
-              <w:spacing w:line="240" w:lineRule="auto"/>
-              <w:ind w:firstLine="0"/>
-              <w:jc w:val="center"/>
-            </w:pPr>
-            <w:r/>
-            <w:r>
-              <w:rPr>
-                <w:sz w:val="20"/>
-              </w:rPr>
-              <w:t>0,0533</w:t>
-            </w:r>
-          </w:p>
-        </w:tc>
-        <w:tc>
-          <w:tcPr>
-            <w:tcW w:type="dxa" w:w="850"/>
-            <w:vAlign w:val="center"/>
-          </w:tcPr>
-          <w:p>
-            <w:pPr>
-              <w:keepNext/>
-              <w:spacing w:line="240" w:lineRule="auto"/>
-              <w:ind w:firstLine="0"/>
-              <w:jc w:val="center"/>
-            </w:pPr>
-            <w:r/>
-            <w:r>
-              <w:rPr>
-                <w:sz w:val="20"/>
-              </w:rPr>
-              <w:t>0,081</w:t>
+              <w:t>0,568</w:t>
             </w:r>
           </w:p>
         </w:tc>
@@ -11381,7 +11440,7 @@
         </w:tc>
         <w:tc>
           <w:tcPr>
-            <w:tcW w:type="dxa" w:w="2608"/>
+            <w:tcW w:type="dxa" w:w="2381"/>
             <w:vAlign w:val="center"/>
           </w:tcPr>
           <w:p>
@@ -11396,7 +11455,7 @@
               <w:rPr>
                 <w:sz w:val="20"/>
               </w:rPr>
-              <w:t>магистраль 16,29…29,16</w:t>
+              <w:t>магистраль 15,70…29,60</w:t>
             </w:r>
           </w:p>
         </w:tc>
@@ -11417,13 +11476,13 @@
               <w:rPr>
                 <w:sz w:val="20"/>
               </w:rPr>
-              <w:t>12,88</w:t>
-            </w:r>
-          </w:p>
-        </w:tc>
-        <w:tc>
-          <w:tcPr>
-            <w:tcW w:type="dxa" w:w="510"/>
+              <w:t>13,90</w:t>
+            </w:r>
+          </w:p>
+        </w:tc>
+        <w:tc>
+          <w:tcPr>
+            <w:tcW w:type="dxa" w:w="624"/>
             <w:vAlign w:val="center"/>
           </w:tcPr>
           <w:p>
@@ -11465,6 +11524,27 @@
         </w:tc>
         <w:tc>
           <w:tcPr>
+            <w:tcW w:type="dxa" w:w="680"/>
+            <w:vAlign w:val="center"/>
+          </w:tcPr>
+          <w:p>
+            <w:pPr>
+              <w:keepNext/>
+              <w:spacing w:line="240" w:lineRule="auto"/>
+              <w:ind w:firstLine="0"/>
+              <w:jc w:val="center"/>
+            </w:pPr>
+            <w:r/>
+            <w:r>
+              <w:rPr>
+                <w:sz w:val="20"/>
+              </w:rPr>
+              <w:t>0,910</w:t>
+            </w:r>
+          </w:p>
+        </w:tc>
+        <w:tc>
+          <w:tcPr>
             <w:tcW w:type="dxa" w:w="737"/>
             <w:vAlign w:val="center"/>
           </w:tcPr>
@@ -11486,6 +11566,69 @@
         </w:tc>
         <w:tc>
           <w:tcPr>
+            <w:tcW w:type="dxa" w:w="907"/>
+            <w:vAlign w:val="center"/>
+          </w:tcPr>
+          <w:p>
+            <w:pPr>
+              <w:keepNext/>
+              <w:spacing w:line="240" w:lineRule="auto"/>
+              <w:ind w:firstLine="0"/>
+              <w:jc w:val="center"/>
+            </w:pPr>
+            <w:r/>
+            <w:r>
+              <w:rPr>
+                <w:sz w:val="20"/>
+              </w:rPr>
+              <w:t>ВГП DN32</w:t>
+            </w:r>
+          </w:p>
+        </w:tc>
+        <w:tc>
+          <w:tcPr>
+            <w:tcW w:type="dxa" w:w="680"/>
+            <w:vAlign w:val="center"/>
+          </w:tcPr>
+          <w:p>
+            <w:pPr>
+              <w:keepNext/>
+              <w:spacing w:line="240" w:lineRule="auto"/>
+              <w:ind w:firstLine="0"/>
+              <w:jc w:val="center"/>
+            </w:pPr>
+            <w:r/>
+            <w:r>
+              <w:rPr>
+                <w:sz w:val="20"/>
+              </w:rPr>
+              <w:t>0,95</w:t>
+            </w:r>
+          </w:p>
+        </w:tc>
+        <w:tc>
+          <w:tcPr>
+            <w:tcW w:type="dxa" w:w="850"/>
+            <w:vAlign w:val="center"/>
+          </w:tcPr>
+          <w:p>
+            <w:pPr>
+              <w:keepNext/>
+              <w:spacing w:line="240" w:lineRule="auto"/>
+              <w:ind w:firstLine="0"/>
+              <w:jc w:val="center"/>
+            </w:pPr>
+            <w:r/>
+            <w:r>
+              <w:rPr>
+                <w:sz w:val="20"/>
+              </w:rPr>
+              <w:t>0,0786</w:t>
+            </w:r>
+          </w:p>
+        </w:tc>
+        <w:tc>
+          <w:tcPr>
             <w:tcW w:type="dxa" w:w="794"/>
             <w:vAlign w:val="center"/>
           </w:tcPr>
@@ -11501,91 +11644,7 @@
               <w:rPr>
                 <w:sz w:val="20"/>
               </w:rPr>
-              <w:t>0,910</w:t>
-            </w:r>
-          </w:p>
-        </w:tc>
-        <w:tc>
-          <w:tcPr>
-            <w:tcW w:type="dxa" w:w="567"/>
-            <w:vAlign w:val="center"/>
-          </w:tcPr>
-          <w:p>
-            <w:pPr>
-              <w:keepNext/>
-              <w:spacing w:line="240" w:lineRule="auto"/>
-              <w:ind w:firstLine="0"/>
-              <w:jc w:val="center"/>
-            </w:pPr>
-            <w:r/>
-            <w:r>
-              <w:rPr>
-                <w:sz w:val="20"/>
-              </w:rPr>
-              <w:t>32</w:t>
-            </w:r>
-          </w:p>
-        </w:tc>
-        <w:tc>
-          <w:tcPr>
-            <w:tcW w:type="dxa" w:w="737"/>
-            <w:vAlign w:val="center"/>
-          </w:tcPr>
-          <w:p>
-            <w:pPr>
-              <w:keepNext/>
-              <w:spacing w:line="240" w:lineRule="auto"/>
-              <w:ind w:firstLine="0"/>
-              <w:jc w:val="center"/>
-            </w:pPr>
-            <w:r/>
-            <w:r>
-              <w:rPr>
-                <w:sz w:val="20"/>
-              </w:rPr>
-              <w:t>0,95</w:t>
-            </w:r>
-          </w:p>
-        </w:tc>
-        <w:tc>
-          <w:tcPr>
-            <w:tcW w:type="dxa" w:w="850"/>
-            <w:vAlign w:val="center"/>
-          </w:tcPr>
-          <w:p>
-            <w:pPr>
-              <w:keepNext/>
-              <w:spacing w:line="240" w:lineRule="auto"/>
-              <w:ind w:firstLine="0"/>
-              <w:jc w:val="center"/>
-            </w:pPr>
-            <w:r/>
-            <w:r>
-              <w:rPr>
-                <w:sz w:val="20"/>
-              </w:rPr>
-              <w:t>0,0786</w:t>
-            </w:r>
-          </w:p>
-        </w:tc>
-        <w:tc>
-          <w:tcPr>
-            <w:tcW w:type="dxa" w:w="850"/>
-            <w:vAlign w:val="center"/>
-          </w:tcPr>
-          <w:p>
-            <w:pPr>
-              <w:keepNext/>
-              <w:spacing w:line="240" w:lineRule="auto"/>
-              <w:ind w:firstLine="0"/>
-              <w:jc w:val="center"/>
-            </w:pPr>
-            <w:r/>
-            <w:r>
-              <w:rPr>
-                <w:sz w:val="20"/>
-              </w:rPr>
-              <w:t>1,316</w:t>
+              <w:t>1,420</w:t>
             </w:r>
           </w:p>
         </w:tc>
@@ -11617,7 +11676,7 @@
         </w:tc>
         <w:tc>
           <w:tcPr>
-            <w:tcW w:type="dxa" w:w="2608"/>
+            <w:tcW w:type="dxa" w:w="2381"/>
             <w:vAlign w:val="center"/>
           </w:tcPr>
           <w:p>
@@ -11632,7 +11691,7 @@
               <w:rPr>
                 <w:sz w:val="20"/>
               </w:rPr>
-              <w:t>магистраль 15,12…16,29</w:t>
+              <w:t>магистраль 4,00…15,70</w:t>
             </w:r>
           </w:p>
         </w:tc>
@@ -11653,13 +11712,13 @@
               <w:rPr>
                 <w:sz w:val="20"/>
               </w:rPr>
-              <w:t>1,17</w:t>
-            </w:r>
-          </w:p>
-        </w:tc>
-        <w:tc>
-          <w:tcPr>
-            <w:tcW w:type="dxa" w:w="510"/>
+              <w:t>11,70</w:t>
+            </w:r>
+          </w:p>
+        </w:tc>
+        <w:tc>
+          <w:tcPr>
+            <w:tcW w:type="dxa" w:w="624"/>
             <w:vAlign w:val="center"/>
           </w:tcPr>
           <w:p>
@@ -11674,7 +11733,7 @@
               <w:rPr>
                 <w:sz w:val="20"/>
               </w:rPr>
-              <w:t>176</w:t>
+              <w:t>220</w:t>
             </w:r>
           </w:p>
         </w:tc>
@@ -11695,7 +11754,28 @@
               <w:rPr>
                 <w:sz w:val="20"/>
               </w:rPr>
-              <w:t>1,1853</w:t>
+              <w:t>1,4816</w:t>
+            </w:r>
+          </w:p>
+        </w:tc>
+        <w:tc>
+          <w:tcPr>
+            <w:tcW w:type="dxa" w:w="680"/>
+            <w:vAlign w:val="center"/>
+          </w:tcPr>
+          <w:p>
+            <w:pPr>
+              <w:keepNext/>
+              <w:spacing w:line="240" w:lineRule="auto"/>
+              <w:ind w:firstLine="0"/>
+              <w:jc w:val="center"/>
+            </w:pPr>
+            <w:r/>
+            <w:r>
+              <w:rPr>
+                <w:sz w:val="20"/>
+              </w:rPr>
+              <w:t>1,206</w:t>
             </w:r>
           </w:p>
         </w:tc>
@@ -11716,7 +11796,70 @@
               <w:rPr>
                 <w:sz w:val="20"/>
               </w:rPr>
-              <w:t>1,064</w:t>
+              <w:t>1,206</w:t>
+            </w:r>
+          </w:p>
+        </w:tc>
+        <w:tc>
+          <w:tcPr>
+            <w:tcW w:type="dxa" w:w="907"/>
+            <w:vAlign w:val="center"/>
+          </w:tcPr>
+          <w:p>
+            <w:pPr>
+              <w:keepNext/>
+              <w:spacing w:line="240" w:lineRule="auto"/>
+              <w:ind w:firstLine="0"/>
+              <w:jc w:val="center"/>
+            </w:pPr>
+            <w:r/>
+            <w:r>
+              <w:rPr>
+                <w:sz w:val="20"/>
+              </w:rPr>
+              <w:t>ВГП DN40</w:t>
+            </w:r>
+          </w:p>
+        </w:tc>
+        <w:tc>
+          <w:tcPr>
+            <w:tcW w:type="dxa" w:w="680"/>
+            <w:vAlign w:val="center"/>
+          </w:tcPr>
+          <w:p>
+            <w:pPr>
+              <w:keepNext/>
+              <w:spacing w:line="240" w:lineRule="auto"/>
+              <w:ind w:firstLine="0"/>
+              <w:jc w:val="center"/>
+            </w:pPr>
+            <w:r/>
+            <w:r>
+              <w:rPr>
+                <w:sz w:val="20"/>
+              </w:rPr>
+              <w:t>0,96</w:t>
+            </w:r>
+          </w:p>
+        </w:tc>
+        <w:tc>
+          <w:tcPr>
+            <w:tcW w:type="dxa" w:w="850"/>
+            <w:vAlign w:val="center"/>
+          </w:tcPr>
+          <w:p>
+            <w:pPr>
+              <w:keepNext/>
+              <w:spacing w:line="240" w:lineRule="auto"/>
+              <w:ind w:firstLine="0"/>
+              <w:jc w:val="center"/>
+            </w:pPr>
+            <w:r/>
+            <w:r>
+              <w:rPr>
+                <w:sz w:val="20"/>
+              </w:rPr>
+              <w:t>0,0669</w:t>
             </w:r>
           </w:p>
         </w:tc>
@@ -11737,91 +11880,7 @@
               <w:rPr>
                 <w:sz w:val="20"/>
               </w:rPr>
-              <w:t>1,064</w:t>
-            </w:r>
-          </w:p>
-        </w:tc>
-        <w:tc>
-          <w:tcPr>
-            <w:tcW w:type="dxa" w:w="567"/>
-            <w:vAlign w:val="center"/>
-          </w:tcPr>
-          <w:p>
-            <w:pPr>
-              <w:keepNext/>
-              <w:spacing w:line="240" w:lineRule="auto"/>
-              <w:ind w:firstLine="0"/>
-              <w:jc w:val="center"/>
-            </w:pPr>
-            <w:r/>
-            <w:r>
-              <w:rPr>
-                <w:sz w:val="20"/>
-              </w:rPr>
-              <w:t>32</w:t>
-            </w:r>
-          </w:p>
-        </w:tc>
-        <w:tc>
-          <w:tcPr>
-            <w:tcW w:type="dxa" w:w="737"/>
-            <w:vAlign w:val="center"/>
-          </w:tcPr>
-          <w:p>
-            <w:pPr>
-              <w:keepNext/>
-              <w:spacing w:line="240" w:lineRule="auto"/>
-              <w:ind w:firstLine="0"/>
-              <w:jc w:val="center"/>
-            </w:pPr>
-            <w:r/>
-            <w:r>
-              <w:rPr>
-                <w:sz w:val="20"/>
-              </w:rPr>
-              <w:t>1,11</w:t>
-            </w:r>
-          </w:p>
-        </w:tc>
-        <w:tc>
-          <w:tcPr>
-            <w:tcW w:type="dxa" w:w="850"/>
-            <w:vAlign w:val="center"/>
-          </w:tcPr>
-          <w:p>
-            <w:pPr>
-              <w:keepNext/>
-              <w:spacing w:line="240" w:lineRule="auto"/>
-              <w:ind w:firstLine="0"/>
-              <w:jc w:val="center"/>
-            </w:pPr>
-            <w:r/>
-            <w:r>
-              <w:rPr>
-                <w:sz w:val="20"/>
-              </w:rPr>
-              <w:t>0,1051</w:t>
-            </w:r>
-          </w:p>
-        </w:tc>
-        <w:tc>
-          <w:tcPr>
-            <w:tcW w:type="dxa" w:w="850"/>
-            <w:vAlign w:val="center"/>
-          </w:tcPr>
-          <w:p>
-            <w:pPr>
-              <w:keepNext/>
-              <w:spacing w:line="240" w:lineRule="auto"/>
-              <w:ind w:firstLine="0"/>
-              <w:jc w:val="center"/>
-            </w:pPr>
-            <w:r/>
-            <w:r>
-              <w:rPr>
-                <w:sz w:val="20"/>
-              </w:rPr>
-              <w:t>0,160</w:t>
+              <w:t>1,018</w:t>
             </w:r>
           </w:p>
         </w:tc>
@@ -11847,13 +11906,13 @@
               <w:rPr>
                 <w:sz w:val="20"/>
               </w:rPr>
-              <w:t>19–20</w:t>
-            </w:r>
-          </w:p>
-        </w:tc>
-        <w:tc>
-          <w:tcPr>
-            <w:tcW w:type="dxa" w:w="2608"/>
+              <w:t>19–НС</w:t>
+            </w:r>
+          </w:p>
+        </w:tc>
+        <w:tc>
+          <w:tcPr>
+            <w:tcW w:type="dxa" w:w="2381"/>
             <w:vAlign w:val="center"/>
           </w:tcPr>
           <w:p>
@@ -11868,7 +11927,7 @@
               <w:rPr>
                 <w:sz w:val="20"/>
               </w:rPr>
-              <w:t>магистраль 4,00…15,12</w:t>
+              <w:t>напорная линия</w:t>
             </w:r>
           </w:p>
         </w:tc>
@@ -11889,13 +11948,13 @@
               <w:rPr>
                 <w:sz w:val="20"/>
               </w:rPr>
-              <w:t>11,12</w:t>
-            </w:r>
-          </w:p>
-        </w:tc>
-        <w:tc>
-          <w:tcPr>
-            <w:tcW w:type="dxa" w:w="510"/>
+              <w:t>5,68</w:t>
+            </w:r>
+          </w:p>
+        </w:tc>
+        <w:tc>
+          <w:tcPr>
+            <w:tcW w:type="dxa" w:w="624"/>
             <w:vAlign w:val="center"/>
           </w:tcPr>
           <w:p>
@@ -11910,7 +11969,7 @@
               <w:rPr>
                 <w:sz w:val="20"/>
               </w:rPr>
-              <w:t>220</w:t>
+              <w:t>264</w:t>
             </w:r>
           </w:p>
         </w:tc>
@@ -11931,7 +11990,28 @@
               <w:rPr>
                 <w:sz w:val="20"/>
               </w:rPr>
-              <w:t>1,4816</w:t>
+              <w:t>1,7779</w:t>
+            </w:r>
+          </w:p>
+        </w:tc>
+        <w:tc>
+          <w:tcPr>
+            <w:tcW w:type="dxa" w:w="680"/>
+            <w:vAlign w:val="center"/>
+          </w:tcPr>
+          <w:p>
+            <w:pPr>
+              <w:keepNext/>
+              <w:spacing w:line="240" w:lineRule="auto"/>
+              <w:ind w:firstLine="0"/>
+              <w:jc w:val="center"/>
+            </w:pPr>
+            <w:r/>
+            <w:r>
+              <w:rPr>
+                <w:sz w:val="20"/>
+              </w:rPr>
+              <w:t>1,340</w:t>
             </w:r>
           </w:p>
         </w:tc>
@@ -11952,7 +12032,70 @@
               <w:rPr>
                 <w:sz w:val="20"/>
               </w:rPr>
-              <w:t>1,206</w:t>
+              <w:t>1,340</w:t>
+            </w:r>
+          </w:p>
+        </w:tc>
+        <w:tc>
+          <w:tcPr>
+            <w:tcW w:type="dxa" w:w="907"/>
+            <w:vAlign w:val="center"/>
+          </w:tcPr>
+          <w:p>
+            <w:pPr>
+              <w:keepNext/>
+              <w:spacing w:line="240" w:lineRule="auto"/>
+              <w:ind w:firstLine="0"/>
+              <w:jc w:val="center"/>
+            </w:pPr>
+            <w:r/>
+            <w:r>
+              <w:rPr>
+                <w:sz w:val="20"/>
+              </w:rPr>
+              <w:t>ВГП DN50</w:t>
+            </w:r>
+          </w:p>
+        </w:tc>
+        <w:tc>
+          <w:tcPr>
+            <w:tcW w:type="dxa" w:w="680"/>
+            <w:vAlign w:val="center"/>
+          </w:tcPr>
+          <w:p>
+            <w:pPr>
+              <w:keepNext/>
+              <w:spacing w:line="240" w:lineRule="auto"/>
+              <w:ind w:firstLine="0"/>
+              <w:jc w:val="center"/>
+            </w:pPr>
+            <w:r/>
+            <w:r>
+              <w:rPr>
+                <w:sz w:val="20"/>
+              </w:rPr>
+              <w:t>0,63</w:t>
+            </w:r>
+          </w:p>
+        </w:tc>
+        <w:tc>
+          <w:tcPr>
+            <w:tcW w:type="dxa" w:w="850"/>
+            <w:vAlign w:val="center"/>
+          </w:tcPr>
+          <w:p>
+            <w:pPr>
+              <w:keepNext/>
+              <w:spacing w:line="240" w:lineRule="auto"/>
+              <w:ind w:firstLine="0"/>
+              <w:jc w:val="center"/>
+            </w:pPr>
+            <w:r/>
+            <w:r>
+              <w:rPr>
+                <w:sz w:val="20"/>
+              </w:rPr>
+              <w:t>0,0220</w:t>
             </w:r>
           </w:p>
         </w:tc>
@@ -11973,91 +12116,7 @@
               <w:rPr>
                 <w:sz w:val="20"/>
               </w:rPr>
-              <w:t>1,206</w:t>
-            </w:r>
-          </w:p>
-        </w:tc>
-        <w:tc>
-          <w:tcPr>
-            <w:tcW w:type="dxa" w:w="567"/>
-            <w:vAlign w:val="center"/>
-          </w:tcPr>
-          <w:p>
-            <w:pPr>
-              <w:keepNext/>
-              <w:spacing w:line="240" w:lineRule="auto"/>
-              <w:ind w:firstLine="0"/>
-              <w:jc w:val="center"/>
-            </w:pPr>
-            <w:r/>
-            <w:r>
-              <w:rPr>
-                <w:sz w:val="20"/>
-              </w:rPr>
-              <w:t>40</w:t>
-            </w:r>
-          </w:p>
-        </w:tc>
-        <w:tc>
-          <w:tcPr>
-            <w:tcW w:type="dxa" w:w="737"/>
-            <w:vAlign w:val="center"/>
-          </w:tcPr>
-          <w:p>
-            <w:pPr>
-              <w:keepNext/>
-              <w:spacing w:line="240" w:lineRule="auto"/>
-              <w:ind w:firstLine="0"/>
-              <w:jc w:val="center"/>
-            </w:pPr>
-            <w:r/>
-            <w:r>
-              <w:rPr>
-                <w:sz w:val="20"/>
-              </w:rPr>
-              <w:t>0,96</w:t>
-            </w:r>
-          </w:p>
-        </w:tc>
-        <w:tc>
-          <w:tcPr>
-            <w:tcW w:type="dxa" w:w="850"/>
-            <w:vAlign w:val="center"/>
-          </w:tcPr>
-          <w:p>
-            <w:pPr>
-              <w:keepNext/>
-              <w:spacing w:line="240" w:lineRule="auto"/>
-              <w:ind w:firstLine="0"/>
-              <w:jc w:val="center"/>
-            </w:pPr>
-            <w:r/>
-            <w:r>
-              <w:rPr>
-                <w:sz w:val="20"/>
-              </w:rPr>
-              <w:t>0,0669</w:t>
-            </w:r>
-          </w:p>
-        </w:tc>
-        <w:tc>
-          <w:tcPr>
-            <w:tcW w:type="dxa" w:w="850"/>
-            <w:vAlign w:val="center"/>
-          </w:tcPr>
-          <w:p>
-            <w:pPr>
-              <w:keepNext/>
-              <w:spacing w:line="240" w:lineRule="auto"/>
-              <w:ind w:firstLine="0"/>
-              <w:jc w:val="center"/>
-            </w:pPr>
-            <w:r/>
-            <w:r>
-              <w:rPr>
-                <w:sz w:val="20"/>
-              </w:rPr>
-              <w:t>0,967</w:t>
+              <w:t>0,162</w:t>
             </w:r>
           </w:p>
         </w:tc>
@@ -12073,252 +12132,16 @@
           </w:tcPr>
           <w:p>
             <w:pPr>
-              <w:keepNext/>
-              <w:spacing w:line="240" w:lineRule="auto"/>
-              <w:ind w:firstLine="0"/>
-              <w:jc w:val="center"/>
-            </w:pPr>
-            <w:r/>
-            <w:r>
-              <w:rPr>
-                <w:sz w:val="20"/>
-              </w:rPr>
-              <w:t>20–НС</w:t>
-            </w:r>
-          </w:p>
-        </w:tc>
-        <w:tc>
-          <w:tcPr>
-            <w:tcW w:type="dxa" w:w="2608"/>
-            <w:vAlign w:val="center"/>
-          </w:tcPr>
-          <w:p>
-            <w:pPr>
-              <w:keepNext/>
-              <w:spacing w:line="240" w:lineRule="auto"/>
-              <w:ind w:firstLine="0"/>
-              <w:jc w:val="left"/>
-            </w:pPr>
-            <w:r/>
-            <w:r>
-              <w:rPr>
-                <w:sz w:val="20"/>
-              </w:rPr>
-              <w:t>напорная линия</w:t>
-            </w:r>
-          </w:p>
-        </w:tc>
-        <w:tc>
-          <w:tcPr>
-            <w:tcW w:type="dxa" w:w="680"/>
-            <w:vAlign w:val="center"/>
-          </w:tcPr>
-          <w:p>
-            <w:pPr>
-              <w:keepNext/>
-              <w:spacing w:line="240" w:lineRule="auto"/>
-              <w:ind w:firstLine="0"/>
-              <w:jc w:val="center"/>
-            </w:pPr>
-            <w:r/>
-            <w:r>
-              <w:rPr>
-                <w:sz w:val="20"/>
-              </w:rPr>
-              <w:t>5,68</w:t>
-            </w:r>
-          </w:p>
-        </w:tc>
-        <w:tc>
-          <w:tcPr>
-            <w:tcW w:type="dxa" w:w="510"/>
-            <w:vAlign w:val="center"/>
-          </w:tcPr>
-          <w:p>
-            <w:pPr>
-              <w:keepNext/>
-              <w:spacing w:line="240" w:lineRule="auto"/>
-              <w:ind w:firstLine="0"/>
-              <w:jc w:val="center"/>
-            </w:pPr>
-            <w:r/>
-            <w:r>
-              <w:rPr>
-                <w:sz w:val="20"/>
-              </w:rPr>
-              <w:t>264</w:t>
-            </w:r>
-          </w:p>
-        </w:tc>
-        <w:tc>
-          <w:tcPr>
-            <w:tcW w:type="dxa" w:w="850"/>
-            <w:vAlign w:val="center"/>
-          </w:tcPr>
-          <w:p>
-            <w:pPr>
-              <w:keepNext/>
-              <w:spacing w:line="240" w:lineRule="auto"/>
-              <w:ind w:firstLine="0"/>
-              <w:jc w:val="center"/>
-            </w:pPr>
-            <w:r/>
-            <w:r>
-              <w:rPr>
-                <w:sz w:val="20"/>
-              </w:rPr>
-              <w:t>1,7779</w:t>
-            </w:r>
-          </w:p>
-        </w:tc>
-        <w:tc>
-          <w:tcPr>
-            <w:tcW w:type="dxa" w:w="737"/>
-            <w:vAlign w:val="center"/>
-          </w:tcPr>
-          <w:p>
-            <w:pPr>
-              <w:keepNext/>
-              <w:spacing w:line="240" w:lineRule="auto"/>
-              <w:ind w:firstLine="0"/>
-              <w:jc w:val="center"/>
-            </w:pPr>
-            <w:r/>
-            <w:r>
-              <w:rPr>
-                <w:sz w:val="20"/>
-              </w:rPr>
-              <w:t>1,340</w:t>
-            </w:r>
-          </w:p>
-        </w:tc>
-        <w:tc>
-          <w:tcPr>
-            <w:tcW w:type="dxa" w:w="794"/>
-            <w:vAlign w:val="center"/>
-          </w:tcPr>
-          <w:p>
-            <w:pPr>
-              <w:keepNext/>
-              <w:spacing w:line="240" w:lineRule="auto"/>
-              <w:ind w:firstLine="0"/>
-              <w:jc w:val="center"/>
-            </w:pPr>
-            <w:r/>
-            <w:r>
-              <w:rPr>
-                <w:sz w:val="20"/>
-              </w:rPr>
-              <w:t>1,340</w:t>
-            </w:r>
-          </w:p>
-        </w:tc>
-        <w:tc>
-          <w:tcPr>
-            <w:tcW w:type="dxa" w:w="567"/>
-            <w:vAlign w:val="center"/>
-          </w:tcPr>
-          <w:p>
-            <w:pPr>
-              <w:keepNext/>
-              <w:spacing w:line="240" w:lineRule="auto"/>
-              <w:ind w:firstLine="0"/>
-              <w:jc w:val="center"/>
-            </w:pPr>
-            <w:r/>
-            <w:r>
-              <w:rPr>
-                <w:sz w:val="20"/>
-              </w:rPr>
-              <w:t>50</w:t>
-            </w:r>
-          </w:p>
-        </w:tc>
-        <w:tc>
-          <w:tcPr>
-            <w:tcW w:type="dxa" w:w="737"/>
-            <w:vAlign w:val="center"/>
-          </w:tcPr>
-          <w:p>
-            <w:pPr>
-              <w:keepNext/>
-              <w:spacing w:line="240" w:lineRule="auto"/>
-              <w:ind w:firstLine="0"/>
-              <w:jc w:val="center"/>
-            </w:pPr>
-            <w:r/>
-            <w:r>
-              <w:rPr>
-                <w:sz w:val="20"/>
-              </w:rPr>
-              <w:t>0,63</w:t>
-            </w:r>
-          </w:p>
-        </w:tc>
-        <w:tc>
-          <w:tcPr>
-            <w:tcW w:type="dxa" w:w="850"/>
-            <w:vAlign w:val="center"/>
-          </w:tcPr>
-          <w:p>
-            <w:pPr>
-              <w:keepNext/>
-              <w:spacing w:line="240" w:lineRule="auto"/>
-              <w:ind w:firstLine="0"/>
-              <w:jc w:val="center"/>
-            </w:pPr>
-            <w:r/>
-            <w:r>
-              <w:rPr>
-                <w:sz w:val="20"/>
-              </w:rPr>
-              <w:t>0,0220</w:t>
-            </w:r>
-          </w:p>
-        </w:tc>
-        <w:tc>
-          <w:tcPr>
-            <w:tcW w:type="dxa" w:w="850"/>
-            <w:vAlign w:val="center"/>
-          </w:tcPr>
-          <w:p>
-            <w:pPr>
-              <w:keepNext/>
-              <w:spacing w:line="240" w:lineRule="auto"/>
-              <w:ind w:firstLine="0"/>
-              <w:jc w:val="center"/>
-            </w:pPr>
-            <w:r/>
-            <w:r>
-              <w:rPr>
-                <w:sz w:val="20"/>
-              </w:rPr>
-              <w:t>0,162</w:t>
-            </w:r>
-          </w:p>
-        </w:tc>
-      </w:tr>
-      <w:tr>
-        <w:trPr>
-          <w:cantSplit/>
-        </w:trPr>
-        <w:tc>
-          <w:tcPr>
-            <w:tcW w:type="dxa" w:w="737"/>
-            <w:vAlign w:val="center"/>
-          </w:tcPr>
-          <w:p>
-            <w:pPr>
-              <w:spacing w:line="240" w:lineRule="auto"/>
-              <w:ind w:firstLine="0"/>
-              <w:jc w:val="center"/>
-            </w:pPr>
-            <w:r/>
-          </w:p>
-        </w:tc>
-        <w:tc>
-          <w:tcPr>
-            <w:tcW w:type="dxa" w:w="2608"/>
+              <w:spacing w:line="240" w:lineRule="auto"/>
+              <w:ind w:firstLine="0"/>
+              <w:jc w:val="center"/>
+            </w:pPr>
+            <w:r/>
+          </w:p>
+        </w:tc>
+        <w:tc>
+          <w:tcPr>
+            <w:tcW w:type="dxa" w:w="2381"/>
             <w:vAlign w:val="center"/>
           </w:tcPr>
           <w:p>
@@ -12353,7 +12176,7 @@
         </w:tc>
         <w:tc>
           <w:tcPr>
-            <w:tcW w:type="dxa" w:w="510"/>
+            <w:tcW w:type="dxa" w:w="624"/>
             <w:vAlign w:val="center"/>
           </w:tcPr>
           <w:p>
@@ -12381,6 +12204,20 @@
         </w:tc>
         <w:tc>
           <w:tcPr>
+            <w:tcW w:type="dxa" w:w="680"/>
+            <w:vAlign w:val="center"/>
+          </w:tcPr>
+          <w:p>
+            <w:pPr>
+              <w:spacing w:line="240" w:lineRule="auto"/>
+              <w:ind w:firstLine="0"/>
+              <w:jc w:val="center"/>
+            </w:pPr>
+            <w:r/>
+          </w:p>
+        </w:tc>
+        <w:tc>
+          <w:tcPr>
             <w:tcW w:type="dxa" w:w="737"/>
             <w:vAlign w:val="center"/>
           </w:tcPr>
@@ -12395,63 +12232,49 @@
         </w:tc>
         <w:tc>
           <w:tcPr>
+            <w:tcW w:type="dxa" w:w="907"/>
+            <w:vAlign w:val="center"/>
+          </w:tcPr>
+          <w:p>
+            <w:pPr>
+              <w:spacing w:line="240" w:lineRule="auto"/>
+              <w:ind w:firstLine="0"/>
+              <w:jc w:val="center"/>
+            </w:pPr>
+            <w:r/>
+          </w:p>
+        </w:tc>
+        <w:tc>
+          <w:tcPr>
+            <w:tcW w:type="dxa" w:w="680"/>
+            <w:vAlign w:val="center"/>
+          </w:tcPr>
+          <w:p>
+            <w:pPr>
+              <w:spacing w:line="240" w:lineRule="auto"/>
+              <w:ind w:firstLine="0"/>
+              <w:jc w:val="center"/>
+            </w:pPr>
+            <w:r/>
+          </w:p>
+        </w:tc>
+        <w:tc>
+          <w:tcPr>
+            <w:tcW w:type="dxa" w:w="850"/>
+            <w:vAlign w:val="center"/>
+          </w:tcPr>
+          <w:p>
+            <w:pPr>
+              <w:spacing w:line="240" w:lineRule="auto"/>
+              <w:ind w:firstLine="0"/>
+              <w:jc w:val="center"/>
+            </w:pPr>
+            <w:r/>
+          </w:p>
+        </w:tc>
+        <w:tc>
+          <w:tcPr>
             <w:tcW w:type="dxa" w:w="794"/>
-            <w:vAlign w:val="center"/>
-          </w:tcPr>
-          <w:p>
-            <w:pPr>
-              <w:spacing w:line="240" w:lineRule="auto"/>
-              <w:ind w:firstLine="0"/>
-              <w:jc w:val="center"/>
-            </w:pPr>
-            <w:r/>
-          </w:p>
-        </w:tc>
-        <w:tc>
-          <w:tcPr>
-            <w:tcW w:type="dxa" w:w="567"/>
-            <w:vAlign w:val="center"/>
-          </w:tcPr>
-          <w:p>
-            <w:pPr>
-              <w:spacing w:line="240" w:lineRule="auto"/>
-              <w:ind w:firstLine="0"/>
-              <w:jc w:val="center"/>
-            </w:pPr>
-            <w:r/>
-          </w:p>
-        </w:tc>
-        <w:tc>
-          <w:tcPr>
-            <w:tcW w:type="dxa" w:w="737"/>
-            <w:vAlign w:val="center"/>
-          </w:tcPr>
-          <w:p>
-            <w:pPr>
-              <w:spacing w:line="240" w:lineRule="auto"/>
-              <w:ind w:firstLine="0"/>
-              <w:jc w:val="center"/>
-            </w:pPr>
-            <w:r/>
-          </w:p>
-        </w:tc>
-        <w:tc>
-          <w:tcPr>
-            <w:tcW w:type="dxa" w:w="850"/>
-            <w:vAlign w:val="center"/>
-          </w:tcPr>
-          <w:p>
-            <w:pPr>
-              <w:spacing w:line="240" w:lineRule="auto"/>
-              <w:ind w:firstLine="0"/>
-              <w:jc w:val="center"/>
-            </w:pPr>
-            <w:r/>
-          </w:p>
-        </w:tc>
-        <w:tc>
-          <w:tcPr>
-            <w:tcW w:type="dxa" w:w="850"/>
             <w:vAlign w:val="center"/>
           </w:tcPr>
           <w:p>
@@ -12466,7 +12289,7 @@
                 <w:b/>
                 <w:sz w:val="20"/>
               </w:rPr>
-              <w:t>8,75</w:t>
+              <w:t>7,03</w:t>
             </w:r>
           </w:p>
         </w:tc>
@@ -12496,7 +12319,7 @@
         <w:t>c</w:t>
       </w:r>
       <w:r>
-        <w:t xml:space="preserve"> = 1,340 л/с (горячая вода в здании не готовится [2]). Принят ввод из ПЭ100 SDR17 Ø63 мм (внутренний диаметр 55,4 мм): скорость v = 0,56 м/с, удельные потери i = 0,0072 (по формуле Колбрука–Уайта для полиэтиленовых труб). Потери напора на вводе длиной L = 25,0 м — по формуле (1.15) с учётом K</w:t>
+        <w:t xml:space="preserve"> = 1,340 л/с (горячая вода в здании не готовится [2]). Принят ввод из ПЭ100 SDR17 Ø63 мм (внутренний диаметр 55,4 мм): скорость v = 0,56 м/с, удельные потери i = 0,0072 (по формуле Колбрука–Уайта для полиэтиленовых труб). Потери напора на вводе длиной L = 25,0 м — по формуле (1.16) с учётом K</w:t>
       </w:r>
       <w:r>
         <w:rPr>
@@ -12540,7 +12363,7 @@
       <w:r>
         <w:t>) = 0,0072·25,0·1,3 = 0,23 м</w:t>
         <w:tab/>
-        <w:t>(1.16)</w:t>
+        <w:t>(1.17)</w:t>
       </w:r>
     </w:p>
     <w:p>
@@ -12568,7 +12391,7 @@
         <w:t>c</w:t>
       </w:r>
       <w:r>
-        <w:t xml:space="preserve"> = 1,150 м³/ч, который не должен превышать эксплуатационный расход счётчика (табл. 12.1 СП 30.13330.2020 [1]), и проверяется по потерям напора при максимальном секундном расходе по формуле (1.17):</w:t>
+        <w:t xml:space="preserve"> = 1,150 м³/ч, который не должен превышать эксплуатационный расход счётчика (табл. 12.1 СП 30.13330.2020 [1]), и проверяется по потерям напора при максимальном секундном расходе по формуле (1.18):</w:t>
       </w:r>
     </w:p>
     <w:p>
@@ -12603,7 +12426,7 @@
       <w:r>
         <w:t>,</w:t>
         <w:tab/>
-        <w:t>(1.17)</w:t>
+        <w:t>(1.18)</w:t>
       </w:r>
     </w:p>
     <w:p>
@@ -13168,7 +12991,7 @@
     </w:p>
     <w:p>
       <w:r>
-        <w:t>Требуемый напор на вводе определяется по формуле (1.18)</w:t>
+        <w:t>Требуемый напор на вводе определяется по формуле (1.19)</w:t>
       </w:r>
     </w:p>
     <w:p>
@@ -13230,7 +13053,7 @@
       <w:r>
         <w:t>,</w:t>
         <w:tab/>
-        <w:t>(1.18)</w:t>
+        <w:t>(1.19)</w:t>
       </w:r>
     </w:p>
     <w:p>
@@ -13307,7 +13130,7 @@
         <w:t>geom</w:t>
       </w:r>
       <w:r>
-        <w:t xml:space="preserve"> = 33,95 − (−2,70) = 36,65 м и по формуле (1.18)</w:t>
+        <w:t xml:space="preserve"> = 33,95 − (−2,70) = 36,65 м и по формуле (1.19)</w:t>
       </w:r>
     </w:p>
     <w:p>
@@ -13331,9 +13154,9 @@
         <w:t>тр</w:t>
       </w:r>
       <w:r>
-        <w:t xml:space="preserve"> = 36,65 + 8,75 + 20,0 + 5,51 + 0,23 = 71,15 м</w:t>
+        <w:t xml:space="preserve"> = 36,65 + 7,03 + 20,0 + 5,51 + 0,23 = 69,42 м</w:t>
         <w:tab/>
-        <w:t>(1.19)</w:t>
+        <w:t>(1.20)</w:t>
       </w:r>
     </w:p>
     <w:p>
@@ -13347,7 +13170,7 @@
         <w:t>тр</w:t>
       </w:r>
       <w:r>
-        <w:t xml:space="preserve"> = 71,15 м &gt; H</w:t>
+        <w:t xml:space="preserve"> = 69,42 м &gt; H</w:t>
       </w:r>
       <w:r>
         <w:rPr>
@@ -13356,7 +13179,7 @@
         <w:t>гар</w:t>
       </w:r>
       <w:r>
-        <w:t xml:space="preserve"> = 14 м, необходима повысительная насосная установка. Гидростатический напор у нижних приборов при её работе достигает 67,6 м &gt; 45 м, поэтому на поквартирных вводах этажей 1–8 устанавливаются регуляторы давления (п. 8.22 СП 30.13330.2020).</w:t>
+        <w:t xml:space="preserve"> = 14 м, необходима повысительная насосная установка. Гидростатический напор у нижних приборов при её работе достигает 65,9 м &gt; 45 м, поэтому на поквартирных вводах этажей 1–7 устанавливаются регуляторы давления (п. 8.22 СП 30.13330.2020).</w:t>
       </w:r>
     </w:p>
     <w:p>
@@ -13369,7 +13192,7 @@
     </w:p>
     <w:p>
       <w:r>
-        <w:t>Напор, развиваемый установкой, определяется с учётом гарантийного напора в наружной сети [2] по формуле (1.20):</w:t>
+        <w:t>Напор, развиваемый установкой, определяется с учётом гарантийного напора в наружной сети [2] по формуле (1.21):</w:t>
       </w:r>
     </w:p>
     <w:p>
@@ -13411,9 +13234,9 @@
         <w:t>гар</w:t>
       </w:r>
       <w:r>
-        <w:t xml:space="preserve"> = 71,15 − 14 = 57,15 м,</w:t>
+        <w:t xml:space="preserve"> = 69,42 − 14 = 55,42 м,</w:t>
         <w:tab/>
-        <w:t>(1.20)</w:t>
+        <w:t>(1.21)</w:t>
       </w:r>
     </w:p>
     <w:p>
@@ -13436,7 +13259,7 @@
     </w:p>
     <w:p>
       <w:r>
-        <w:t>Расчётная подача — максимальный секундный расход холодной воды Q = 1,340 л/с = 4,83 м³/ч (установка питает только систему В1). Полезная мощность — по формуле (1.21):</w:t>
+        <w:t>Расчётная подача — максимальный секундный расход холодной воды Q = 1,340 л/с = 4,83 м³/ч (установка питает только систему В1). Полезная мощность — по формуле (1.22):</w:t>
       </w:r>
     </w:p>
     <w:p>
@@ -13469,9 +13292,9 @@
         <w:t>р</w:t>
       </w:r>
       <w:r>
-        <w:t xml:space="preserve"> = 1000·9,81·0,00134·57,15/1000 = 0,75 кВт,</w:t>
+        <w:t xml:space="preserve"> = 1000·9,81·0,00134·55,42/1000 = 0,73 кВт,</w:t>
         <w:tab/>
-        <w:t>(1.21)</w:t>
+        <w:t>(1.22)</w:t>
       </w:r>
     </w:p>
     <w:p>
@@ -13503,7 +13326,7 @@
     </w:p>
     <w:p>
       <w:r>
-        <w:t>Насос подбирается по каталогу производителя на расчётные параметры [2] [9]. Сравнение типоразмеров серии Wilo MVL 4 (рабочая зона 1,5–7 м³/ч) приведено в таблице 1.6.</w:t>
+        <w:t>Насос подбирается по каталогу производителя на расчётные параметры [2] [10]. Сравнение типоразмеров серии Wilo MVL 4 (рабочая зона 1,5–7 м³/ч) приведено в таблице 1.6.</w:t>
       </w:r>
     </w:p>
     <w:p>
@@ -13522,7 +13345,7 @@
         <w:t>р</w:t>
       </w:r>
       <w:r>
-        <w:t xml:space="preserve"> = 57,15 м)</w:t>
+        <w:t xml:space="preserve"> = 55,42 м)</w:t>
       </w:r>
     </w:p>
     <w:tbl>
@@ -13765,7 +13588,7 @@
               <w:rPr>
                 <w:sz w:val="24"/>
               </w:rPr>
-              <w:t>-20,6</w:t>
+              <w:t>-18,8</w:t>
             </w:r>
           </w:p>
         </w:tc>
@@ -13917,7 +13740,7 @@
               <w:rPr>
                 <w:sz w:val="24"/>
               </w:rPr>
-              <w:t>-13,6</w:t>
+              <w:t>-11,9</w:t>
             </w:r>
           </w:p>
         </w:tc>
@@ -14069,7 +13892,7 @@
               <w:rPr>
                 <w:sz w:val="24"/>
               </w:rPr>
-              <w:t>-4,9</w:t>
+              <w:t>-3,2</w:t>
             </w:r>
           </w:p>
         </w:tc>
@@ -14221,7 +14044,7 @@
               <w:rPr>
                 <w:sz w:val="24"/>
               </w:rPr>
-              <w:t>1,2</w:t>
+              <w:t>2,9</w:t>
             </w:r>
           </w:p>
         </w:tc>
@@ -14370,7 +14193,7 @@
               <w:rPr>
                 <w:sz w:val="24"/>
               </w:rPr>
-              <w:t>16,3</w:t>
+              <w:t>18,0</w:t>
             </w:r>
           </w:p>
         </w:tc>
@@ -14472,7 +14295,7 @@
         <w:t>р</w:t>
       </w:r>
       <w:r>
-        <w:t xml:space="preserve"> = 57,15 м; частотный преобразователь поддерживает постоянное давление на выходе. Установка размещается в насосной в подвале на фундаменте 800×1000×270(h) мм, на напорной линии — гибкие вставки и обратные клапаны.</w:t>
+        <w:t xml:space="preserve"> = 55,42 м; частотный преобразователь поддерживает постоянное давление на выходе. Установка размещается в насосной в подвале на фундаменте 800×1000×270(h) мм, на напорной линии — гибкие вставки и обратные клапаны.</w:t>
       </w:r>
     </w:p>
     <w:p>
@@ -14499,7 +14322,7 @@
     </w:p>
     <w:p>
       <w:r>
-        <w:t>У каждой квартиры свой стояк, всего шесть стояков Ст.К1-1…Ст.К1-6 Ø110 мм (рисунок 2.1). Приборы присоединяются поэтажными отводами Ø50 мм (унитаз — Ø110 мм) косыми тройниками под углом 45° с уклоном 0,02–0,03 к стояку. Ревизии на стояках установлены на высоте 1,0 м от пола на 1, 4, 7, 10 и 11-м этажах. В подвале стояки переходят в сборные трубопроводы двумя отводами 45°; в начале каждого участка — прочистка. Сборные трубопроводы каждой секции объединяются в выпуск (К1-1, К1-2) Ø100 мм, выходящий через наружную стену с лотком на отметке −2,000 в колодец дворовой сети.</w:t>
+        <w:t>У каждой квартиры свой стояк, всего шесть стояков Ст.К1-1…Ст.К1-6 Ø110 мм (рисунок 2.1). На каждом этаже на стояке установлена двухплоскостная крестовина 110×50 87° с осью на +0,055 над полом: в патрубок Ø110 присоединяется унитаз (отвод Ø110 с уклоном 0,02), в патрубок Ø50 — общий отвод Ø50 от мойки, умывальника и ванны с уклоном 0,03 (приборы — косыми тройниками 45°). Сначала в отвод сходятся все приборы, унитаз присоединяется к стояку отдельно, поэтому стоки от унитаза не попадают в отвод мелких приборов. Отводы проходят над полом и в плиту перекрытия не заходят (рисунок 2.2). Ревизии на стояках установлены на высоте 1,0 м от пола на 1, 4, 7, 10 и 11-м этажах. В подвале сборные трубопроводы проложены под потолком (лоток от −0,80 у дальнего стояка до −1,08) с уклоном 0,02; у наружной стены по оси Д — опуск с прочисткой и выпуск (К1-1, К1-2) Ø100 мм с уклоном 0,01 в 3 м от торцевой стены, лоток у стены на отметке −2,000.</w:t>
       </w:r>
     </w:p>
     <w:p>
@@ -14555,8 +14378,60 @@
       </w:r>
     </w:p>
     <w:p>
-      <w:r>
-        <w:t>Дворовая сеть прокладывается вдоль фасада по оси Д в 5 м от стены: колодцы КК-1 и КК-3 у выпусков, промежуточный КК-2 у деформационного шва (расстояние между колодцами не более 35 м при d = 150 мм), контрольный колодец ККК в 1,2 м от красной линии внутри участка и колодец ГКК на городском коллекторе (рисунок 1.1).</w:t>
+      <w:pPr>
+        <w:keepNext/>
+        <w:spacing w:line="240" w:lineRule="auto"/>
+        <w:ind w:firstLine="0"/>
+        <w:jc w:val="center"/>
+      </w:pPr>
+      <w:r>
+        <w:drawing>
+          <wp:inline xmlns:a="http://schemas.openxmlformats.org/drawingml/2006/main" xmlns:pic="http://schemas.openxmlformats.org/drawingml/2006/picture">
+            <wp:extent cx="5400000" cy="2519749"/>
+            <wp:docPr id="5" name="Picture 5"/>
+            <wp:cNvGraphicFramePr>
+              <a:graphicFrameLocks noChangeAspect="1"/>
+            </wp:cNvGraphicFramePr>
+            <a:graphic>
+              <a:graphicData uri="http://schemas.openxmlformats.org/drawingml/2006/picture">
+                <pic:pic>
+                  <pic:nvPicPr>
+                    <pic:cNvPr id="0" name="ris_razrez_1-1.png"/>
+                    <pic:cNvPicPr/>
+                  </pic:nvPicPr>
+                  <pic:blipFill>
+                    <a:blip r:embed="rId14"/>
+                    <a:stretch>
+                      <a:fillRect/>
+                    </a:stretch>
+                  </pic:blipFill>
+                  <pic:spPr>
+                    <a:xfrm>
+                      <a:off x="0" y="0"/>
+                      <a:ext cx="5400000" cy="2519749"/>
+                    </a:xfrm>
+                    <a:prstGeom prst="rect"/>
+                  </pic:spPr>
+                </pic:pic>
+              </a:graphicData>
+            </a:graphic>
+          </wp:inline>
+        </w:drawing>
+      </w:r>
+    </w:p>
+    <w:p>
+      <w:pPr>
+        <w:spacing w:after="200"/>
+        <w:ind w:firstLine="0"/>
+        <w:jc w:val="center"/>
+      </w:pPr>
+      <w:r>
+        <w:t>Рисунок 2.2 – Разрез 1-1 по шахте квартиры А: крестовина К1 над плитой перекрытия, вертикальный узел учёта В1 (лист 4, М 1:50)</w:t>
+      </w:r>
+    </w:p>
+    <w:p>
+      <w:r>
+        <w:t>Дворовая сеть прокладывается вдоль фасада по оси Д в 5 м от стены: колодцы КК-1 и КК-3 у выпусков, контрольный колодец ККК в 1,2 м от красной линии внутри участка и колодец ГКК на городском коллекторе (рисунок 1.1). Промежуточный колодец между КК-1 и КК-3 по указанию руководителя не предусматривается (как в образце); длина участка КК-1 — КК-3 39,30 м больше 35 м, допускаемых табл. 12 СП 32.13330 [11] для d = 150 мм.</w:t>
       </w:r>
     </w:p>
     <w:p>
@@ -14569,7 +14444,7 @@
     </w:p>
     <w:p>
       <w:r>
-        <w:t>Стояки и поэтажные отводы выполняются из полипропиленовых канализационных труб по ГОСТ 32414-2013 [10]: они лёгкие, гладкие, коррозионностойкие и монтируются на раструбах с уплотнительными кольцами. Полипропилен горюч, поэтому на стояках под каждым междуэтажным перекрытием и под покрытием устанавливаются противопожарные муфты [11] — по 11 на стояк, всего 66 шт.: при пожаре вспучивающийся вкладыш муфты перекрывает проход трубы через перекрытие. Под перекрытием над подвалом муфта не нужна — ниже плиты стояк чугунный. Сборные трубопроводы в подвале и выпуски — из чугунных безраструбных труб SML DN100 на хомутах: негорючие, прочные и бесшумные. Дворовая сеть — из полиэтиленовых гофрированных труб Ø160 мм кольцевой жёсткости SN8 по ГОСТ Р 54475-2011 [12], на песчаном основании.</w:t>
+        <w:t>Стояки и поэтажные отводы выполняются из полипропиленовых канализационных труб по ГОСТ 32414-2013 [12]: они лёгкие, гладкие, коррозионностойкие и монтируются на раструбах с уплотнительными кольцами. Полипропилен горюч, поэтому на стояках под каждым междуэтажным перекрытием и под покрытием устанавливаются противопожарные муфты [13] — по 11 на стояк, всего 66 шт.: при пожаре вспучивающийся вкладыш муфты перекрывает проход трубы через перекрытие. Под перекрытием над подвалом муфта не нужна — ниже плиты стояк чугунный. Сборные трубопроводы под потолком подвала и выпуски — из чугунных безраструбных труб SML DN100 на хомутах и подвесках: негорючие, прочные и бесшумные. Дворовая сеть — из полиэтиленовых гофрированных труб Ø160 мм кольцевой жёсткости SN8 по ГОСТ Р 54475-2011 [14], на песчаном основании.</w:t>
       </w:r>
     </w:p>
     <w:p>
@@ -16155,7 +16030,7 @@
     </w:p>
     <w:p>
       <w:r>
-        <w:t>Диаметр и уклон подобраны по таблицам А.А. и Н.А. Лукиных [13] (формула Н.Н. Павловского, n = 0,014) из условия незаиляемости (2.3)</w:t>
+        <w:t>Диаметр и уклон подобраны по таблицам А.А. и Н.А. Лукиных [15] (формула Н.Н. Павловского, n = 0,014) из условия незаиляемости (2.3)</w:t>
       </w:r>
     </w:p>
     <w:p>
@@ -16213,7 +16088,7 @@
     </w:p>
     <w:p>
       <w:r>
-        <w:t>При малых расходах условие выполнить нельзя; такие участки безрасчётные — уклон принимается не менее 1/d [1]: 0,02 для d = 100 мм внутри здания и 0,008 для дворовой сети d = 150 мм [14]. Результаты — в таблице 2.2.</w:t>
+        <w:t>При малых расходах условие выполнить нельзя; такие участки безрасчётные — уклон принимается не менее 1/d [1]: 0,02 для сборных трубопроводов d = 100 мм в подвале, 0,01 для выпусков (не меньше 1/d = 0,009) и 0,008 для дворовой сети d = 150 мм [11]. Результаты — в таблице 2.2.</w:t>
       </w:r>
     </w:p>
     <w:p>
@@ -16606,7 +16481,7 @@
               <w:rPr>
                 <w:sz w:val="18"/>
               </w:rPr>
-              <w:t>1,73</w:t>
+              <w:t>1,53</w:t>
             </w:r>
           </w:p>
         </w:tc>
@@ -16690,7 +16565,7 @@
               <w:rPr>
                 <w:sz w:val="18"/>
               </w:rPr>
-              <w:t>0,67</w:t>
+              <w:t>0,68</w:t>
             </w:r>
           </w:p>
         </w:tc>
@@ -16711,7 +16586,7 @@
               <w:rPr>
                 <w:sz w:val="18"/>
               </w:rPr>
-              <w:t>1,26</w:t>
+              <w:t>1,27</w:t>
             </w:r>
           </w:p>
         </w:tc>
@@ -16842,7 +16717,7 @@
               <w:rPr>
                 <w:sz w:val="18"/>
               </w:rPr>
-              <w:t>сборный ст.Б–выпуск</w:t>
+              <w:t>сборный ст.Б–линия выпуска</w:t>
             </w:r>
           </w:p>
         </w:tc>
@@ -16863,7 +16738,7 @@
               <w:rPr>
                 <w:sz w:val="18"/>
               </w:rPr>
-              <w:t>14,78</w:t>
+              <w:t>12,21</w:t>
             </w:r>
           </w:p>
         </w:tc>
@@ -16947,7 +16822,7 @@
               <w:rPr>
                 <w:sz w:val="18"/>
               </w:rPr>
-              <w:t>0,51</w:t>
+              <w:t>0,53</w:t>
             </w:r>
           </w:p>
         </w:tc>
@@ -16968,7 +16843,7 @@
               <w:rPr>
                 <w:sz w:val="18"/>
               </w:rPr>
-              <w:t>1,36</w:t>
+              <w:t>1,38</w:t>
             </w:r>
           </w:p>
         </w:tc>
@@ -17073,7 +16948,7 @@
               <w:rPr>
                 <w:sz w:val="18"/>
               </w:rPr>
-              <w:t>0,37</w:t>
+              <w:t>0,38</w:t>
             </w:r>
           </w:p>
         </w:tc>
@@ -17099,7 +16974,7 @@
               <w:rPr>
                 <w:sz w:val="18"/>
               </w:rPr>
-              <w:t>выпуск: ст.А–КК</w:t>
+              <w:t>сборный ст.А–линия выпуска</w:t>
             </w:r>
           </w:p>
         </w:tc>
@@ -17120,7 +16995,7 @@
               <w:rPr>
                 <w:sz w:val="18"/>
               </w:rPr>
-              <w:t>11,98</w:t>
+              <w:t>4,47</w:t>
             </w:r>
           </w:p>
         </w:tc>
@@ -17141,7 +17016,7 @@
               <w:rPr>
                 <w:sz w:val="18"/>
               </w:rPr>
-              <w:t>132</w:t>
+              <w:t>44</w:t>
             </w:r>
           </w:p>
         </w:tc>
@@ -17162,7 +17037,7 @@
               <w:rPr>
                 <w:sz w:val="18"/>
               </w:rPr>
-              <w:t>2,508</w:t>
+              <w:t>1,269</w:t>
             </w:r>
           </w:p>
         </w:tc>
@@ -17183,7 +17058,7 @@
               <w:rPr>
                 <w:sz w:val="18"/>
               </w:rPr>
-              <w:t>3,762</w:t>
+              <w:t>1,903</w:t>
             </w:r>
           </w:p>
         </w:tc>
@@ -17225,7 +17100,7 @@
               <w:rPr>
                 <w:sz w:val="18"/>
               </w:rPr>
-              <w:t>1,67</w:t>
+              <w:t>1,15</w:t>
             </w:r>
           </w:p>
         </w:tc>
@@ -17288,49 +17163,49 @@
               <w:rPr>
                 <w:sz w:val="18"/>
               </w:rPr>
+              <w:t>0,28</w:t>
+            </w:r>
+          </w:p>
+        </w:tc>
+        <w:tc>
+          <w:tcPr>
+            <w:tcW w:type="dxa" w:w="680"/>
+            <w:vAlign w:val="center"/>
+          </w:tcPr>
+          <w:p>
+            <w:pPr>
+              <w:keepNext/>
+              <w:spacing w:line="240" w:lineRule="auto"/>
+              <w:ind w:firstLine="0"/>
+              <w:jc w:val="center"/>
+            </w:pPr>
+            <w:r/>
+            <w:r>
+              <w:rPr>
+                <w:sz w:val="18"/>
+              </w:rPr>
+              <w:t>0,65</w:t>
+            </w:r>
+          </w:p>
+        </w:tc>
+        <w:tc>
+          <w:tcPr>
+            <w:tcW w:type="dxa" w:w="680"/>
+            <w:vAlign w:val="center"/>
+          </w:tcPr>
+          <w:p>
+            <w:pPr>
+              <w:keepNext/>
+              <w:spacing w:line="240" w:lineRule="auto"/>
+              <w:ind w:firstLine="0"/>
+              <w:jc w:val="center"/>
+            </w:pPr>
+            <w:r/>
+            <w:r>
+              <w:rPr>
+                <w:sz w:val="18"/>
+              </w:rPr>
               <w:t>0,34</w:t>
-            </w:r>
-          </w:p>
-        </w:tc>
-        <w:tc>
-          <w:tcPr>
-            <w:tcW w:type="dxa" w:w="680"/>
-            <w:vAlign w:val="center"/>
-          </w:tcPr>
-          <w:p>
-            <w:pPr>
-              <w:keepNext/>
-              <w:spacing w:line="240" w:lineRule="auto"/>
-              <w:ind w:firstLine="0"/>
-              <w:jc w:val="center"/>
-            </w:pPr>
-            <w:r/>
-            <w:r>
-              <w:rPr>
-                <w:sz w:val="18"/>
-              </w:rPr>
-              <w:t>0,72</w:t>
-            </w:r>
-          </w:p>
-        </w:tc>
-        <w:tc>
-          <w:tcPr>
-            <w:tcW w:type="dxa" w:w="680"/>
-            <w:vAlign w:val="center"/>
-          </w:tcPr>
-          <w:p>
-            <w:pPr>
-              <w:keepNext/>
-              <w:spacing w:line="240" w:lineRule="auto"/>
-              <w:ind w:firstLine="0"/>
-              <w:jc w:val="center"/>
-            </w:pPr>
-            <w:r/>
-            <w:r>
-              <w:rPr>
-                <w:sz w:val="18"/>
-              </w:rPr>
-              <w:t>0,42</w:t>
             </w:r>
           </w:p>
         </w:tc>
@@ -17356,7 +17231,7 @@
               <w:rPr>
                 <w:sz w:val="18"/>
               </w:rPr>
-              <w:t>КК-1–КК-2</w:t>
+              <w:t>линия выпуска: тройник–опуск у стены</w:t>
             </w:r>
           </w:p>
         </w:tc>
@@ -17377,7 +17252,7 @@
               <w:rPr>
                 <w:sz w:val="18"/>
               </w:rPr>
-              <w:t>22,36</w:t>
+              <w:t>3,70</w:t>
             </w:r>
           </w:p>
         </w:tc>
@@ -17461,7 +17336,7 @@
               <w:rPr>
                 <w:sz w:val="18"/>
               </w:rPr>
-              <w:t>0,51</w:t>
+              <w:t>0,69</w:t>
             </w:r>
           </w:p>
         </w:tc>
@@ -17482,7 +17357,7 @@
               <w:rPr>
                 <w:sz w:val="18"/>
               </w:rPr>
-              <w:t>1,60</w:t>
+              <w:t>1,81</w:t>
             </w:r>
           </w:p>
         </w:tc>
@@ -17503,7 +17378,7 @@
               <w:rPr>
                 <w:sz w:val="18"/>
               </w:rPr>
-              <w:t>150</w:t>
+              <w:t>100</w:t>
             </w:r>
           </w:p>
         </w:tc>
@@ -17524,7 +17399,7 @@
               <w:rPr>
                 <w:sz w:val="18"/>
               </w:rPr>
-              <w:t>0,008</w:t>
+              <w:t>0,020</w:t>
             </w:r>
           </w:p>
         </w:tc>
@@ -17545,7 +17420,7 @@
               <w:rPr>
                 <w:sz w:val="18"/>
               </w:rPr>
-              <w:t>0,24</w:t>
+              <w:t>0,35</w:t>
             </w:r>
           </w:p>
         </w:tc>
@@ -17566,7 +17441,7 @@
               <w:rPr>
                 <w:sz w:val="18"/>
               </w:rPr>
-              <w:t>0,49</w:t>
+              <w:t>0,74</w:t>
             </w:r>
           </w:p>
         </w:tc>
@@ -17587,7 +17462,7 @@
               <w:rPr>
                 <w:sz w:val="18"/>
               </w:rPr>
-              <w:t>0,24</w:t>
+              <w:t>0,44</w:t>
             </w:r>
           </w:p>
         </w:tc>
@@ -17613,7 +17488,7 @@
               <w:rPr>
                 <w:sz w:val="18"/>
               </w:rPr>
-              <w:t>КК-2–КК-3</w:t>
+              <w:t>выпуск: опуск–КК</w:t>
             </w:r>
           </w:p>
         </w:tc>
@@ -17634,7 +17509,7 @@
               <w:rPr>
                 <w:sz w:val="18"/>
               </w:rPr>
-              <w:t>22,36</w:t>
+              <w:t>5,63</w:t>
             </w:r>
           </w:p>
         </w:tc>
@@ -17718,7 +17593,7 @@
               <w:rPr>
                 <w:sz w:val="18"/>
               </w:rPr>
-              <w:t>0,51</w:t>
+              <w:t>0,65</w:t>
             </w:r>
           </w:p>
         </w:tc>
@@ -17739,7 +17614,7 @@
               <w:rPr>
                 <w:sz w:val="18"/>
               </w:rPr>
-              <w:t>1,60</w:t>
+              <w:t>1,76</w:t>
             </w:r>
           </w:p>
         </w:tc>
@@ -17760,7 +17635,7 @@
               <w:rPr>
                 <w:sz w:val="18"/>
               </w:rPr>
-              <w:t>150</w:t>
+              <w:t>100</w:t>
             </w:r>
           </w:p>
         </w:tc>
@@ -17781,7 +17656,7 @@
               <w:rPr>
                 <w:sz w:val="18"/>
               </w:rPr>
-              <w:t>0,008</w:t>
+              <w:t>0,010</w:t>
             </w:r>
           </w:p>
         </w:tc>
@@ -17802,7 +17677,7 @@
               <w:rPr>
                 <w:sz w:val="18"/>
               </w:rPr>
-              <w:t>0,24</w:t>
+              <w:t>0,42</w:t>
             </w:r>
           </w:p>
         </w:tc>
@@ -17823,7 +17698,7 @@
               <w:rPr>
                 <w:sz w:val="18"/>
               </w:rPr>
-              <w:t>0,49</w:t>
+              <w:t>0,57</w:t>
             </w:r>
           </w:p>
         </w:tc>
@@ -17844,7 +17719,7 @@
               <w:rPr>
                 <w:sz w:val="18"/>
               </w:rPr>
-              <w:t>0,24</w:t>
+              <w:t>0,37</w:t>
             </w:r>
           </w:p>
         </w:tc>
@@ -17870,6 +17745,263 @@
               <w:rPr>
                 <w:sz w:val="18"/>
               </w:rPr>
+              <w:t>КК-1–КК-3</w:t>
+            </w:r>
+          </w:p>
+        </w:tc>
+        <w:tc>
+          <w:tcPr>
+            <w:tcW w:type="dxa" w:w="680"/>
+            <w:vAlign w:val="center"/>
+          </w:tcPr>
+          <w:p>
+            <w:pPr>
+              <w:keepNext/>
+              <w:spacing w:line="240" w:lineRule="auto"/>
+              <w:ind w:firstLine="0"/>
+              <w:jc w:val="center"/>
+            </w:pPr>
+            <w:r/>
+            <w:r>
+              <w:rPr>
+                <w:sz w:val="18"/>
+              </w:rPr>
+              <w:t>39,30</w:t>
+            </w:r>
+          </w:p>
+        </w:tc>
+        <w:tc>
+          <w:tcPr>
+            <w:tcW w:type="dxa" w:w="510"/>
+            <w:vAlign w:val="center"/>
+          </w:tcPr>
+          <w:p>
+            <w:pPr>
+              <w:keepNext/>
+              <w:spacing w:line="240" w:lineRule="auto"/>
+              <w:ind w:firstLine="0"/>
+              <w:jc w:val="center"/>
+            </w:pPr>
+            <w:r/>
+            <w:r>
+              <w:rPr>
+                <w:sz w:val="18"/>
+              </w:rPr>
+              <w:t>132</w:t>
+            </w:r>
+          </w:p>
+        </w:tc>
+        <w:tc>
+          <w:tcPr>
+            <w:tcW w:type="dxa" w:w="737"/>
+            <w:vAlign w:val="center"/>
+          </w:tcPr>
+          <w:p>
+            <w:pPr>
+              <w:keepNext/>
+              <w:spacing w:line="240" w:lineRule="auto"/>
+              <w:ind w:firstLine="0"/>
+              <w:jc w:val="center"/>
+            </w:pPr>
+            <w:r/>
+            <w:r>
+              <w:rPr>
+                <w:sz w:val="18"/>
+              </w:rPr>
+              <w:t>2,508</w:t>
+            </w:r>
+          </w:p>
+        </w:tc>
+        <w:tc>
+          <w:tcPr>
+            <w:tcW w:type="dxa" w:w="850"/>
+            <w:vAlign w:val="center"/>
+          </w:tcPr>
+          <w:p>
+            <w:pPr>
+              <w:keepNext/>
+              <w:spacing w:line="240" w:lineRule="auto"/>
+              <w:ind w:firstLine="0"/>
+              <w:jc w:val="center"/>
+            </w:pPr>
+            <w:r/>
+            <w:r>
+              <w:rPr>
+                <w:sz w:val="18"/>
+              </w:rPr>
+              <w:t>3,762</w:t>
+            </w:r>
+          </w:p>
+        </w:tc>
+        <w:tc>
+          <w:tcPr>
+            <w:tcW w:type="dxa" w:w="624"/>
+            <w:vAlign w:val="center"/>
+          </w:tcPr>
+          <w:p>
+            <w:pPr>
+              <w:keepNext/>
+              <w:spacing w:line="240" w:lineRule="auto"/>
+              <w:ind w:firstLine="0"/>
+              <w:jc w:val="center"/>
+            </w:pPr>
+            <w:r/>
+            <w:r>
+              <w:rPr>
+                <w:sz w:val="18"/>
+              </w:rPr>
+              <w:t>0,43</w:t>
+            </w:r>
+          </w:p>
+        </w:tc>
+        <w:tc>
+          <w:tcPr>
+            <w:tcW w:type="dxa" w:w="794"/>
+            <w:vAlign w:val="center"/>
+          </w:tcPr>
+          <w:p>
+            <w:pPr>
+              <w:keepNext/>
+              <w:spacing w:line="240" w:lineRule="auto"/>
+              <w:ind w:firstLine="0"/>
+              <w:jc w:val="center"/>
+            </w:pPr>
+            <w:r/>
+            <w:r>
+              <w:rPr>
+                <w:sz w:val="18"/>
+              </w:rPr>
+              <w:t>1,52</w:t>
+            </w:r>
+          </w:p>
+        </w:tc>
+        <w:tc>
+          <w:tcPr>
+            <w:tcW w:type="dxa" w:w="680"/>
+            <w:vAlign w:val="center"/>
+          </w:tcPr>
+          <w:p>
+            <w:pPr>
+              <w:keepNext/>
+              <w:spacing w:line="240" w:lineRule="auto"/>
+              <w:ind w:firstLine="0"/>
+              <w:jc w:val="center"/>
+            </w:pPr>
+            <w:r/>
+            <w:r>
+              <w:rPr>
+                <w:sz w:val="18"/>
+              </w:rPr>
+              <w:t>150</w:t>
+            </w:r>
+          </w:p>
+        </w:tc>
+        <w:tc>
+          <w:tcPr>
+            <w:tcW w:type="dxa" w:w="737"/>
+            <w:vAlign w:val="center"/>
+          </w:tcPr>
+          <w:p>
+            <w:pPr>
+              <w:keepNext/>
+              <w:spacing w:line="240" w:lineRule="auto"/>
+              <w:ind w:firstLine="0"/>
+              <w:jc w:val="center"/>
+            </w:pPr>
+            <w:r/>
+            <w:r>
+              <w:rPr>
+                <w:sz w:val="18"/>
+              </w:rPr>
+              <w:t>0,008</w:t>
+            </w:r>
+          </w:p>
+        </w:tc>
+        <w:tc>
+          <w:tcPr>
+            <w:tcW w:type="dxa" w:w="624"/>
+            <w:vAlign w:val="center"/>
+          </w:tcPr>
+          <w:p>
+            <w:pPr>
+              <w:keepNext/>
+              <w:spacing w:line="240" w:lineRule="auto"/>
+              <w:ind w:firstLine="0"/>
+              <w:jc w:val="center"/>
+            </w:pPr>
+            <w:r/>
+            <w:r>
+              <w:rPr>
+                <w:sz w:val="18"/>
+              </w:rPr>
+              <w:t>0,23</w:t>
+            </w:r>
+          </w:p>
+        </w:tc>
+        <w:tc>
+          <w:tcPr>
+            <w:tcW w:type="dxa" w:w="680"/>
+            <w:vAlign w:val="center"/>
+          </w:tcPr>
+          <w:p>
+            <w:pPr>
+              <w:keepNext/>
+              <w:spacing w:line="240" w:lineRule="auto"/>
+              <w:ind w:firstLine="0"/>
+              <w:jc w:val="center"/>
+            </w:pPr>
+            <w:r/>
+            <w:r>
+              <w:rPr>
+                <w:sz w:val="18"/>
+              </w:rPr>
+              <w:t>0,49</w:t>
+            </w:r>
+          </w:p>
+        </w:tc>
+        <w:tc>
+          <w:tcPr>
+            <w:tcW w:type="dxa" w:w="680"/>
+            <w:vAlign w:val="center"/>
+          </w:tcPr>
+          <w:p>
+            <w:pPr>
+              <w:keepNext/>
+              <w:spacing w:line="240" w:lineRule="auto"/>
+              <w:ind w:firstLine="0"/>
+              <w:jc w:val="center"/>
+            </w:pPr>
+            <w:r/>
+            <w:r>
+              <w:rPr>
+                <w:sz w:val="18"/>
+              </w:rPr>
+              <w:t>0,23</w:t>
+            </w:r>
+          </w:p>
+        </w:tc>
+      </w:tr>
+      <w:tr>
+        <w:trPr>
+          <w:cantSplit/>
+        </w:trPr>
+        <w:tc>
+          <w:tcPr>
+            <w:tcW w:type="dxa" w:w="2324"/>
+            <w:vAlign w:val="center"/>
+          </w:tcPr>
+          <w:p>
+            <w:pPr>
+              <w:keepNext/>
+              <w:spacing w:line="240" w:lineRule="auto"/>
+              <w:ind w:firstLine="0"/>
+              <w:jc w:val="left"/>
+            </w:pPr>
+            <w:r/>
+            <w:r>
+              <w:rPr>
+                <w:sz w:val="18"/>
+              </w:rPr>
               <w:t>КК-3–ККК</w:t>
             </w:r>
           </w:p>
@@ -17891,7 +18023,7 @@
               <w:rPr>
                 <w:sz w:val="18"/>
               </w:rPr>
-              <w:t>9,17</w:t>
+              <w:t>11,80</w:t>
             </w:r>
           </w:p>
         </w:tc>
@@ -17975,7 +18107,7 @@
               <w:rPr>
                 <w:sz w:val="18"/>
               </w:rPr>
-              <w:t>0,69</w:t>
+              <w:t>0,67</w:t>
             </w:r>
           </w:p>
         </w:tc>
@@ -17996,7 +18128,7 @@
               <w:rPr>
                 <w:sz w:val="18"/>
               </w:rPr>
-              <w:t>2,44</w:t>
+              <w:t>2,42</w:t>
             </w:r>
           </w:p>
         </w:tc>
@@ -18059,7 +18191,7 @@
               <w:rPr>
                 <w:sz w:val="18"/>
               </w:rPr>
-              <w:t>0,30</w:t>
+              <w:t>0,29</w:t>
             </w:r>
           </w:p>
         </w:tc>
@@ -18372,7 +18504,7 @@
     </w:p>
     <w:p>
       <w:r>
-        <w:t>Наименьшая глубина заложения лотка труб d ≤ 500 мм принимается на 0,3 м меньше глубины промерзания, но не менее 0,7 м до верха трубы [14], формула (2.4):</w:t>
+        <w:t>Наименьшая глубина заложения лотка труб d ≤ 500 мм принимается на 0,3 м меньше глубины промерзания, но не менее 0,7 м до верха трубы [11], формула (2.4):</w:t>
       </w:r>
     </w:p>
     <w:p>
@@ -18661,7 +18793,7 @@
               <w:rPr>
                 <w:sz w:val="24"/>
               </w:rPr>
-              <w:t>КК-1</w:t>
+              <w:t>Выпуск у КК-1 (i = 0,01)</w:t>
             </w:r>
           </w:p>
         </w:tc>
@@ -18682,7 +18814,7 @@
               <w:rPr>
                 <w:sz w:val="24"/>
               </w:rPr>
-              <w:t>100,85</w:t>
+              <w:t>—</w:t>
             </w:r>
           </w:p>
         </w:tc>
@@ -18703,7 +18835,7 @@
               <w:rPr>
                 <w:sz w:val="24"/>
               </w:rPr>
-              <w:t>98,85</w:t>
+              <w:t>98,95</w:t>
             </w:r>
           </w:p>
         </w:tc>
@@ -18724,7 +18856,7 @@
               <w:rPr>
                 <w:sz w:val="24"/>
               </w:rPr>
-              <w:t>2,00</w:t>
+              <w:t>—</w:t>
             </w:r>
           </w:p>
         </w:tc>
@@ -18750,7 +18882,7 @@
               <w:rPr>
                 <w:sz w:val="24"/>
               </w:rPr>
-              <w:t>КК-2</w:t>
+              <w:t>КК-1</w:t>
             </w:r>
           </w:p>
         </w:tc>
@@ -18771,7 +18903,7 @@
               <w:rPr>
                 <w:sz w:val="24"/>
               </w:rPr>
-              <w:t>100,70</w:t>
+              <w:t>100,83</w:t>
             </w:r>
           </w:p>
         </w:tc>
@@ -18792,7 +18924,7 @@
               <w:rPr>
                 <w:sz w:val="24"/>
               </w:rPr>
-              <w:t>98,67</w:t>
+              <w:t>98,90</w:t>
             </w:r>
           </w:p>
         </w:tc>
@@ -18813,7 +18945,7 @@
               <w:rPr>
                 <w:sz w:val="24"/>
               </w:rPr>
-              <w:t>2,03</w:t>
+              <w:t>1,93</w:t>
             </w:r>
           </w:p>
         </w:tc>
@@ -18860,7 +18992,7 @@
               <w:rPr>
                 <w:sz w:val="24"/>
               </w:rPr>
-              <w:t>100,55</w:t>
+              <w:t>100,57</w:t>
             </w:r>
           </w:p>
         </w:tc>
@@ -18881,7 +19013,7 @@
               <w:rPr>
                 <w:sz w:val="24"/>
               </w:rPr>
-              <w:t>98,49</w:t>
+              <w:t>98,59</w:t>
             </w:r>
           </w:p>
         </w:tc>
@@ -18902,7 +19034,7 @@
               <w:rPr>
                 <w:sz w:val="24"/>
               </w:rPr>
-              <w:t>2,06</w:t>
+              <w:t>1,98</w:t>
             </w:r>
           </w:p>
         </w:tc>
@@ -18970,7 +19102,7 @@
               <w:rPr>
                 <w:sz w:val="24"/>
               </w:rPr>
-              <w:t>98,42</w:t>
+              <w:t>98,49</w:t>
             </w:r>
           </w:p>
         </w:tc>
@@ -18991,7 +19123,7 @@
               <w:rPr>
                 <w:sz w:val="24"/>
               </w:rPr>
-              <w:t>1,98</w:t>
+              <w:t>1,91</w:t>
             </w:r>
           </w:p>
         </w:tc>
@@ -19056,7 +19188,7 @@
               <w:rPr>
                 <w:sz w:val="24"/>
               </w:rPr>
-              <w:t>98,37</w:t>
+              <w:t>98,44</w:t>
             </w:r>
           </w:p>
         </w:tc>
@@ -19076,7 +19208,7 @@
               <w:rPr>
                 <w:sz w:val="24"/>
               </w:rPr>
-              <w:t>1,93</w:t>
+              <w:t>1,86</w:t>
             </w:r>
           </w:p>
         </w:tc>
@@ -19089,7 +19221,7 @@
     </w:p>
     <w:p>
       <w:r>
-        <w:t>Наименьшая глубина 1,93 м ≥ H</w:t>
+        <w:t>Наименьшая глубина 1,86 м ≥ H</w:t>
       </w:r>
       <w:r>
         <w:rPr>
@@ -19098,7 +19230,7 @@
         <w:t>0</w:t>
       </w:r>
       <w:r>
-        <w:t xml:space="preserve"> = 1,40 м во всех колодцах. Лоток городского коллектора Ø400 мм в ГКК («по месту») принят 97,80, шелыга 98,20; дворовая труба входит выше шелыги коллектора на 0,17 м. Продольный профиль дворовой сети вычерчивается на листе 7 (М</w:t>
+        <w:t xml:space="preserve"> = 1,40 м во всех колодцах. Лоток городского коллектора Ø400 мм в ГКК («по месту») принят 97,80, шелыга 98,20; дворовая труба входит выше шелыги коллектора на 0,24 м. Продольный профиль дворовой сети вычерчивается на листе 7 (М</w:t>
       </w:r>
       <w:r>
         <w:rPr>
@@ -19143,12 +19275,12 @@
     </w:p>
     <w:p>
       <w:r>
-        <w:t>– Сеть В1 — тупиковая с нижней разводкой, из стальных оцинкованных труб; потери напора по диктующему направлению 8,75 м. Ввод — ПЭ100 Ø63 мм, общедомовой счётчик ВСХН-25 (h = 4,74 м ≤ 5 м).</w:t>
+        <w:t>– Сеть В1 — тупиковая с нижней разводкой: магистраль и подводки к стоякам — из стальных оцинкованных труб, стояки и квартирные разводки — из полипропилена PN20; поквартирные узлы учёта — вертикальные, с обратным клапаном; потери напора по диктующему направлению 7,03 м. Ввод — ПЭ100 Ø63 мм, общедомовой счётчик ВСХН-25 (h = 4,74 м ≤ 5 м).</w:t>
       </w:r>
     </w:p>
     <w:p>
       <w:r>
-        <w:t>– Требуемый напор 71,15 м больше гарантийного 14 м; принята установка Wilo COR-2 MVL 408/SKw-EB-R (Q = 4,83 м³/ч, H</w:t>
+        <w:t>– Требуемый напор 69,42 м больше гарантийного 14 м; принята установка Wilo COR-2 MVL 408/SKw-EB-R (Q = 4,83 м³/ч, H</w:t>
       </w:r>
       <w:r>
         <w:rPr>
@@ -19157,7 +19289,7 @@
         <w:t>р</w:t>
       </w:r>
       <w:r>
-        <w:t xml:space="preserve"> = 57,15 м), на этажах 1–8 — регуляторы давления.</w:t>
+        <w:t xml:space="preserve"> = 55,42 м), на этажах 1–7 — регуляторы давления.</w:t>
       </w:r>
     </w:p>
     <w:p>
@@ -19171,7 +19303,7 @@
         <w:t>s</w:t>
       </w:r>
       <w:r>
-        <w:t xml:space="preserve"> = 2,57 л/с при допустимых 5,90 л/с), выпуски и сборные трубопроводы из чугуна SML DN100 с уклоном 0,02, дворовая сеть из гофрированных ПЭ-труб Ø160 мм с уклоном 0,008, глубина колодцев 1,93–2,06 м.</w:t>
+        <w:t xml:space="preserve"> = 2,57 л/с при допустимых 5,90 л/с) с двухплоскостными крестовинами 110×50 над полом; сборные трубопроводы под потолком подвала из чугуна SML DN100 с уклоном 0,02, выпуски с уклоном 0,01, дворовая сеть из гофрированных ПЭ-труб Ø160 мм с уклоном 0,008, глубина колодцев 1,86–1,98 м.</w:t>
       </w:r>
     </w:p>
     <w:p>
@@ -19218,42 +19350,47 @@
     </w:p>
     <w:p>
       <w:r>
-        <w:t>7. ГОСТ 18599-2001. Трубы напорные из полиэтилена. Технические условия. — Изд. офиц.</w:t>
+        <w:t>7. ГОСТ 32415-2013. Трубы напорные из термопластов и соединительные детали к ним для систем водоснабжения и отопления. Общие технические условия. — Изд. офиц.</w:t>
       </w:r>
     </w:p>
     <w:p>
       <w:r>
-        <w:t>8. Шевелев, Ф.А. Таблицы для гидравлического расчета водопроводных труб : справочное пособие / Ф.А. Шевелев, А.Ф. Шевелев. — 6-е изд., доп. и перераб. — Москва : Стройиздат, 1984.</w:t>
+        <w:t>8. ГОСТ 18599-2001. Трубы напорные из полиэтилена. Технические условия. — Изд. офиц.</w:t>
       </w:r>
     </w:p>
     <w:p>
       <w:r>
-        <w:t>9. Многоступенчатый насос вертикального исполнения серии MVL : каталог / WILO. — Режим доступа: https://dn.ru/storage/certificates/wilo/nasosnye-stancii/katalog_wilo_nasos_mvl.pdf (дата обращения: 09.10.2026).</w:t>
+        <w:t>9. Шевелев, Ф.А. Таблицы для гидравлического расчета водопроводных труб : справочное пособие / Ф.А. Шевелев, А.Ф. Шевелев. — 6-е изд., доп. и перераб. — Москва : Стройиздат, 1984.</w:t>
       </w:r>
     </w:p>
     <w:p>
       <w:r>
-        <w:t>10. ГОСТ 32414-2013. Трубы и фасонные части из полимерных материалов для систем внутренней канализации. Общие технические условия. — Изд. офиц.</w:t>
+        <w:t>10. Многоступенчатый насос вертикального исполнения серии MVL : каталог / WILO. — Режим доступа: https://dn.ru/storage/certificates/wilo/nasosnye-stancii/katalog_wilo_nasos_mvl.pdf (дата обращения: 09.10.2026).</w:t>
       </w:r>
     </w:p>
     <w:p>
       <w:r>
-        <w:t>11. СП 40-107-2003. Проектирование, монтаж и эксплуатация систем внутренней канализации из полипропиленовых труб. — Изд. офиц.</w:t>
+        <w:t>11. СП 32.13330.2018. Канализация. Наружные сети и сооружения. Актуализированная редакция СНиП 2.04.03-85. — Изд. офиц.</w:t>
       </w:r>
     </w:p>
     <w:p>
       <w:r>
-        <w:t>12. ГОСТ Р 54475-2011. Трубы полимерные со структурированной стенкой и фасонные части к ним для систем наружной канализации. Технические условия. — Изд. офиц.</w:t>
+        <w:t>12. ГОСТ 32414-2013. Трубы и фасонные части из полимерных материалов для систем внутренней канализации. Общие технические условия. — Изд. офиц.</w:t>
       </w:r>
     </w:p>
     <w:p>
       <w:r>
-        <w:t>13. Лукиных, А.А. Таблицы для гидравлического расчета канализационных сетей и дюкеров по формуле акад. Н.Н. Павловского : справочное пособие / А.А. Лукиных, Н.А. Лукиных. — 4-е изд., доп. — Москва : Стройиздат, 1974. — 156 с.</w:t>
+        <w:t>13. СП 40-107-2003. Проектирование, монтаж и эксплуатация систем внутренней канализации из полипропиленовых труб. — Изд. офиц.</w:t>
       </w:r>
     </w:p>
     <w:p>
       <w:r>
-        <w:t>14. СП 32.13330.2018. Канализация. Наружные сети и сооружения. Актуализированная редакция СНиП 2.04.03-85. — Изд. офиц.</w:t>
+        <w:t>14. ГОСТ Р 54475-2011. Трубы полимерные со структурированной стенкой и фасонные части к ним для систем наружной канализации. Технические условия. — Изд. офиц.</w:t>
+      </w:r>
+    </w:p>
+    <w:p>
+      <w:r>
+        <w:t>15. Лукиных, А.А. Таблицы для гидравлического расчета канализационных сетей и дюкеров по формуле акад. Н.Н. Павловского : справочное пособие / А.А. Лукиных, Н.А. Лукиных. — 4-е изд., доп. — Москва : Стройиздат, 1974. — 156 с.</w:t>
       </w:r>
     </w:p>
     <w:sectPr>

--- a/kursovoy-viv/pz/Пояснительная записка — Буев Д.Р. — ВиВ вариант 3.docx
+++ b/kursovoy-viv/pz/Пояснительная записка — Буев Д.Р. — ВиВ вариант 3.docx
@@ -3332,7 +3332,7 @@
       <w:r>
         <w:t>1.5 Гидравлический расчёт внутренней водопроводной сети</w:t>
         <w:tab/>
-        <w:t>10</w:t>
+        <w:t>11</w:t>
       </w:r>
     </w:p>
     <w:p>
@@ -3346,7 +3346,7 @@
       <w:r>
         <w:t>1.6 Расчёт ввода</w:t>
         <w:tab/>
-        <w:t>13</w:t>
+        <w:t>14</w:t>
       </w:r>
     </w:p>
     <w:p>
@@ -3360,7 +3360,7 @@
       <w:r>
         <w:t>1.7 Подбор счётчиков воды</w:t>
         <w:tab/>
-        <w:t>14</w:t>
+        <w:t>15</w:t>
       </w:r>
     </w:p>
     <w:p>
@@ -3374,7 +3374,7 @@
       <w:r>
         <w:t>1.8 Определение требуемого напора</w:t>
         <w:tab/>
-        <w:t>14</w:t>
+        <w:t>15</w:t>
       </w:r>
     </w:p>
     <w:p>
@@ -3388,7 +3388,7 @@
       <w:r>
         <w:t>1.9 Подбор повысительной насосной установки</w:t>
         <w:tab/>
-        <w:t>15</w:t>
+        <w:t>16</w:t>
       </w:r>
     </w:p>
     <w:p>
@@ -3402,7 +3402,7 @@
       <w:r>
         <w:t>2 Водоотведение здания</w:t>
         <w:tab/>
-        <w:t>17</w:t>
+        <w:t>18</w:t>
       </w:r>
     </w:p>
     <w:p>
@@ -3416,7 +3416,7 @@
       <w:r>
         <w:t>2.1 Выбор системы и схемы водоотведения. Конструирование</w:t>
         <w:tab/>
-        <w:t>17</w:t>
+        <w:t>18</w:t>
       </w:r>
     </w:p>
     <w:p>
@@ -3430,7 +3430,7 @@
       <w:r>
         <w:t>2.2 Материал трубопроводов</w:t>
         <w:tab/>
-        <w:t>19</w:t>
+        <w:t>20</w:t>
       </w:r>
     </w:p>
     <w:p>
@@ -3444,7 +3444,7 @@
       <w:r>
         <w:t>2.3 Расчёт канализационных стояков</w:t>
         <w:tab/>
-        <w:t>19</w:t>
+        <w:t>20</w:t>
       </w:r>
     </w:p>
     <w:p>
@@ -3458,7 +3458,7 @@
       <w:r>
         <w:t>2.4 Расчёт горизонтальных трубопроводов, выпусков и дворовой сети</w:t>
         <w:tab/>
-        <w:t>20</w:t>
+        <w:t>21</w:t>
       </w:r>
     </w:p>
     <w:p>
@@ -3472,7 +3472,7 @@
       <w:r>
         <w:t>2.5 Отметки лотков и глубина заложения дворовой сети</w:t>
         <w:tab/>
-        <w:t>21</w:t>
+        <w:t>22</w:t>
       </w:r>
     </w:p>
     <w:p>
@@ -3486,7 +3486,7 @@
       <w:r>
         <w:t>ЗАКЛЮЧЕНИЕ</w:t>
         <w:tab/>
-        <w:t>23</w:t>
+        <w:t>24</w:t>
       </w:r>
     </w:p>
     <w:p>
@@ -3500,7 +3500,7 @@
       <w:r>
         <w:t>БИБЛИОГРАФИЧЕСКИЙ СПИСОК</w:t>
         <w:tab/>
-        <w:t>24</w:t>
+        <w:t>25</w:t>
       </w:r>
     </w:p>
     <w:p>
@@ -4605,7 +4605,7 @@
     </w:p>
     <w:p>
       <w:r>
-        <w:t>У каждой квартиры свой стояк, всего шесть стояков Ст.В1-1…Ст.В1-6 (по три в секции). Стояк В1 проложен в шахте санузла рядом с канализационным стояком, на расстоянии 100 мм в свету. Шахта квартиры А не примыкает к наружной стене: между ними воздушная прослойка 50 мм и перегородка 100 мм. Подводки к стоякам в подвале обходят стояки К1 — стальные трубы В1 и чугунные К1 в плане не пересекаются. Поквартирный узел учёта — вертикальный: тройник на стояке на высоте 1,5 м от пола, шаровой кран и опуск вдоль стояка, на котором последовательно установлены фильтр, на этажах 1–7 регулятор давления (подраздел 1.8), квартирный счётчик DN15 и в конце узла обратный пружинный клапан. Разводка к приборам — открытая, на высоте 0,25 м от пола, двумя ветками от узла: к ванне, умывальнику и мойке и к бачку унитаза. На торцах здания предусмотрены два поливочных крана Ø25 (1") на отметке +0,500 с подъёмом от магистрали. Все трубопроводы, кроме подводок к приборам, покрываются теплоизоляцией от образования конденсата.</w:t>
+        <w:t>У каждой квартиры свой стояк, всего шесть стояков Ст.В1-1…Ст.В1-6 (по три в секции). Стояк В1 проложен в шахте санузла рядом с канализационным стояком, на расстоянии 100 мм в свету. Шахта квартиры А не примыкает к наружной стене: между ними воздушная прослойка 50 мм и перегородка 100 мм. Подводки к стоякам в подвале обходят стояки К1 — стальные трубы В1 и чугунные К1 в плане не пересекаются. Поквартирный узел учёта — вертикальный: тройник на стояке на высоте 1,5 м от пола, шаровой кран и опуск вдоль стояка, на котором последовательно установлены фильтр, на этажах 1–7 регулятор давления (подраздел 1.8), квартирный счётчик DN15 и в конце узла обратный пружинный клапан. Арматура узла свинчена в одну сборку на резьбе, к полипропилену она присоединяется муфтами комбинированными ППР 25×1/2" — над фильтром и под обратным клапаном. Разводка к приборам — открытая, на высоте 0,25 м от пола, двумя ветками от узла: к ванне, умывальнику и мойке и к бачку унитаза. На торцах здания предусмотрены два поливочных крана Ø25 (1") на отметке +0,500 с подъёмом от магистрали. Все трубопроводы, кроме подводок к приборам, покрываются теплоизоляцией от образования конденсата.</w:t>
       </w:r>
     </w:p>
     <w:p>
@@ -4618,7 +4618,7 @@
     </w:p>
     <w:p>
       <w:r>
-        <w:t>Магистраль, подводки к стоякам и напорная линия в подвале выполняются из стальных водогазопроводных оцинкованных труб по ГОСТ 3262-75 [6]: они прочны, выдерживают рабочее давление нижних этажей (до 0,7 МПа с учётом повысительной установки) и не требуют частых опор; соединения — на резьбе с фитингами из ковкого чугуна, у счётчика — муфты переходные 50×25. Стояки, поквартирные узлы учёта и разводки в квартирах — из полипропиленовых напорных труб PN20 по ГОСТ 32415-2013 [7] на сварке: они не корродируют, гладкие (потери напора меньше, чем у стали), лёгкие и не зарастают отложениями. Переход со стали на полипропилен — у основания стояка за шаровым краном. Ввод выполняется из напорных полиэтиленовых труб ПЭ100 SDR17 по ГОСТ 18599-2001 [8]: они не подвержены коррозии в грунте, поставляются длинными отрезками и соединяются сваркой.</w:t>
+        <w:t>Магистраль, подводки к стоякам и напорная линия в подвале выполняются из стальных водогазопроводных оцинкованных труб по ГОСТ 3262-75 [6]: они прочны, выдерживают рабочее давление нижних этажей (до 0,7 МПа с учётом повысительной установки) и не требуют частых опор; соединения — на резьбе с фитингами из ковкого чугуна, у счётчика — муфты переходные 50×25. Стояки, поквартирные узлы учёта и разводки в квартирах — из полипропиленовых напорных труб PN20 по ГОСТ 32415-2013 [7] на сварке: они не корродируют, гладкие (потери напора меньше, чем у стали), лёгкие и не зарастают отложениями. Переход со стали на полипропилен — у основания стояка за шаровым краном; к резьбовой арматуре и смесителям полипропилен присоединяется муфтами комбинированными с латунной резьбой. Ввод выполняется из напорных полиэтиленовых труб ПЭ100 SDR17 по ГОСТ 18599-2001 [8]: они не подвержены коррозии в грунте, поставляются длинными отрезками и соединяются сваркой.</w:t>
       </w:r>
     </w:p>
     <w:p>
@@ -7936,7 +7936,7 @@
               <w:rPr>
                 <w:sz w:val="20"/>
               </w:rPr>
-              <w:t>0,45</w:t>
+              <w:t>0,34</w:t>
             </w:r>
           </w:p>
         </w:tc>
@@ -8104,7 +8104,7 @@
               <w:rPr>
                 <w:sz w:val="20"/>
               </w:rPr>
-              <w:t>0,060</w:t>
+              <w:t>0,046</w:t>
             </w:r>
           </w:p>
         </w:tc>
@@ -8172,7 +8172,7 @@
               <w:rPr>
                 <w:sz w:val="20"/>
               </w:rPr>
-              <w:t>1,60</w:t>
+              <w:t>1,70</w:t>
             </w:r>
           </w:p>
         </w:tc>
@@ -8340,7 +8340,7 @@
               <w:rPr>
                 <w:sz w:val="20"/>
               </w:rPr>
-              <w:t>0,241</w:t>
+              <w:t>0,256</w:t>
             </w:r>
           </w:p>
         </w:tc>

--- a/kursovoy-viv/pz/Пояснительная записка — Буев Д.Р. — ВиВ вариант 3.docx
+++ b/kursovoy-viv/pz/Пояснительная записка — Буев Д.Р. — ВиВ вариант 3.docx
@@ -3304,7 +3304,7 @@
       <w:r>
         <w:t>1.3 Материал трубопроводов</w:t>
         <w:tab/>
-        <w:t>8</w:t>
+        <w:t>9</w:t>
       </w:r>
     </w:p>
     <w:p>
@@ -3318,7 +3318,7 @@
       <w:r>
         <w:t>1.4 Определение расчётных расходов воды</w:t>
         <w:tab/>
-        <w:t>8</w:t>
+        <w:t>10</w:t>
       </w:r>
     </w:p>
     <w:p>
@@ -3332,7 +3332,7 @@
       <w:r>
         <w:t>1.5 Гидравлический расчёт внутренней водопроводной сети</w:t>
         <w:tab/>
-        <w:t>11</w:t>
+        <w:t>12</w:t>
       </w:r>
     </w:p>
     <w:p>
@@ -3346,7 +3346,7 @@
       <w:r>
         <w:t>1.6 Расчёт ввода</w:t>
         <w:tab/>
-        <w:t>14</w:t>
+        <w:t>15</w:t>
       </w:r>
     </w:p>
     <w:p>
@@ -3360,7 +3360,7 @@
       <w:r>
         <w:t>1.7 Подбор счётчиков воды</w:t>
         <w:tab/>
-        <w:t>15</w:t>
+        <w:t>16</w:t>
       </w:r>
     </w:p>
     <w:p>
@@ -3374,7 +3374,7 @@
       <w:r>
         <w:t>1.8 Определение требуемого напора</w:t>
         <w:tab/>
-        <w:t>15</w:t>
+        <w:t>16</w:t>
       </w:r>
     </w:p>
     <w:p>
@@ -3388,7 +3388,7 @@
       <w:r>
         <w:t>1.9 Подбор повысительной насосной установки</w:t>
         <w:tab/>
-        <w:t>16</w:t>
+        <w:t>17</w:t>
       </w:r>
     </w:p>
     <w:p>
@@ -3402,7 +3402,7 @@
       <w:r>
         <w:t>2 Водоотведение здания</w:t>
         <w:tab/>
-        <w:t>18</w:t>
+        <w:t>19</w:t>
       </w:r>
     </w:p>
     <w:p>
@@ -3416,7 +3416,7 @@
       <w:r>
         <w:t>2.1 Выбор системы и схемы водоотведения. Конструирование</w:t>
         <w:tab/>
-        <w:t>18</w:t>
+        <w:t>19</w:t>
       </w:r>
     </w:p>
     <w:p>
@@ -3430,7 +3430,7 @@
       <w:r>
         <w:t>2.2 Материал трубопроводов</w:t>
         <w:tab/>
-        <w:t>20</w:t>
+        <w:t>21</w:t>
       </w:r>
     </w:p>
     <w:p>
@@ -3444,7 +3444,7 @@
       <w:r>
         <w:t>2.3 Расчёт канализационных стояков</w:t>
         <w:tab/>
-        <w:t>20</w:t>
+        <w:t>21</w:t>
       </w:r>
     </w:p>
     <w:p>
@@ -3458,7 +3458,7 @@
       <w:r>
         <w:t>2.4 Расчёт горизонтальных трубопроводов, выпусков и дворовой сети</w:t>
         <w:tab/>
-        <w:t>21</w:t>
+        <w:t>22</w:t>
       </w:r>
     </w:p>
     <w:p>
@@ -3472,7 +3472,7 @@
       <w:r>
         <w:t>2.5 Отметки лотков и глубина заложения дворовой сети</w:t>
         <w:tab/>
-        <w:t>22</w:t>
+        <w:t>23</w:t>
       </w:r>
     </w:p>
     <w:p>
@@ -3486,7 +3486,7 @@
       <w:r>
         <w:t>ЗАКЛЮЧЕНИЕ</w:t>
         <w:tab/>
-        <w:t>24</w:t>
+        <w:t>25</w:t>
       </w:r>
     </w:p>
     <w:p>
@@ -3500,7 +3500,7 @@
       <w:r>
         <w:t>БИБЛИОГРАФИЧЕСКИЙ СПИСОК</w:t>
         <w:tab/>
-        <w:t>25</w:t>
+        <w:t>26</w:t>
       </w:r>
     </w:p>
     <w:p>
@@ -4486,7 +4486,7 @@
     </w:p>
     <w:p>
       <w:r>
-        <w:t>Здание оборудуется хозяйственно-питьевым водопроводом холодной воды В1. Требуемый напор (подраздел 1.8) составляет 69,42 м и превышает гарантийный 14 м, поэтому принята схема с повысительной насосной установкой: ввод — водомерный узел — насосная установка — магистраль — стояки — поквартирные разводки. Сеть тупиковая с нижней разводкой: при одном вводе и числе квартир 66 &lt; 400 и отсутствии внутреннего пожаротушения второй ввод и кольцевание не требуются [1].</w:t>
+        <w:t>Здание оборудуется хозяйственно-питьевым водопроводом холодной воды В1. Требуемый напор (подраздел 1.8) составляет 69,39 м и превышает гарантийный 14 м, поэтому принята схема с повысительной насосной установкой: ввод — водомерный узел — насосная установка — магистраль — стояки — поквартирные разводки. Сеть тупиковая с нижней разводкой: при одном вводе и числе квартир 66 &lt; 400 и отсутствии внутреннего пожаротушения второй ввод и кольцевание не требуются [1].</w:t>
       </w:r>
     </w:p>
     <w:p>
@@ -4548,7 +4548,7 @@
     </w:p>
     <w:p>
       <w:r>
-        <w:t>В подвале секции 1 (рисунок 1.2) за вводом расположены водомерный узел с общедомовым счётчиком и обводной линией с опломбированной задвижкой и помещение насосной с повысительной установкой Wilo COR-2 MVL 408/SKw-EB-R на фундаменте 800×1000×270(h) мм. От установки магистраль В1 прокладывается под потолком подвала вдоль оси В по коридору на отметке −0,600 с уклоном 0,002 в сторону спускной арматуры; у деформационного шва на ней установлена гибкая вставка. От магистрали отходят подводки к стоякам.</w:t>
+        <w:t>В подвале секции 1 (рисунок 1.2) за вводом расположены водомерный узел и помещение насосной. Водомерный узел DN50 собран по ходу воды так: задвижка клиновая фланцевая DN50, сетчатый фильтр фланцевый DN50 (на фланцах встык с задвижкой), переход 50×25, общедомовой счётчик ВСХН-25, тройник с контрольно-спускным шаровым краном 1/2" с пробкой, переход 25×50 и вторая задвижка DN50; обводная линия DN50 — с задвижкой, опломбированной в закрытом положении (п. 12.9–12.11 СП 30.13330.2020). Повысительная установка Wilo COR-2 MVL 408/SKw-EB-R стоит на фундаменте 800×1000×270(h) мм. От установки магистраль В1 прокладывается под потолком подвала вдоль оси В по коридору от отметки −0,600 с уклоном 0,002 в сторону спускной арматуры у основания крайнего стояка секции 2 (п. 11.19 СП 30.13330.2020); у деформационного шва на ней установлена гибкая вставка. От магистрали отходят подводки к стоякам; на каждой подводке — шаровой кран для перекрытия воды, в основании каждого стояка — тройник со спускным шаровым краном 1/2" для слива воды из стояка; на выходе каждого спускного крана — штуцер с пробкой ГОСТ 8963.</w:t>
       </w:r>
     </w:p>
     <w:p>
@@ -4605,7 +4605,7 @@
     </w:p>
     <w:p>
       <w:r>
-        <w:t>У каждой квартиры свой стояк, всего шесть стояков Ст.В1-1…Ст.В1-6 (по три в секции). Стояк В1 проложен в шахте санузла рядом с канализационным стояком, на расстоянии 100 мм в свету. Шахта квартиры А не примыкает к наружной стене: между ними воздушная прослойка 50 мм и перегородка 100 мм. Подводки к стоякам в подвале обходят стояки К1 — стальные трубы В1 и чугунные К1 в плане не пересекаются. Поквартирный узел учёта — вертикальный: тройник на стояке на высоте 1,5 м от пола, шаровой кран и опуск вдоль стояка, на котором последовательно установлены фильтр, на этажах 1–7 регулятор давления (подраздел 1.8), квартирный счётчик DN15 и в конце узла обратный пружинный клапан. Арматура узла свинчена в одну сборку на резьбе, к полипропилену она присоединяется муфтами комбинированными ППР 25×1/2" — над фильтром и под обратным клапаном. Разводка к приборам — открытая, на высоте 0,25 м от пола, двумя ветками от узла: к ванне, умывальнику и мойке и к бачку унитаза. На торцах здания предусмотрены два поливочных крана Ø25 (1") на отметке +0,500 с подъёмом от магистрали. Все трубопроводы, кроме подводок к приборам, покрываются теплоизоляцией от образования конденсата.</w:t>
+        <w:t>У каждой квартиры свой стояк, всего шесть стояков Ст В1-1…Ст В1-6 (по три в секции). Стояк В1 проложен в шахте санузла рядом с канализационным стояком, на расстоянии 100 мм в свету. Шахта квартиры А не примыкает к наружной стене: между ними воздушная прослойка 50 мм и перегородка 100 мм. Подводки к стоякам в подвале обходят стояки К1 — стальные трубы В1 и чугунные К1 в плане не пересекаются. Поквартирный узел учёта — вертикальный: тройник на стояке на высоте 1,5 м от пола, на отводе от стояка — опуск вдоль стояка, на котором по ходу воды установлены шаровой кран ВР-НР, косой сетчатый фильтр, на этажах 1–7 регулятор давления (подраздел 1.8), квартирный счётчик DN15 и в конце узла обратный пружинный клапан (п. 12.13 СП 30.13330.2020); между краном, фильтром, регулятором и счётчиком — латунные ниппели, счётчик — с присоединителями. Ручка крана, циферблаты регулятора и счётчика обращены к лючку шахты — к человеку, снимающему показания. Счётчик установлен на вертикальном участке, поэтому принимается метрологического класса A с допуском вертикальной установки по паспорту и с возможностью дистанционной передачи показаний (п. 12.8, 12.13 СП 30.13330.2020). К полипропилену узел присоединяется муфтами комбинированными ППР 25×1/2" — над краном и под обратным клапаном. Разводка к приборам — открытая, на высоте 0,25 м от пола, двумя ветками от узла: к ванне, умывальнику и мойке и к бачку унитаза. Смесители умывальника и мойки присоединяются гибкой подводкой 1/2" из нержавеющей стали к водорозеткам ППР 20×1/2" на стене под прибором, смеситель ванны — к водорозетке за обшивкой короба; бачок унитаза — через шаровой кран ВР-НР 1/2" с переходником (муфтой комбинированной ППР). На торцах здания предусмотрены два поливочных крана Ø25 (1") на отметке +0,500 с подъёмом от магистрали; на их подводках в подвале — шаровой кран и спускной кран с пробкой. Все трубопроводы, кроме подводок к приборам, покрываются теплоизоляцией от образования конденсата.</w:t>
       </w:r>
     </w:p>
     <w:p>
@@ -7043,7 +7043,7 @@
     </w:p>
     <w:p>
       <w:r>
-        <w:t>Расчёт выполнен по диктующему направлению — от диктующего прибора до насосной установки (рисунок 1.3). Диктующий стояк — Ст.В1-5: потери напора от насосной до верхнего прибора на нём наибольшие (В1-1 – 4,78 м, В1-2 – 4,76 м, В1-3 – 6,20 м, В1-4 – 6,18 м, В1-5 – 7,03 м, В1-6 – 4,17 м). Диктующий прибор — душевая сетка над ванной квартиры 11-го этажа (высота 1,95 м над полом): для неё сумма отметки и потерь напора больше, чем для мойки.</w:t>
+        <w:t>Расчёт выполнен по диктующему направлению — от диктующего прибора до насосной установки (рисунок 1.3). Диктующий стояк — Ст.В1-5: потери напора от насосной до верхнего прибора на нём наибольшие (В1-1 – 4,75 м, В1-2 – 4,73 м, В1-3 – 6,17 м, В1-4 – 6,15 м, В1-5 – 7,00 м, В1-6 – 4,14 м). Диктующий прибор — душевая сетка над ванной квартиры 11-го этажа (высота 1,95 м над полом): для неё сумма отметки и потерь напора больше, чем для мойки.</w:t>
       </w:r>
     </w:p>
     <w:p>
@@ -7355,7 +7355,7 @@
     </w:p>
     <w:p>
       <w:r>
-        <w:t>Результаты расчёта приведены в таблице 1.4. Сумма потерь напора по диктующему направлению Σh = 7,03 м.</w:t>
+        <w:t>Результаты расчёта приведены в таблице 1.4. Сумма потерь напора по диктующему направлению Σh = 7,00 м.</w:t>
       </w:r>
     </w:p>
     <w:p>
@@ -7700,7 +7700,7 @@
               <w:rPr>
                 <w:sz w:val="20"/>
               </w:rPr>
-              <w:t>0,76</w:t>
+              <w:t>0,68</w:t>
             </w:r>
           </w:p>
         </w:tc>
@@ -7868,7 +7868,7 @@
               <w:rPr>
                 <w:sz w:val="20"/>
               </w:rPr>
-              <w:t>0,266</w:t>
+              <w:t>0,238</w:t>
             </w:r>
           </w:p>
         </w:tc>
@@ -12289,7 +12289,7 @@
                 <w:b/>
                 <w:sz w:val="20"/>
               </w:rPr>
-              <w:t>7,03</w:t>
+              <w:t>7,00</w:t>
             </w:r>
           </w:p>
         </w:tc>
@@ -12458,7 +12458,7 @@
     </w:p>
     <w:p>
       <w:r>
-        <w:t>Потери напора не должны превышать 5 м для крыльчатых счётчиков. Подбор приведён в таблице 1.5. Принят крыльчатый счётчик холодной воды ВСХН-25 «Тепловодомер»; водомерный узел — с обводной линией.</w:t>
+        <w:t>Потери напора не должны превышать 5 м для крыльчатых счётчиков. Подбор приведён в таблице 1.5. Принят крыльчатый счётчик холодной воды ВСХН-25 «Тепловодомер»; перед ним — фланцевый сетчатый фильтр DN50, после — контрольно-спускной кран, с обеих сторон — задвижки DN50; водомерный узел — с обводной линией (один ввод, п. 12.10 СП 30.13330.2020).</w:t>
       </w:r>
     </w:p>
     <w:p>
@@ -13154,7 +13154,7 @@
         <w:t>тр</w:t>
       </w:r>
       <w:r>
-        <w:t xml:space="preserve"> = 36,65 + 7,03 + 20,0 + 5,51 + 0,23 = 69,42 м</w:t>
+        <w:t xml:space="preserve"> = 36,65 + 7,00 + 20,0 + 5,51 + 0,23 = 69,39 м</w:t>
         <w:tab/>
         <w:t>(1.20)</w:t>
       </w:r>
@@ -13170,7 +13170,7 @@
         <w:t>тр</w:t>
       </w:r>
       <w:r>
-        <w:t xml:space="preserve"> = 69,42 м &gt; H</w:t>
+        <w:t xml:space="preserve"> = 69,39 м &gt; H</w:t>
       </w:r>
       <w:r>
         <w:rPr>
@@ -13234,7 +13234,7 @@
         <w:t>гар</w:t>
       </w:r>
       <w:r>
-        <w:t xml:space="preserve"> = 69,42 − 14 = 55,42 м,</w:t>
+        <w:t xml:space="preserve"> = 69,39 − 14 = 55,39 м,</w:t>
         <w:tab/>
         <w:t>(1.21)</w:t>
       </w:r>
@@ -13292,7 +13292,7 @@
         <w:t>р</w:t>
       </w:r>
       <w:r>
-        <w:t xml:space="preserve"> = 1000·9,81·0,00134·55,42/1000 = 0,73 кВт,</w:t>
+        <w:t xml:space="preserve"> = 1000·9,81·0,00134·55,39/1000 = 0,73 кВт,</w:t>
         <w:tab/>
         <w:t>(1.22)</w:t>
       </w:r>
@@ -13345,7 +13345,7 @@
         <w:t>р</w:t>
       </w:r>
       <w:r>
-        <w:t xml:space="preserve"> = 55,42 м)</w:t>
+        <w:t xml:space="preserve"> = 55,39 м)</w:t>
       </w:r>
     </w:p>
     <w:tbl>
@@ -13740,7 +13740,7 @@
               <w:rPr>
                 <w:sz w:val="24"/>
               </w:rPr>
-              <w:t>-11,9</w:t>
+              <w:t>-11,8</w:t>
             </w:r>
           </w:p>
         </w:tc>
@@ -14193,7 +14193,7 @@
               <w:rPr>
                 <w:sz w:val="24"/>
               </w:rPr>
-              <w:t>18,0</w:t>
+              <w:t>18,1</w:t>
             </w:r>
           </w:p>
         </w:tc>
@@ -14295,7 +14295,7 @@
         <w:t>р</w:t>
       </w:r>
       <w:r>
-        <w:t xml:space="preserve"> = 55,42 м; частотный преобразователь поддерживает постоянное давление на выходе. Установка размещается в насосной в подвале на фундаменте 800×1000×270(h) мм, на напорной линии — гибкие вставки и обратные клапаны.</w:t>
+        <w:t xml:space="preserve"> = 55,39 м; частотный преобразователь поддерживает постоянное давление на выходе. Установка размещается в насосной в подвале на фундаменте 800×1000×270(h) мм. Установка заводской готовности: на напорной линии каждого насоса — обратный клапан, запорная арматура и манометр, на всасывающей — запорная арматура и манометр, насосы на виброопорах, на коллекторах — гибкие вставки (п. 13.16–13.17 СП 30.13330.2020). Число резервных насосов — один, по табл. 24 СП 31.13330.2021 для насосных станций II категории при числе рабочих агрегатов до шести.</w:t>
       </w:r>
     </w:p>
     <w:p>
@@ -14322,7 +14322,7 @@
     </w:p>
     <w:p>
       <w:r>
-        <w:t>У каждой квартиры свой стояк, всего шесть стояков Ст.К1-1…Ст.К1-6 Ø110 мм (рисунок 2.1). На каждом этаже на стояке установлена двухплоскостная крестовина 110×50 87° с осью на +0,055 над полом: в патрубок Ø110 присоединяется унитаз (отвод Ø110 с уклоном 0,02), в патрубок Ø50 — общий отвод Ø50 от мойки, умывальника и ванны с уклоном 0,03 (приборы — косыми тройниками 45°). Сначала в отвод сходятся все приборы, унитаз присоединяется к стояку отдельно, поэтому стоки от унитаза не попадают в отвод мелких приборов. Отводы проходят над полом и в плиту перекрытия не заходят (рисунок 2.2). Ревизии на стояках установлены на высоте 1,0 м от пола на 1, 4, 7, 10 и 11-м этажах. В подвале сборные трубопроводы проложены под потолком (лоток от −0,80 у дальнего стояка до −1,08) с уклоном 0,02; у наружной стены по оси Д — опуск с прочисткой и выпуск (К1-1, К1-2) Ø100 мм с уклоном 0,01 в 3 м от торцевой стены, лоток у стены на отметке −2,000.</w:t>
+        <w:t>У каждой квартиры свой стояк, всего шесть стояков Ст К1-1…Ст К1-6 Ø110 мм (рисунок 2.1). На каждом этаже на стояке установлена двухплоскостная крестовина 110×50 87° с осью на +0,055 над полом: в патрубок Ø110 присоединяется унитаз (отвод Ø110 с уклоном 0,02), в патрубок Ø50 — общий отвод Ø50 от мойки, умывальника и ванны с уклоном 0,03 (приборы — косыми тройниками 45°). Сначала в отвод сходятся все приборы, унитаз присоединяется к стояку отдельно, поэтому стоки от унитаза не попадают в отвод мелких приборов. Отводы проходят над полом и в плиту перекрытия не заходят (рисунок 2.2). Ревизии на стояках установлены на высоте 1,0 м от пола на 1, 4, 7, 10 и 11-м этажах. В подвале сборные трубопроводы проложены под потолком (лоток от −0,80 у дальнего стояка до −1,08) с уклоном 0,02; у наружной стены по оси Д — опуск с прочисткой и выпуск (К1-1, К1-2) Ø100 мм с уклоном 0,01 в 3 м от торцевой стены, лоток у стены на отметке −2,000.</w:t>
       </w:r>
     </w:p>
     <w:p>
@@ -14431,7 +14431,7 @@
     </w:p>
     <w:p>
       <w:r>
-        <w:t>Дворовая сеть прокладывается вдоль фасада по оси Д в 5 м от стены: колодцы КК-1 и КК-3 у выпусков, контрольный колодец ККК в 1,2 м от красной линии внутри участка и колодец ГКК на городском коллекторе (рисунок 1.1). Промежуточный колодец между КК-1 и КК-3 по указанию руководителя не предусматривается (как в образце); длина участка КК-1 — КК-3 39,30 м больше 35 м, допускаемых табл. 12 СП 32.13330 [11] для d = 150 мм.</w:t>
+        <w:t>Дворовая сеть прокладывается вдоль фасада по оси Д в 5 м от стены: колодцы КК-1 и КК-3 у выпусков, контрольный колодец ККК в 1,2 м от красной линии внутри участка и колодец ГКК на городском коллекторе (рисунок 1.1). Промежуточный колодец между КК-1 и КК-3 по указанию руководителя не предусматривается (как в образце); длина участка КК-1 — КК-3 39,30 м больше 35 м, допускаемых п. 6.3.1 СП 32.13330 [11] для d = 150 мм.</w:t>
       </w:r>
     </w:p>
     <w:p>
@@ -19275,12 +19275,12 @@
     </w:p>
     <w:p>
       <w:r>
-        <w:t>– Сеть В1 — тупиковая с нижней разводкой: магистраль и подводки к стоякам — из стальных оцинкованных труб, стояки и квартирные разводки — из полипропилена PN20; поквартирные узлы учёта — вертикальные, с обратным клапаном; потери напора по диктующему направлению 7,03 м. Ввод — ПЭ100 Ø63 мм, общедомовой счётчик ВСХН-25 (h = 4,74 м ≤ 5 м).</w:t>
+        <w:t>– Сеть В1 — тупиковая с нижней разводкой: магистраль и подводки к стоякам — из стальных оцинкованных труб, стояки и квартирные разводки — из полипропилена PN20; поквартирные узлы учёта — вертикальные, с обратным клапаном; потери напора по диктующему направлению 7,00 м. Ввод — ПЭ100 Ø63 мм, общедомовой счётчик ВСХН-25 (h = 4,74 м ≤ 5 м).</w:t>
       </w:r>
     </w:p>
     <w:p>
       <w:r>
-        <w:t>– Требуемый напор 69,42 м больше гарантийного 14 м; принята установка Wilo COR-2 MVL 408/SKw-EB-R (Q = 4,83 м³/ч, H</w:t>
+        <w:t>– Требуемый напор 69,39 м больше гарантийного 14 м; принята установка Wilo COR-2 MVL 408/SKw-EB-R (Q = 4,83 м³/ч, H</w:t>
       </w:r>
       <w:r>
         <w:rPr>
@@ -19289,7 +19289,7 @@
         <w:t>р</w:t>
       </w:r>
       <w:r>
-        <w:t xml:space="preserve"> = 55,42 м), на этажах 1–7 — регуляторы давления.</w:t>
+        <w:t xml:space="preserve"> = 55,39 м), на этажах 1–7 — регуляторы давления.</w:t>
       </w:r>
     </w:p>
     <w:p>

--- a/kursovoy-viv/pz/Пояснительная записка — Буев Д.Р. — ВиВ вариант 3.docx
+++ b/kursovoy-viv/pz/Пояснительная записка — Буев Д.Р. — ВиВ вариант 3.docx
@@ -4548,7 +4548,7 @@
     </w:p>
     <w:p>
       <w:r>
-        <w:t>В подвале секции 1 (рисунок 1.2) за вводом расположены водомерный узел и помещение насосной. Водомерный узел DN50 собран по ходу воды так: задвижка клиновая фланцевая DN50, сетчатый фильтр фланцевый DN50 (на фланцах встык с задвижкой), переход 50×25, общедомовой счётчик ВСХН-25, тройник с контрольно-спускным шаровым краном 1/2" с пробкой, переход 25×50 и вторая задвижка DN50; обводная линия DN50 — с задвижкой, опломбированной в закрытом положении (п. 12.9–12.11 СП 30.13330.2020). Повысительная установка Wilo COR-2 MVL 408/SKw-EB-R стоит на фундаменте 800×1000×270(h) мм. От установки магистраль В1 прокладывается под потолком подвала вдоль оси В по коридору от отметки −0,600 с уклоном 0,002 в сторону спускной арматуры у основания крайнего стояка секции 2 (п. 11.19 СП 30.13330.2020); у деформационного шва на ней установлена гибкая вставка. От магистрали отходят подводки к стоякам; на каждой подводке — шаровой кран для перекрытия воды, в основании каждого стояка — тройник со спускным шаровым краном 1/2" для слива воды из стояка; на выходе каждого спускного крана — штуцер с пробкой ГОСТ 8963.</w:t>
+        <w:t>В подвале секции 1 (рисунок 1.2) за вводом расположены водомерный узел и помещение насосной. Водомерный узел DN50 собран по ходу воды так: задвижка клиновая фланцевая DN50, сетчатый фильтр фланцевый DN50 (на фланцах встык с задвижкой), тройник с контрольным краном 1/2" с пробкой в 0,4 м от задвижки (не далее 0,5 м, п. 12.9 СП 30.13330.2020), переход 50×25, общедомовой счётчик ВСХН-25, тройник с контрольно-спускным шаровым краном 1/2" с пробкой, переход 25×50 и вторая задвижка DN50; обводная линия DN50 — с задвижкой, опломбированной в закрытом положении (п. 12.9–12.11 СП 30.13330.2020). Повысительная установка Wilo COR-2 MVL 408/SKw-EB-R стоит на фундаменте 800×1000×270(h) мм. От установки магистраль В1 прокладывается под потолком подвала вдоль оси В по коридору от отметки −0,600 с уклоном 0,002 в сторону спускной арматуры у основания крайнего стояка секции 2 (п. 11.19 СП 30.13330.2020); у деформационного шва на ней установлена гибкая вставка. От магистрали отходят подводки к стоякам; на каждой подводке — шаровой кран для перекрытия воды, в основании каждого стояка — тройник со спускным шаровым краном 1/2" для слива воды из стояка; на выходе каждого спускного крана — штуцер с пробкой ГОСТ 8963.</w:t>
       </w:r>
     </w:p>
     <w:p>
@@ -12458,7 +12458,7 @@
     </w:p>
     <w:p>
       <w:r>
-        <w:t>Потери напора не должны превышать 5 м для крыльчатых счётчиков. Подбор приведён в таблице 1.5. Принят крыльчатый счётчик холодной воды ВСХН-25 «Тепловодомер»; перед ним — фланцевый сетчатый фильтр DN50, после — контрольно-спускной кран, с обеих сторон — задвижки DN50; водомерный узел — с обводной линией (один ввод, п. 12.10 СП 30.13330.2020).</w:t>
+        <w:t>Потери напора не должны превышать 5 м для крыльчатых счётчиков. Подбор приведён в таблице 1.5. Принят крыльчатый счётчик холодной воды ВСХН-25 «Тепловодомер»; перед ним — фланцевый сетчатый фильтр DN50, за ним — контрольный кран, после счётчика — контрольно-спускной кран, с обеих сторон — задвижки DN50; водомерный узел — с обводной линией (один ввод, п. 12.10 СП 30.13330.2020).</w:t>
       </w:r>
     </w:p>
     <w:p>
